--- a/Matematica discreta/Appunti matematica discreta.docx
+++ b/Matematica discreta/Appunti matematica discreta.docx
@@ -4,6 +4,7 @@
   <w:body>
     <w:p>
       <w:pPr>
+        <w:pStyle w:val="Titolo1"/>
         <w:rPr>
           <w:b/>
           <w:bCs/>
@@ -21,6 +22,7 @@
     </w:p>
     <w:p>
       <w:pPr>
+        <w:pStyle w:val="Titolo2"/>
         <w:rPr>
           <w:b/>
           <w:bCs/>
@@ -108,6 +110,7 @@
     </w:p>
     <w:p>
       <w:pPr>
+        <w:pStyle w:val="Titolo2"/>
         <w:rPr>
           <w:b/>
           <w:bCs/>
@@ -251,6 +254,7 @@
     </w:p>
     <w:p>
       <w:pPr>
+        <w:pStyle w:val="Titolo2"/>
         <w:rPr>
           <w:b/>
           <w:bCs/>
@@ -309,6 +313,7 @@
     </w:p>
     <w:p>
       <w:pPr>
+        <w:pStyle w:val="Titolo2"/>
         <w:rPr>
           <w:b/>
           <w:bCs/>
@@ -459,6 +464,7 @@
     <w:p/>
     <w:p>
       <w:pPr>
+        <w:pStyle w:val="Titolo1"/>
         <w:rPr>
           <w:b/>
           <w:bCs/>
@@ -484,6 +490,7 @@
     </w:p>
     <w:p>
       <w:pPr>
+        <w:pStyle w:val="Titolo2"/>
         <w:rPr>
           <w:b/>
           <w:bCs/>
@@ -564,6 +571,7 @@
     </w:p>
     <w:p>
       <w:pPr>
+        <w:pStyle w:val="Titolo2"/>
         <w:rPr>
           <w:b/>
           <w:bCs/>
@@ -744,6 +752,7 @@
     </w:p>
     <w:p>
       <w:pPr>
+        <w:pStyle w:val="Titolo2"/>
         <w:rPr>
           <w:b/>
           <w:bCs/>
@@ -836,6 +845,7 @@
     </w:p>
     <w:p>
       <w:pPr>
+        <w:pStyle w:val="Titolo2"/>
         <w:rPr>
           <w:b/>
           <w:bCs/>
@@ -949,6 +959,7 @@
     </w:p>
     <w:p>
       <w:pPr>
+        <w:pStyle w:val="Titolo2"/>
         <w:rPr>
           <w:b/>
           <w:bCs/>
@@ -1038,6 +1049,7 @@
     </w:p>
     <w:p>
       <w:pPr>
+        <w:pStyle w:val="Titolo2"/>
         <w:rPr>
           <w:b/>
           <w:bCs/>
@@ -1071,6 +1083,7 @@
     <w:p/>
     <w:p>
       <w:pPr>
+        <w:pStyle w:val="Titolo1"/>
         <w:rPr>
           <w:b/>
           <w:bCs/>
@@ -1088,6 +1101,7 @@
     </w:p>
     <w:p>
       <w:pPr>
+        <w:pStyle w:val="Titolo2"/>
         <w:rPr>
           <w:b/>
           <w:bCs/>
@@ -1237,6 +1251,7 @@
     </w:p>
     <w:p>
       <w:pPr>
+        <w:pStyle w:val="Titolo2"/>
         <w:rPr>
           <w:color w:val="E97132" w:themeColor="accent2"/>
         </w:rPr>
@@ -1387,6 +1402,7 @@
     </w:p>
     <w:p>
       <w:pPr>
+        <w:pStyle w:val="Titolo2"/>
         <w:rPr>
           <w:b/>
           <w:bCs/>
@@ -1463,6 +1479,7 @@
     </w:p>
     <w:p>
       <w:pPr>
+        <w:pStyle w:val="Titolo2"/>
         <w:rPr>
           <w:b/>
           <w:bCs/>
@@ -1537,6 +1554,7 @@
     </w:p>
     <w:p>
       <w:pPr>
+        <w:pStyle w:val="Titolo2"/>
         <w:rPr>
           <w:b/>
           <w:bCs/>
@@ -1665,6 +1683,7 @@
     <w:p/>
     <w:p>
       <w:pPr>
+        <w:pStyle w:val="Titolo1"/>
         <w:rPr>
           <w:b/>
           <w:bCs/>
@@ -1690,6 +1709,7 @@
     </w:p>
     <w:p>
       <w:pPr>
+        <w:pStyle w:val="Titolo2"/>
         <w:rPr>
           <w:b/>
           <w:bCs/>
@@ -1851,6 +1871,7 @@
     </w:p>
     <w:p>
       <w:pPr>
+        <w:pStyle w:val="Titolo2"/>
         <w:rPr>
           <w:b/>
           <w:bCs/>
@@ -1999,6 +2020,7 @@
     </w:p>
     <w:p>
       <w:pPr>
+        <w:pStyle w:val="Titolo2"/>
         <w:rPr>
           <w:color w:val="E97132" w:themeColor="accent2"/>
         </w:rPr>
@@ -2039,6 +2061,7 @@
     </w:p>
     <w:p>
       <w:pPr>
+        <w:pStyle w:val="Titolo2"/>
         <w:rPr>
           <w:b/>
           <w:bCs/>
@@ -2177,6 +2200,7 @@
     </w:p>
     <w:p>
       <w:pPr>
+        <w:pStyle w:val="Titolo2"/>
         <w:rPr>
           <w:b/>
           <w:bCs/>
@@ -2354,6 +2378,7 @@
     </w:p>
     <w:p>
       <w:pPr>
+        <w:pStyle w:val="Titolo2"/>
         <w:rPr>
           <w:b/>
           <w:bCs/>
@@ -2575,6 +2600,7 @@
     </w:p>
     <w:p>
       <w:pPr>
+        <w:pStyle w:val="Titolo2"/>
         <w:rPr>
           <w:b/>
           <w:bCs/>
@@ -2701,6 +2727,7 @@
     </w:p>
     <w:p>
       <w:pPr>
+        <w:pStyle w:val="Titolo2"/>
         <w:rPr>
           <w:b/>
           <w:bCs/>
@@ -2873,6 +2900,7 @@
     </w:p>
     <w:p>
       <w:pPr>
+        <w:pStyle w:val="Titolo2"/>
         <w:rPr>
           <w:b/>
           <w:bCs/>
@@ -2910,6 +2938,7 @@
     <w:p/>
     <w:p>
       <w:pPr>
+        <w:pStyle w:val="Titolo1"/>
         <w:rPr>
           <w:b/>
           <w:bCs/>
@@ -2927,6 +2956,7 @@
     </w:p>
     <w:p>
       <w:pPr>
+        <w:pStyle w:val="Titolo2"/>
         <w:rPr>
           <w:b/>
           <w:bCs/>
@@ -3168,6 +3198,7 @@
     </w:p>
     <w:p>
       <w:pPr>
+        <w:pStyle w:val="Titolo2"/>
         <w:rPr>
           <w:b/>
           <w:bCs/>
@@ -3203,6 +3234,7 @@
     </w:p>
     <w:p>
       <w:pPr>
+        <w:pStyle w:val="Titolo2"/>
         <w:rPr>
           <w:b/>
           <w:bCs/>
@@ -3323,6 +3355,7 @@
     </w:p>
     <w:p>
       <w:pPr>
+        <w:pStyle w:val="Titolo2"/>
         <w:rPr>
           <w:b/>
           <w:bCs/>
@@ -3340,6 +3373,7 @@
     </w:p>
     <w:p>
       <w:pPr>
+        <w:pStyle w:val="Titolo2"/>
         <w:rPr>
           <w:b/>
           <w:bCs/>
@@ -3717,6 +3751,7 @@
     </w:p>
     <w:p>
       <w:pPr>
+        <w:pStyle w:val="Titolo2"/>
         <w:rPr>
           <w:b/>
           <w:bCs/>
@@ -4053,6 +4088,7 @@
     <w:p/>
     <w:p>
       <w:pPr>
+        <w:pStyle w:val="Titolo1"/>
         <w:rPr>
           <w:b/>
           <w:bCs/>
@@ -4086,6 +4122,7 @@
     </w:p>
     <w:p>
       <w:pPr>
+        <w:pStyle w:val="Titolo2"/>
         <w:rPr>
           <w:b/>
           <w:bCs/>
@@ -4220,6 +4257,7 @@
     </w:p>
     <w:p>
       <w:pPr>
+        <w:pStyle w:val="Titolo2"/>
         <w:rPr>
           <w:b/>
           <w:bCs/>
@@ -4362,6 +4400,7 @@
     </w:p>
     <w:p>
       <w:pPr>
+        <w:pStyle w:val="Titolo2"/>
         <w:rPr>
           <w:b/>
           <w:bCs/>
@@ -4539,6 +4578,7 @@
     </w:p>
     <w:p>
       <w:pPr>
+        <w:pStyle w:val="Titolo2"/>
         <w:rPr>
           <w:b/>
           <w:bCs/>
@@ -4556,6 +4596,7 @@
     </w:p>
     <w:p>
       <w:pPr>
+        <w:pStyle w:val="Titolo2"/>
         <w:rPr>
           <w:b/>
           <w:bCs/>
@@ -4686,6 +4727,7 @@
     </w:p>
     <w:p>
       <w:pPr>
+        <w:pStyle w:val="Titolo2"/>
         <w:rPr>
           <w:b/>
           <w:bCs/>
@@ -4823,6 +4865,7 @@
     </w:p>
     <w:p>
       <w:pPr>
+        <w:pStyle w:val="Titolo2"/>
         <w:rPr>
           <w:b/>
           <w:bCs/>
@@ -4867,6 +4910,7 @@
     <w:p/>
     <w:p>
       <w:pPr>
+        <w:pStyle w:val="Titolo1"/>
         <w:rPr>
           <w:b/>
           <w:bCs/>
@@ -4892,6 +4936,7 @@
     </w:p>
     <w:p>
       <w:pPr>
+        <w:pStyle w:val="Titolo2"/>
         <w:rPr>
           <w:b/>
           <w:bCs/>
@@ -5019,6 +5064,7 @@
     </w:p>
     <w:p>
       <w:pPr>
+        <w:pStyle w:val="Titolo2"/>
         <w:rPr>
           <w:b/>
           <w:bCs/>
@@ -5240,6 +5286,7 @@
     </w:p>
     <w:p>
       <w:pPr>
+        <w:pStyle w:val="Titolo2"/>
         <w:rPr>
           <w:b/>
           <w:bCs/>
@@ -5335,6 +5382,7 @@
     </w:p>
     <w:p>
       <w:pPr>
+        <w:pStyle w:val="Titolo2"/>
         <w:rPr>
           <w:b/>
           <w:bCs/>
@@ -5484,6 +5532,7 @@
     <w:p/>
     <w:p>
       <w:pPr>
+        <w:pStyle w:val="Titolo1"/>
         <w:rPr>
           <w:b/>
           <w:bCs/>
@@ -5509,6 +5558,7 @@
     </w:p>
     <w:p>
       <w:pPr>
+        <w:pStyle w:val="Titolo2"/>
         <w:rPr>
           <w:b/>
           <w:bCs/>
@@ -5613,6 +5663,7 @@
     </w:p>
     <w:p>
       <w:pPr>
+        <w:pStyle w:val="Titolo2"/>
         <w:rPr>
           <w:b/>
           <w:bCs/>
@@ -5684,6 +5735,7 @@
     </w:p>
     <w:p>
       <w:pPr>
+        <w:pStyle w:val="Titolo2"/>
         <w:rPr>
           <w:b/>
           <w:bCs/>
@@ -5848,6 +5900,7 @@
     </w:p>
     <w:p>
       <w:pPr>
+        <w:pStyle w:val="Titolo2"/>
         <w:rPr>
           <w:b/>
           <w:bCs/>
@@ -6004,6 +6057,7 @@
     </w:p>
     <w:p>
       <w:pPr>
+        <w:pStyle w:val="Titolo2"/>
         <w:rPr>
           <w:b/>
           <w:bCs/>
@@ -6122,6 +6176,7 @@
     </w:p>
     <w:p>
       <w:pPr>
+        <w:pStyle w:val="Titolo2"/>
         <w:rPr>
           <w:b/>
           <w:bCs/>
@@ -6218,6 +6273,7 @@
     <w:p/>
     <w:p>
       <w:pPr>
+        <w:pStyle w:val="Titolo1"/>
         <w:rPr>
           <w:b/>
           <w:bCs/>
@@ -6243,6 +6299,7 @@
     </w:p>
     <w:p>
       <w:pPr>
+        <w:pStyle w:val="Titolo2"/>
         <w:rPr>
           <w:b/>
           <w:bCs/>
@@ -6375,6 +6432,7 @@
     </w:p>
     <w:p>
       <w:pPr>
+        <w:pStyle w:val="Titolo2"/>
         <w:rPr>
           <w:b/>
           <w:bCs/>
@@ -6489,6 +6547,7 @@
     </w:p>
     <w:p>
       <w:pPr>
+        <w:pStyle w:val="Titolo2"/>
         <w:rPr>
           <w:b/>
           <w:bCs/>
@@ -6511,6 +6570,7 @@
     </w:p>
     <w:p>
       <w:pPr>
+        <w:pStyle w:val="Titolo2"/>
         <w:rPr>
           <w:b/>
           <w:bCs/>
@@ -6615,6 +6675,7 @@
     <w:p/>
     <w:p>
       <w:pPr>
+        <w:pStyle w:val="Titolo2"/>
         <w:rPr>
           <w:b/>
           <w:bCs/>
@@ -6887,6 +6948,7 @@
     </w:p>
     <w:p>
       <w:pPr>
+        <w:pStyle w:val="Titolo2"/>
         <w:rPr>
           <w:b/>
           <w:bCs/>
@@ -7033,6 +7095,7 @@
     </w:p>
     <w:p>
       <w:pPr>
+        <w:pStyle w:val="Titolo2"/>
         <w:rPr>
           <w:b/>
           <w:bCs/>
@@ -7096,6 +7159,7 @@
     </w:p>
     <w:p>
       <w:pPr>
+        <w:pStyle w:val="Titolo2"/>
         <w:rPr>
           <w:b/>
           <w:bCs/>
@@ -7239,6 +7303,7 @@
     </w:p>
     <w:p>
       <w:pPr>
+        <w:pStyle w:val="Titolo2"/>
         <w:rPr>
           <w:b/>
           <w:bCs/>
@@ -14535,16 +14600,8 @@
     <w:rsid w:val="00E70C6A"/>
     <w:pPr>
       <w:keepNext/>
-      <w:keepLines/>
-      <w:spacing w:before="360" w:after="80"/>
       <w:outlineLvl w:val="0"/>
     </w:pPr>
-    <w:rPr>
-      <w:rFonts w:asciiTheme="majorHAnsi" w:eastAsiaTheme="majorEastAsia" w:hAnsiTheme="majorHAnsi" w:cstheme="majorBidi"/>
-      <w:color w:val="0F4761" w:themeColor="accent1" w:themeShade="BF"/>
-      <w:sz w:val="40"/>
-      <w:szCs w:val="40"/>
-    </w:rPr>
   </w:style>
   <w:style w:type="paragraph" w:styleId="Titolo2">
     <w:name w:val="heading 2"/>
@@ -14558,16 +14615,8 @@
     <w:rsid w:val="00E70C6A"/>
     <w:pPr>
       <w:keepNext/>
-      <w:keepLines/>
-      <w:spacing w:before="160" w:after="80"/>
       <w:outlineLvl w:val="1"/>
     </w:pPr>
-    <w:rPr>
-      <w:rFonts w:asciiTheme="majorHAnsi" w:eastAsiaTheme="majorEastAsia" w:hAnsiTheme="majorHAnsi" w:cstheme="majorBidi"/>
-      <w:color w:val="0F4761" w:themeColor="accent1" w:themeShade="BF"/>
-      <w:sz w:val="32"/>
-      <w:szCs w:val="32"/>
-    </w:rPr>
   </w:style>
   <w:style w:type="paragraph" w:styleId="Titolo3">
     <w:name w:val="heading 3"/>

--- a/Matematica discreta/Appunti matematica discreta.docx
+++ b/Matematica discreta/Appunti matematica discreta.docx
@@ -612,7 +612,7 @@
         <w:jc w:val="center"/>
       </w:pPr>
       <w:r>
-        <w:t>S ⊆ T ⟺ (∀ x ∈ S ⟹ x ∈ T)</w:t>
+        <w:t>S ⊆ T ⟺ ∀ x ∈ S, x ∈ T</w:t>
       </w:r>
     </w:p>
     <w:p>
@@ -734,17 +734,16 @@
           <w:i/>
           <w:iCs/>
         </w:rPr>
-        <w:t>sottoinsiemi banali</w:t>
-      </w:r>
-      <w:r>
-        <w:t xml:space="preserve"> (o impropri); qualsiasi altro sottoinsieme intermedio è detto </w:t>
+        <w:t>sottoinsiemi banali;</w:t>
+      </w:r>
+      <w:r>
+        <w:t xml:space="preserve"> un sottoinsieme S ⊆ A con S ≠ A è detto proprio (come definito sopra)</w:t>
       </w:r>
       <w:r>
         <w:rPr>
           <w:i/>
           <w:iCs/>
         </w:rPr>
-        <w:t>proprio</w:t>
       </w:r>
       <w:r>
         <w:t>.</w:t>
@@ -1077,7 +1076,7 @@
         <w:t>gerarchia di livelli logici</w:t>
       </w:r>
       <w:r>
-        <w:t>: gli elementi contenuti all'interno di un sotto-insieme non vengono ereditati automaticamente dall'insieme contenitore di livello superiore. Aggiungere una parentesi graffa altera completamente la natura dell'oggetto matematico: la notazione a indica un elemento semplice, mentre {a} indica l'insieme che contiene quell'elemento.</w:t>
+        <w:t>: gli elementi di un insieme che è a sua volta elemento di B (come A in B = {A, 3}) non sono automaticamente elementi di B: A ∈ B non implica A ⊆ B. Aggiungere una parentesi graffa altera completamente la natura dell'oggetto matematico: la notazione a indica un elemento semplice, mentre {a} indica l'insieme che contiene quell'elemento.</w:t>
       </w:r>
     </w:p>
     <w:p/>
@@ -1788,7 +1787,7 @@
     </w:p>
     <w:p>
       <w:r>
-        <w:t>In generale, la differenza tra insiemi non gode della proprietà commutativa, ossia A ∖ B ≠ B ∖ A.</w:t>
+        <w:t>In generale, la differenza tra insiemi non è commutativa: esistono insiemi per cui A ∖ B ≠ B ∖ A (ad esempio per A = {1, 2} e B = {2, 3} si ha A ∖ B = {1} e B ∖ A = {3}).</w:t>
       </w:r>
     </w:p>
     <w:p>
@@ -1840,13 +1839,12 @@
         <w:t>A</w:t>
       </w:r>
       <w:r>
-        <w:t>(S) oppure S</w:t>
+        <w:t>(S)</w:t>
       </w:r>
       <w:r>
         <w:rPr>
           <w:vertAlign w:val="superscript"/>
         </w:rPr>
-        <w:t>c</w:t>
       </w:r>
       <w:r>
         <w:t xml:space="preserve">: </w:t>
@@ -2874,13 +2872,11 @@
         <w:t>n = 3 (A = {a, b, c})</w:t>
       </w:r>
       <w:r>
-        <w:t xml:space="preserve">: Elencando l'insieme vuoto ∅, i tre singoletti ({a}, {b}, {c}), le tre coppie ({a, b}, {a, c}, {b, c}) e il </w:t>
-      </w:r>
-      <w:r>
-        <w:t>triletto</w:t>
-      </w:r>
-      <w:r>
-        <w:t xml:space="preserve"> {a, b, c}, si contano in tutto 8 sottoinsiemi. </w:t>
+        <w:t>: Elencando l'insieme vuoto ∅, i tre singoletti ({a}, {b}, {c}), le tre coppie ({a, b}, {a, c}, {b, c}) e l'insieme intero {a, b, c}</w:t>
+      </w:r>
+      <w:r/>
+      <w:r>
+        <w:t xml:space="preserve">, si contano in tutto 8 sottoinsiemi. </w:t>
       </w:r>
       <w:r>
         <w:t>Dunque</w:t>
@@ -2974,24 +2970,17 @@
     </w:p>
     <w:p>
       <w:r>
-        <w:t xml:space="preserve">Tra la fine dell'Ottocento e l'inizio del Novecento, la comunità matematica cercò di definire i numeri naturali a partire dalle strutture insiemistiche più elementari. Tuttavia, la scoperta di paradossi logici fondamentali (come il </w:t>
+        <w:t>Tra la fine dell'Ottocento e l'inizio del Novecento, la comunità matematica cercò di definire i numeri naturali a partire dalle strutture insiemistiche più elementari. Gli assiomi di Peano (1889) seguono un'altra strada: non costruiscono i numeri naturali a partire dagli insiemi, ma li caratterizzano dando un elemento iniziale, lo 0, e una funzione successore con proprietà precise. (Il paradosso di Russell, del 1901, relativo alla collezione di tutti gli insiemi che non contengono se stessi, mostrò poi che la teoria ingenua degli insiemi va maneggiata con cautela.)</w:t>
       </w:r>
       <w:r>
         <w:rPr>
           <w:i/>
           <w:iCs/>
         </w:rPr>
-        <w:t>Paradosso di Russell</w:t>
-      </w:r>
-      <w:r>
-        <w:t xml:space="preserve"> sulla collezione di tutti gli insiemi che non contengono </w:t>
-      </w:r>
-      <w:r>
-        <w:t>se</w:t>
-      </w:r>
-      <w:r>
-        <w:t xml:space="preserve"> stessi) fece crollare i tentativi di costruzione diretta e dimostrò la necessità di definire l'aritmetica mediante un sistema formale di assiomi.</w:t>
-      </w:r>
+      </w:r>
+      <w:r/>
+      <w:r/>
+      <w:r/>
     </w:p>
     <w:p>
       <w:r>
@@ -3216,10 +3205,10 @@
     </w:p>
     <w:p>
       <w:r>
-        <w:t xml:space="preserve">I primi quattro assiomi da soli non bastano a identificare in modo univoco l'insieme ℕ, poiché ammetterebbero strutture patologiche composte da catene infinite "separate" (ad esempio, una sequenza infinita per i numeri pari seguita da una sequenza isolata per i dispari, da cui non si potrebbe </w:t>
-      </w:r>
-      <w:r>
-        <w:t xml:space="preserve">mai raggiungere la seconda partendo da 0). Il quinto assioma garantisce che </w:t>
+        <w:t>I primi quattro assiomi da soli non bastano a identificare in modo univoco l'insieme ℕ, poiché ammetterebbero strutture patologiche composte da catene infinite "separate" (ad esempio, ℕ affiancato da una seconda catena infinita separata (…, −1′, 0′, 1′, …) i cui elementi non si raggiungono mai partendo da 0 con il successore: una struttura del genere soddisfa i primi quattro assiomi ma non il quinto</w:t>
+      </w:r>
+      <w:r>
+        <w:t xml:space="preserve">). Il quinto assioma garantisce che </w:t>
       </w:r>
       <w:r>
         <w:rPr>
@@ -3616,11 +3605,9 @@
         <w:t xml:space="preserve"> </w:t>
       </w:r>
       <w:r>
-        <w:t xml:space="preserve">   (</w:t>
-      </w:r>
-      <w:r>
-        <w:t>Raccoglimento parziale di ((n+1)))</w:t>
-      </w:r>
+        <w:t xml:space="preserve">   (Raccoglimento parziale di (n+1))</w:t>
+      </w:r>
+      <w:r/>
     </w:p>
     <w:p>
       <w:pPr>
@@ -3746,7 +3733,7 @@
     </w:p>
     <w:p>
       <w:r>
-        <w:t>La formula per n+1 è verificata e la proprietà vale per ogni n ∈ ℕ.</w:t>
+        <w:t>La formula per n+1 è verificata e la proprietà vale per ogni n ≥ 1.</w:t>
       </w:r>
     </w:p>
     <w:p>

--- a/Matematica discreta/Appunti matematica discreta.docx
+++ b/Matematica discreta/Appunti matematica discreta.docx
@@ -7355,6 +7355,2057 @@
       </w:r>
       <w:r>
         <w:t xml:space="preserve">. Se una retta verticale intersecasse la curva in due o più punti, la corrispondenza genererebbe ambiguità e non costituirebbe una funzione valida.</w:t>
+      </w:r>
+    </w:p>
+    <w:p>
+      <w:pPr>
+        <w:pStyle w:val="Titolo1"/>
+      </w:pPr>
+      <w:r>
+        <w:rPr>
+          <w:b/>
+          <w:color w:val="EE0000"/>
+        </w:rPr>
+        <w:t>10. Funzioni: Definizione, Rappresentazioni e Uguaglianza</w:t>
+      </w:r>
+    </w:p>
+    <w:p>
+      <w:pPr>
+        <w:pStyle w:val="Titolo2"/>
+      </w:pPr>
+      <w:r>
+        <w:rPr>
+          <w:b/>
+          <w:color w:val="E97132"/>
+        </w:rPr>
+        <w:t>Dare una funzione significa dare tre oggetti</w:t>
+      </w:r>
+    </w:p>
+    <w:p>
+      <w:r>
+        <w:rPr/>
+        <w:t xml:space="preserve">Come visto nel capitolo 9, una </w:t>
+      </w:r>
+      <w:r>
+        <w:rPr>
+          <w:b/>
+        </w:rPr>
+        <w:t>funzione</w:t>
+      </w:r>
+      <w:r>
+        <w:rPr/>
+        <w:t xml:space="preserve"> (o </w:t>
+      </w:r>
+      <w:r>
+        <w:rPr>
+          <w:b/>
+        </w:rPr>
+        <w:t>applicazione</w:t>
+      </w:r>
+      <w:r>
+        <w:rPr/>
+        <w:t xml:space="preserve">) ha un </w:t>
+      </w:r>
+      <w:r>
+        <w:rPr>
+          <w:b/>
+        </w:rPr>
+        <w:t>dominio</w:t>
+      </w:r>
+      <w:r>
+        <w:rPr/>
+        <w:t xml:space="preserve"> A, un </w:t>
+      </w:r>
+      <w:r>
+        <w:rPr>
+          <w:b/>
+        </w:rPr>
+        <w:t>codominio</w:t>
+      </w:r>
+      <w:r>
+        <w:rPr/>
+        <w:t xml:space="preserve"> B e un </w:t>
+      </w:r>
+      <w:r>
+        <w:rPr>
+          <w:b/>
+        </w:rPr>
+        <w:t>grafico</w:t>
+      </w:r>
+      <w:r>
+        <w:rPr/>
+        <w:t xml:space="preserve"> Γ ⊆ A × B con la condizione di esistenza e unicità ∀ a ∈ A, ∃! b ∈ B tale che (a, b) ∈ Γ; dare una funzione significa dare la tripla (A, B, Γ). Quando (a, b) ∈ Γ si scrive f(a) = b, e le due scritture sono equivalenti. Lettere come f, g, h sono la scelta abituale per i nomi delle funzioni, ma non c'è alcun obbligo. Va notato che A e B possono anche essere lo stesso insieme: fa parte della definizione e capiterà spesso, con lo stesso insieme che una volta gioca da dominio e una volta da codominio.</w:t>
+      </w:r>
+    </w:p>
+    <w:p>
+      <w:pPr>
+        <w:pStyle w:val="Titolo2"/>
+      </w:pPr>
+      <w:r>
+        <w:rPr>
+          <w:b/>
+          <w:color w:val="E97132"/>
+        </w:rPr>
+        <w:t>Un esempio completo su insiemi piccoli</w:t>
+      </w:r>
+    </w:p>
+    <w:p>
+      <w:r>
+        <w:rPr/>
+        <w:t>Prendiamo A = {a, b, c, d} e B = {1, 2, 3}. Il prodotto cartesiano A × B si può disegnare come una piccola scacchiera di 4 × 3 caselle, ciascuna delle quali è una coppia (per esempio una casella rappresenta (c, 2), un'altra (a, 3)). Assegnare un grafico significa scegliere quali caselle appartengono a Γ.</w:t>
+      </w:r>
+    </w:p>
+    <w:p>
+      <w:r>
+        <w:rPr/>
+        <w:t>Se segniamo le caselle (a, 2), (b, 2), (c, 3), (d, 1), sopra ogni elemento di A c'è esattamente una casella segnata: Γ definisce una funzione, con f(a) = 2, f(b) = 2, f(c) = 3, f(d) = 1. Si noti che 2 compare due volte come valore, e non è un problema: la definizione chiede un solo valore per ogni elemento del dominio, non valori diversi.</w:t>
+      </w:r>
+    </w:p>
+    <w:p>
+      <w:r>
+        <w:rPr/>
+        <w:t>Questa descrizione a scacchiera serve a capire la definizione, ma nella pratica non si scrive così: se non c'è una formula che esprima la funzione, il modo più rapido è assegnare direttamente a ogni elemento del dominio il suo valore.</w:t>
+      </w:r>
+    </w:p>
+    <w:p>
+      <w:pPr>
+        <w:pStyle w:val="Titolo2"/>
+      </w:pPr>
+      <w:r>
+        <w:rPr>
+          <w:b/>
+          <w:color w:val="E97132"/>
+        </w:rPr>
+        <w:t>Cosa NON è una funzione</w:t>
+      </w:r>
+    </w:p>
+    <w:p>
+      <w:r>
+        <w:rPr/>
+        <w:t>Sulla scacchiera la condizione di esistenza e unicità può fallire in due modi: se sopra un elemento di A non c'è nessuna casella segnata manca l'esistenza, se ce ne sono due o più manca l'unicità. Nell'esempio precedente, se avessimo segnato due caselle sopra l'elemento b, il valore di f in b sarebbe ambiguo e Γ non definirebbe una funzione.</w:t>
+      </w:r>
+    </w:p>
+    <w:p>
+      <w:pPr>
+        <w:pStyle w:val="Titolo2"/>
+      </w:pPr>
+      <w:r>
+        <w:rPr>
+          <w:b/>
+          <w:color w:val="E97132"/>
+        </w:rPr>
+        <w:t>Differenza rispetto alla funzione di analisi</w:t>
+      </w:r>
+    </w:p>
+    <w:p>
+      <w:r>
+        <w:rPr/>
+        <w:t xml:space="preserve">Chi è abituato alle funzioni reali di variabile reale parte sempre dal calcolare il dominio come insieme dei punti in cui l'espressione ha senso (denominatore diverso da zero, radicando maggiore o uguale a zero e così via). Qui questo passo non esiste: il dominio </w:t>
+      </w:r>
+      <w:r>
+        <w:rPr>
+          <w:b/>
+        </w:rPr>
+        <w:t>viene assegnato</w:t>
+      </w:r>
+      <w:r>
+        <w:rPr/>
+        <w:t xml:space="preserve"> insieme alla funzione, e si richiede che il valore f(a) esista per ogni a del dominio scelto. Dire "f(a) = b" deve essere sempre possibile, qualunque sia a ∈ A.</w:t>
+      </w:r>
+    </w:p>
+    <w:p>
+      <w:pPr>
+        <w:pStyle w:val="Titolo2"/>
+      </w:pPr>
+      <w:r>
+        <w:rPr>
+          <w:b/>
+          <w:color w:val="E97132"/>
+        </w:rPr>
+        <w:t>Le notazioni a freccia</w:t>
+      </w:r>
+    </w:p>
+    <w:p>
+      <w:r>
+        <w:rPr/>
+        <w:t xml:space="preserve">Una funzione si scrive quasi sempre f : A → B, che dice in un colpo solo dominio e codominio. Il nome si può anche mettere sopra la freccia, A →(f) B: è comodo quando si hanno più funzioni nello stesso diagramma, per esempio due funzioni f e g entrambe da A in B. Per questo motivo si parla spesso di </w:t>
+      </w:r>
+      <w:r>
+        <w:rPr>
+          <w:b/>
+        </w:rPr>
+        <w:t>freccia</w:t>
+      </w:r>
+      <w:r>
+        <w:rPr/>
+        <w:t xml:space="preserve"> (o di </w:t>
+      </w:r>
+      <w:r>
+        <w:rPr>
+          <w:b/>
+        </w:rPr>
+        <w:t>mappa</w:t>
+      </w:r>
+      <w:r>
+        <w:rPr/>
+        <w:t>) per indicare una funzione.</w:t>
+      </w:r>
+    </w:p>
+    <w:p>
+      <w:r>
+        <w:rPr/>
+        <w:t>Per descrivere il singolo elemento si usa la freccia con il trattino, x ↦ f(x), che si legge "x va in f(x)": per esempio n ↦ a</w:t>
+      </w:r>
+      <w:r>
+        <w:rPr>
+          <w:vertAlign w:val="subscript"/>
+        </w:rPr>
+        <w:t>n</w:t>
+      </w:r>
+      <w:r>
+        <w:rPr/>
+        <w:t xml:space="preserve"> associa a ogni naturale n un numero reale.</w:t>
+      </w:r>
+    </w:p>
+    <w:p>
+      <w:pPr>
+        <w:pStyle w:val="Titolo2"/>
+      </w:pPr>
+      <w:r>
+        <w:rPr>
+          <w:b/>
+          <w:color w:val="E97132"/>
+        </w:rPr>
+        <w:t>Rappresentazione con i diagrammi di Venn</w:t>
+      </w:r>
+    </w:p>
+    <w:p>
+      <w:r>
+        <w:rPr/>
+        <w:t xml:space="preserve">Una funzione si può rappresentare con due ovali, uno per A e uno per B, e una freccia da ogni punto x del dominio al punto y = f(x) del codominio. Anche quando A = B conviene </w:t>
+      </w:r>
+      <w:r>
+        <w:rPr>
+          <w:b/>
+        </w:rPr>
+        <w:t>disegnare due copie separate</w:t>
+      </w:r>
+      <w:r>
+        <w:rPr/>
+        <w:t xml:space="preserve"> dell'insieme, una come dominio e una come codominio. Un modo intuitivo di pensare a una funzione è come a una scatola con un'entrata e un'uscita: dentro entra un elemento del dominio e ne esce uno del codominio.</w:t>
+      </w:r>
+    </w:p>
+    <w:p>
+      <w:pPr>
+        <w:pStyle w:val="Titolo2"/>
+      </w:pPr>
+      <w:r>
+        <w:rPr>
+          <w:b/>
+          <w:color w:val="E97132"/>
+        </w:rPr>
+        <w:t>Quando due funzioni sono uguali</w:t>
+      </w:r>
+    </w:p>
+    <w:p>
+      <w:r>
+        <w:rPr/>
+        <w:t xml:space="preserve">Dare una funzione significa dare tutti e tre gli oggetti (A, B, Γ), quindi f = (A, B, Γ) e g = (A′, B′, Γ′) sono </w:t>
+      </w:r>
+      <w:r>
+        <w:rPr>
+          <w:b/>
+        </w:rPr>
+        <w:t>uguali</w:t>
+      </w:r>
+      <w:r>
+        <w:rPr/>
+        <w:t xml:space="preserve"> se e solo se coincidono tutti e tre: A = A′, B = B′ e Γ = Γ′. Non basta avere la stessa espressione, e non basta nemmeno avere gli stessi valori: servono anche lo stesso dominio e lo stesso codominio.</w:t>
+      </w:r>
+    </w:p>
+    <w:p>
+      <w:r>
+        <w:rPr/>
+        <w:t>Un esempio fa vedere l'effetto contrario. Sull'insieme {0, 1, 2} (con codominio ℝ) consideriamo f(x) = 3x² − 1 e g(x) = x³ + 2x − 1. Le due espressioni sono diverse, ma:</w:t>
+      </w:r>
+    </w:p>
+    <w:p>
+      <w:pPr>
+        <w:numPr>
+          <w:ilvl w:val="0"/>
+          <w:numId w:val="1"/>
+        </w:numPr>
+      </w:pPr>
+      <w:r>
+        <w:rPr/>
+        <w:t>f(0) = −1 e g(0) = −1;</w:t>
+      </w:r>
+    </w:p>
+    <w:p>
+      <w:pPr>
+        <w:numPr>
+          <w:ilvl w:val="0"/>
+          <w:numId w:val="1"/>
+        </w:numPr>
+      </w:pPr>
+      <w:r>
+        <w:rPr/>
+        <w:t>f(1) = 2 e g(1) = 2;</w:t>
+      </w:r>
+    </w:p>
+    <w:p>
+      <w:pPr>
+        <w:numPr>
+          <w:ilvl w:val="0"/>
+          <w:numId w:val="1"/>
+        </w:numPr>
+      </w:pPr>
+      <w:r>
+        <w:rPr/>
+        <w:t>f(2) = 11 e g(2) = 8 + 4 − 1 = 11.</w:t>
+      </w:r>
+    </w:p>
+    <w:p>
+      <w:r>
+        <w:rPr/>
+        <w:t xml:space="preserve">Hanno lo stesso dominio, lo stesso codominio e lo stesso grafico, quindi </w:t>
+      </w:r>
+      <w:r>
+        <w:rPr>
+          <w:b/>
+        </w:rPr>
+        <w:t>f = g</w:t>
+      </w:r>
+      <w:r>
+        <w:rPr/>
+        <w:t xml:space="preserve"> pur essendo scritte con espressioni diverse. A lezione è stato accennato che fenomeni di questo tipo si incontrano nello studio dei campi finiti in crittografia.</w:t>
+      </w:r>
+    </w:p>
+    <w:p>
+      <w:r>
+        <w:rPr>
+          <w:b/>
+        </w:rPr>
+        <w:t>Trabocchetto d'esame:</w:t>
+      </w:r>
+      <w:r>
+        <w:rPr/>
+        <w:t xml:space="preserve"> assegnare una funzione dando solo un'espressione da calcolare non è abbastanza preciso. Se si vogliono studiare proprietà come iniettività e suriettività bisogna sempre specificare dominio e codominio, perché cambiandoli la stessa espressione può dare funzioni con proprietà diverse (lo vedremo nel capitolo 14).</w:t>
+      </w:r>
+    </w:p>
+    <w:p>
+      <w:r>
+        <w:rPr/>
+        <w:t>Dopo l'uguaglianza vediamo le funzioni che compaiono di continuo, e due costruzioni elementari: successioni e restrizioni.</w:t>
+      </w:r>
+    </w:p>
+    <w:p>
+      <w:pPr>
+        <w:pStyle w:val="Titolo1"/>
+      </w:pPr>
+      <w:r>
+        <w:rPr>
+          <w:b/>
+          <w:color w:val="EE0000"/>
+        </w:rPr>
+        <w:t>11. Funzioni Notevoli, Successioni e Restrizione</w:t>
+      </w:r>
+    </w:p>
+    <w:p>
+      <w:pPr>
+        <w:pStyle w:val="Titolo2"/>
+      </w:pPr>
+      <w:r>
+        <w:rPr>
+          <w:b/>
+          <w:color w:val="E97132"/>
+        </w:rPr>
+        <w:t>Le funzioni che ricorrono sempre</w:t>
+      </w:r>
+    </w:p>
+    <w:p>
+      <w:r>
+        <w:rPr/>
+        <w:t>Esiste un piccolo elenco di funzioni standard che conviene conoscere, perché compaiono continuamente, spesso in modo implicito. Per definirle indichiamo a parole come si comporta il valore invece di scrivere esplicitamente il grafico Γ, che sarebbe macchinoso: è però importante ricordare che dietro c'è sempre la tripla (A, B, Γ).</w:t>
+      </w:r>
+    </w:p>
+    <w:p>
+      <w:pPr>
+        <w:pStyle w:val="Titolo2"/>
+      </w:pPr>
+      <w:r>
+        <w:rPr>
+          <w:b/>
+          <w:color w:val="E97132"/>
+        </w:rPr>
+        <w:t>Funzione identità</w:t>
+      </w:r>
+    </w:p>
+    <w:p>
+      <w:r>
+        <w:rPr/>
+        <w:t xml:space="preserve">Per ogni insieme A, la </w:t>
+      </w:r>
+      <w:r>
+        <w:rPr>
+          <w:b/>
+        </w:rPr>
+        <w:t>funzione identità</w:t>
+      </w:r>
+      <w:r>
+        <w:rPr/>
+        <w:t xml:space="preserve"> id</w:t>
+      </w:r>
+      <w:r>
+        <w:rPr>
+          <w:vertAlign w:val="subscript"/>
+        </w:rPr>
+        <w:t>A</w:t>
+      </w:r>
+      <w:r>
+        <w:rPr/>
+        <w:t xml:space="preserve"> : A → A è definita da id</w:t>
+      </w:r>
+      <w:r>
+        <w:rPr>
+          <w:vertAlign w:val="subscript"/>
+        </w:rPr>
+        <w:t>A</w:t>
+      </w:r>
+      <w:r>
+        <w:rPr/>
+        <w:t xml:space="preserve">(a) = a per ogni a ∈ A. Il pedice A serve perché l'identità esiste per qualunque insieme. Nell'immagine della scatola è quella che restituisce l'oggetto in entrata tale e quale, senza fargli nulla. Il suo grafico è la </w:t>
+      </w:r>
+      <w:r>
+        <w:rPr>
+          <w:b/>
+        </w:rPr>
+        <w:t>diagonale</w:t>
+      </w:r>
+      <w:r>
+        <w:rPr/>
+        <w:t xml:space="preserve"> Δ = {(a, a) | a ∈ A}.</w:t>
+      </w:r>
+    </w:p>
+    <w:p>
+      <w:pPr>
+        <w:pStyle w:val="Titolo2"/>
+      </w:pPr>
+      <w:r>
+        <w:rPr>
+          <w:b/>
+          <w:color w:val="E97132"/>
+        </w:rPr>
+        <w:t>Funzione costante</w:t>
+      </w:r>
+    </w:p>
+    <w:p>
+      <w:r>
+        <w:rPr/>
+        <w:t xml:space="preserve">Si scelgono due insiemi A e B e un elemento β ∈ B fissato. La </w:t>
+      </w:r>
+      <w:r>
+        <w:rPr>
+          <w:b/>
+        </w:rPr>
+        <w:t>funzione costante</w:t>
+      </w:r>
+      <w:r>
+        <w:rPr/>
+        <w:t xml:space="preserve"> f</w:t>
+      </w:r>
+      <w:r>
+        <w:rPr>
+          <w:vertAlign w:val="subscript"/>
+        </w:rPr>
+        <w:t>β</w:t>
+      </w:r>
+      <w:r>
+        <w:rPr/>
+        <w:t xml:space="preserve"> : A → B è definita da f</w:t>
+      </w:r>
+      <w:r>
+        <w:rPr>
+          <w:vertAlign w:val="subscript"/>
+        </w:rPr>
+        <w:t>β</w:t>
+      </w:r>
+      <w:r>
+        <w:rPr/>
+        <w:t>(a) = β per ogni a ∈ A: qualunque cosa si inserisca nella scatola, esce sempre β. Per le funzioni numeriche il grafico è una retta orizzontale.</w:t>
+      </w:r>
+    </w:p>
+    <w:p>
+      <w:pPr>
+        <w:pStyle w:val="Titolo2"/>
+      </w:pPr>
+      <w:r>
+        <w:rPr>
+          <w:b/>
+          <w:color w:val="E97132"/>
+        </w:rPr>
+        <w:t>Proiezioni</w:t>
+      </w:r>
+    </w:p>
+    <w:p>
+      <w:r>
+        <w:rPr/>
+        <w:t>Dati A e B, sul prodotto cartesiano A × B si definiscono due funzioni:</w:t>
+      </w:r>
+    </w:p>
+    <w:p>
+      <w:pPr>
+        <w:numPr>
+          <w:ilvl w:val="0"/>
+          <w:numId w:val="1"/>
+        </w:numPr>
+      </w:pPr>
+      <w:r>
+        <w:rPr/>
+        <w:t xml:space="preserve">la </w:t>
+      </w:r>
+      <w:r>
+        <w:rPr>
+          <w:b/>
+        </w:rPr>
+        <w:t>prima proiezione</w:t>
+      </w:r>
+      <w:r>
+        <w:rPr/>
+        <w:t xml:space="preserve"> p</w:t>
+      </w:r>
+      <w:r>
+        <w:rPr>
+          <w:vertAlign w:val="subscript"/>
+        </w:rPr>
+        <w:t>1</w:t>
+      </w:r>
+      <w:r>
+        <w:rPr/>
+        <w:t xml:space="preserve"> : A × B → A, con p</w:t>
+      </w:r>
+      <w:r>
+        <w:rPr>
+          <w:vertAlign w:val="subscript"/>
+        </w:rPr>
+        <w:t>1</w:t>
+      </w:r>
+      <w:r>
+        <w:rPr/>
+        <w:t>(a, b) = a (restituisce la prima componente della coppia);</w:t>
+      </w:r>
+    </w:p>
+    <w:p>
+      <w:pPr>
+        <w:numPr>
+          <w:ilvl w:val="0"/>
+          <w:numId w:val="1"/>
+        </w:numPr>
+      </w:pPr>
+      <w:r>
+        <w:rPr/>
+        <w:t xml:space="preserve">la </w:t>
+      </w:r>
+      <w:r>
+        <w:rPr>
+          <w:b/>
+        </w:rPr>
+        <w:t>seconda proiezione</w:t>
+      </w:r>
+      <w:r>
+        <w:rPr/>
+        <w:t xml:space="preserve"> p</w:t>
+      </w:r>
+      <w:r>
+        <w:rPr>
+          <w:vertAlign w:val="subscript"/>
+        </w:rPr>
+        <w:t>2</w:t>
+      </w:r>
+      <w:r>
+        <w:rPr/>
+        <w:t xml:space="preserve"> : A × B → B, con p</w:t>
+      </w:r>
+      <w:r>
+        <w:rPr>
+          <w:vertAlign w:val="subscript"/>
+        </w:rPr>
+        <w:t>2</w:t>
+      </w:r>
+      <w:r>
+        <w:rPr/>
+        <w:t>(a, b) = b (restituisce la seconda componente).</w:t>
+      </w:r>
+    </w:p>
+    <w:p>
+      <w:r>
+        <w:rPr/>
+        <w:t>Il nome viene dal piano cartesiano: p</w:t>
+      </w:r>
+      <w:r>
+        <w:rPr>
+          <w:vertAlign w:val="subscript"/>
+        </w:rPr>
+        <w:t>1</w:t>
+      </w:r>
+      <w:r>
+        <w:rPr/>
+        <w:t xml:space="preserve"> proietta il punto di coordinate (a, b) sull'asse delle ascisse, p</w:t>
+      </w:r>
+      <w:r>
+        <w:rPr>
+          <w:vertAlign w:val="subscript"/>
+        </w:rPr>
+        <w:t>2</w:t>
+      </w:r>
+      <w:r>
+        <w:rPr/>
+        <w:t xml:space="preserve"> sull'asse delle ordinate. Con un prodotto di più insiemi A × B × C si hanno anche la terza proiezione, la quarta e così via: in generale, per le n-uple, restituiscono una coordinata fissata, come le componenti di un vettore.</w:t>
+      </w:r>
+    </w:p>
+    <w:p>
+      <w:pPr>
+        <w:pStyle w:val="Titolo2"/>
+      </w:pPr>
+      <w:r>
+        <w:rPr>
+          <w:b/>
+          <w:color w:val="E97132"/>
+        </w:rPr>
+        <w:t>Inclusione canonica</w:t>
+      </w:r>
+    </w:p>
+    <w:p>
+      <w:r>
+        <w:rPr/>
+        <w:t>Se S ⊆ A, l'</w:t>
+      </w:r>
+      <w:r>
+        <w:rPr>
+          <w:b/>
+        </w:rPr>
+        <w:t>inclusione canonica</w:t>
+      </w:r>
+      <w:r>
+        <w:rPr/>
+        <w:t xml:space="preserve"> j : S → A è definita da j(s) = s per ogni s ∈ S. Manda ogni s in sé stesso; se S = A coincide con id</w:t>
+      </w:r>
+      <w:r>
+        <w:rPr>
+          <w:vertAlign w:val="subscript"/>
+        </w:rPr>
+        <w:t>A</w:t>
+      </w:r>
+      <w:r>
+        <w:rPr/>
+        <w:t>.</w:t>
+      </w:r>
+    </w:p>
+    <w:p>
+      <w:pPr>
+        <w:pStyle w:val="Titolo2"/>
+      </w:pPr>
+      <w:r>
+        <w:rPr>
+          <w:b/>
+          <w:color w:val="E97132"/>
+        </w:rPr>
+        <w:t>Le successioni come funzioni</w:t>
+      </w:r>
+    </w:p>
+    <w:p>
+      <w:r>
+        <w:rPr/>
+        <w:t xml:space="preserve">Una </w:t>
+      </w:r>
+      <w:r>
+        <w:rPr>
+          <w:b/>
+        </w:rPr>
+        <w:t>successione</w:t>
+      </w:r>
+      <w:r>
+        <w:rPr/>
+        <w:t xml:space="preserve"> è una lista di numeri a</w:t>
+      </w:r>
+      <w:r>
+        <w:rPr>
+          <w:vertAlign w:val="subscript"/>
+        </w:rPr>
+        <w:t>0</w:t>
+      </w:r>
+      <w:r>
+        <w:rPr/>
+        <w:t>, a</w:t>
+      </w:r>
+      <w:r>
+        <w:rPr>
+          <w:vertAlign w:val="subscript"/>
+        </w:rPr>
+        <w:t>1</w:t>
+      </w:r>
+      <w:r>
+        <w:rPr/>
+        <w:t>, a</w:t>
+      </w:r>
+      <w:r>
+        <w:rPr>
+          <w:vertAlign w:val="subscript"/>
+        </w:rPr>
+        <w:t>2</w:t>
+      </w:r>
+      <w:r>
+        <w:rPr/>
+        <w:t>, … (si può partire da 0 o da 1, è irrilevante). Assegnare una successione di numeri reali significa assegnare un valore reale a 0, uno a 1, uno a 2 e così via, cioè definire una funzione</w:t>
+      </w:r>
+    </w:p>
+    <w:p>
+      <w:r>
+        <w:rPr/>
+        <w:t>a : ℕ → ℝ, n ↦ a</w:t>
+      </w:r>
+      <w:r>
+        <w:rPr>
+          <w:vertAlign w:val="subscript"/>
+        </w:rPr>
+        <w:t>n</w:t>
+      </w:r>
+      <w:r>
+        <w:rPr/>
+        <w:t>.</w:t>
+      </w:r>
+    </w:p>
+    <w:p>
+      <w:r>
+        <w:rPr/>
+        <w:t>Dunque una successione non è altro che una funzione con dominio ℕ e codominio ℝ. Un esempio di successione è quella di Fibonacci.</w:t>
+      </w:r>
+    </w:p>
+    <w:p>
+      <w:pPr>
+        <w:pStyle w:val="Titolo2"/>
+      </w:pPr>
+      <w:r>
+        <w:rPr>
+          <w:b/>
+          <w:color w:val="E97132"/>
+        </w:rPr>
+        <w:t>La restrizione di una funzione</w:t>
+      </w:r>
+    </w:p>
+    <w:p>
+      <w:r>
+        <w:rPr/>
+        <w:t xml:space="preserve">Sia f : A → B una funzione e sia S ⊆ A un sottoinsieme del dominio. Poiché gli elementi di S sono particolari elementi di A, f assume un valore anche su di essi. Possiamo allora definire una </w:t>
+      </w:r>
+      <w:r>
+        <w:rPr>
+          <w:b/>
+        </w:rPr>
+        <w:t>nuova funzione</w:t>
+      </w:r>
+      <w:r>
+        <w:rPr/>
+        <w:t xml:space="preserve"> f|</w:t>
+      </w:r>
+      <w:r>
+        <w:rPr>
+          <w:vertAlign w:val="subscript"/>
+        </w:rPr>
+        <w:t>S</w:t>
+      </w:r>
+      <w:r>
+        <w:rPr/>
+        <w:t xml:space="preserve"> : S → B, la </w:t>
+      </w:r>
+      <w:r>
+        <w:rPr>
+          <w:b/>
+        </w:rPr>
+        <w:t>restrizione di f a S</w:t>
+      </w:r>
+      <w:r>
+        <w:rPr/>
+        <w:t>, con la stessa regola di prima: f|</w:t>
+      </w:r>
+      <w:r>
+        <w:rPr>
+          <w:vertAlign w:val="subscript"/>
+        </w:rPr>
+        <w:t>S</w:t>
+      </w:r>
+      <w:r>
+        <w:rPr/>
+        <w:t>(s) = f(s) per ogni s ∈ S.</w:t>
+      </w:r>
+    </w:p>
+    <w:p>
+      <w:r>
+        <w:rPr/>
+        <w:t xml:space="preserve">Si sta restringendo il dominio, lasciando invariati i valori; ma dal punto di vista concettuale </w:t>
+      </w:r>
+      <w:r>
+        <w:rPr>
+          <w:b/>
+        </w:rPr>
+        <w:t>f|</w:t>
+      </w:r>
+      <w:r>
+        <w:rPr>
+          <w:b/>
+          <w:vertAlign w:val="subscript"/>
+        </w:rPr>
+        <w:t>S</w:t>
+      </w:r>
+      <w:r>
+        <w:rPr>
+          <w:b/>
+        </w:rPr>
+        <w:t xml:space="preserve"> è una funzione diversa da f</w:t>
+      </w:r>
+      <w:r>
+        <w:rPr/>
+        <w:t>, perché ha un dominio diverso (si ricordi il criterio di uguaglianza del capitolo 10).</w:t>
+      </w:r>
+    </w:p>
+    <w:p>
+      <w:pPr>
+        <w:pStyle w:val="Titolo2"/>
+      </w:pPr>
+      <w:r>
+        <w:rPr>
+          <w:b/>
+          <w:color w:val="E97132"/>
+        </w:rPr>
+        <w:t>Funzioni diverse con restrizioni uguali</w:t>
+      </w:r>
+    </w:p>
+    <w:p>
+      <w:r>
+        <w:rPr/>
+        <w:t>Non è vero che due funzioni diverse restano diverse dopo la restrizione. Riprendiamo l'esempio del capitolo 10: le espressioni f(x) = 3x² − 1 e g(x) = x³ + 2x − 1 sono definite per ogni numero reale e, come funzioni su ℝ, sono diverse (hanno grafici diversi). Se però le restringiamo a S = {0, 1, 2}, diventano uguali: f|</w:t>
+      </w:r>
+      <w:r>
+        <w:rPr>
+          <w:vertAlign w:val="subscript"/>
+        </w:rPr>
+        <w:t>S</w:t>
+      </w:r>
+      <w:r>
+        <w:rPr/>
+        <w:t xml:space="preserve"> = g|</w:t>
+      </w:r>
+      <w:r>
+        <w:rPr>
+          <w:vertAlign w:val="subscript"/>
+        </w:rPr>
+        <w:t>S</w:t>
+      </w:r>
+      <w:r>
+        <w:rPr/>
+        <w:t>.</w:t>
+      </w:r>
+    </w:p>
+    <w:p>
+      <w:r>
+        <w:rPr/>
+        <w:t>Lo stesso accade graficamente con due funzioni reali i cui grafici coincidono solo su un intervallo [a, b]: sono diverse su ℝ, ma se le restringiamo a S = [a, b] si ottengono due funzioni uguali. Non è detto che succeda: è una possibilità, e vedremo più avanti perché a volte conviene restringere il dominio apposta.</w:t>
+      </w:r>
+    </w:p>
+    <w:p>
+      <w:r>
+        <w:rPr/>
+        <w:t>Il prossimo capitolo affronta una questione molto più delicata, che riguarda le funzioni definite su un insieme quoziente.</w:t>
+      </w:r>
+    </w:p>
+    <w:p>
+      <w:pPr>
+        <w:pStyle w:val="Titolo1"/>
+      </w:pPr>
+      <w:r>
+        <w:rPr>
+          <w:b/>
+          <w:color w:val="EE0000"/>
+        </w:rPr>
+        <w:t>12. Funzioni sull'Insieme Quoziente e Dipendenza dal Rappresentante</w:t>
+      </w:r>
+    </w:p>
+    <w:p>
+      <w:pPr>
+        <w:pStyle w:val="Titolo2"/>
+      </w:pPr>
+      <w:r>
+        <w:rPr>
+          <w:b/>
+          <w:color w:val="E97132"/>
+        </w:rPr>
+        <w:t>Il problema</w:t>
+      </w:r>
+    </w:p>
+    <w:p>
+      <w:r>
+        <w:rPr/>
+        <w:t>Come visto nel capitolo 9, una relazione di equivalenza R su un insieme A divide A in classi di equivalenza e dà l'</w:t>
+      </w:r>
+      <w:r>
+        <w:rPr>
+          <w:b/>
+        </w:rPr>
+        <w:t>insieme quoziente</w:t>
+      </w:r>
+      <w:r>
+        <w:rPr/>
+        <w:t xml:space="preserve"> Q, i cui elementi sono le classi. Un elemento x ∈ A individua la sua classe, che indichiamo con [x] oppure con x̄ (a volte anche C</w:t>
+      </w:r>
+      <w:r>
+        <w:rPr>
+          <w:vertAlign w:val="subscript"/>
+        </w:rPr>
+        <w:t>x</w:t>
+      </w:r>
+      <w:r>
+        <w:rPr/>
+        <w:t>): sono modi alternativi di scrivere la stessa cosa, e le notazioni semplici contano, perché scegliere il simbolismo giusto aiuta a capire.</w:t>
+      </w:r>
+    </w:p>
+    <w:p>
+      <w:r>
+        <w:rPr/>
+        <w:t>Questa situazione è molto frequente in matematica e porta a una questione delicata, che a lezione è stata indicata come forse il punto concettualmente più difficile del corso. Supponiamo di voler definire una funzione da Q in Q, cioè di associare a ogni classe un'altra classe, e di farlo dicendo "alla classe di x associo la classe di una certa espressione in x".</w:t>
+      </w:r>
+    </w:p>
+    <w:p>
+      <w:pPr>
+        <w:pStyle w:val="Titolo2"/>
+      </w:pPr>
+      <w:r>
+        <w:rPr>
+          <w:b/>
+          <w:color w:val="E97132"/>
+        </w:rPr>
+        <w:t>Il difetto: molti modi per scrivere la stessa classe</w:t>
+      </w:r>
+    </w:p>
+    <w:p>
+      <w:r>
+        <w:rPr/>
+        <w:t xml:space="preserve">Una classe si può scrivere in tanti modi, uno per ogni suo rappresentante, e nessuno è privilegiato: per esempio, nell'esempio qui sotto [3] = [5] = [7]. Ma una funzione deve assumere </w:t>
+      </w:r>
+      <w:r>
+        <w:rPr>
+          <w:b/>
+        </w:rPr>
+        <w:t>un solo valore ben specificato</w:t>
+      </w:r>
+      <w:r>
+        <w:rPr/>
+        <w:t xml:space="preserve"> su ciascun elemento del dominio. Se la regola usa il rappresentante scelto, il risultato </w:t>
+      </w:r>
+      <w:r>
+        <w:rPr>
+          <w:b/>
+        </w:rPr>
+        <w:t>non deve dipendere dal modo in cui si scrive la classe</w:t>
+      </w:r>
+      <w:r>
+        <w:rPr/>
+        <w:t>: altrimenti, scrivendo la stessa classe in due modi, si otterrebbero due valori diversi e non si avrebbe una funzione.</w:t>
+      </w:r>
+    </w:p>
+    <w:p>
+      <w:pPr>
+        <w:pStyle w:val="Titolo2"/>
+      </w:pPr>
+      <w:r>
+        <w:rPr>
+          <w:b/>
+          <w:color w:val="E97132"/>
+        </w:rPr>
+        <w:t>Un esempio che non funziona</w:t>
+      </w:r>
+    </w:p>
+    <w:p>
+      <w:r>
+        <w:rPr/>
+        <w:t>Sia A = ℕ e dividiamolo in classi mettendo insieme i numeri che in notazione decimale hanno lo stesso numero di cifre: {0, …, 9} (una cifra), {10, …, 99} (due cifre), {100, …, 999} (tre cifre) e così via. Allora [3] = {0, …, 9} e [2026] è l'insieme dei numeri con quattro cifre, da 1000 a 9999. Due numeri sono equivalenti quando si scrivono con lo stesso numero di cifre.</w:t>
+      </w:r>
+    </w:p>
+    <w:p>
+      <w:r>
+        <w:rPr/>
+        <w:t>Proviamo a definire F : Q → Q con la regola F([x]) = [2x]: alla classe di 2 associo quella di 4, alla classe di 15 quella di 30, e così via. Questa regola non definisce una funzione. Infatti 3 e 8 hanno una cifra, quindi [3] = [8], ma:</w:t>
+      </w:r>
+    </w:p>
+    <w:p>
+      <w:pPr>
+        <w:numPr>
+          <w:ilvl w:val="0"/>
+          <w:numId w:val="1"/>
+        </w:numPr>
+      </w:pPr>
+      <w:r>
+        <w:rPr/>
+        <w:t>F([3]) = [6] (una cifra);</w:t>
+      </w:r>
+    </w:p>
+    <w:p>
+      <w:pPr>
+        <w:numPr>
+          <w:ilvl w:val="0"/>
+          <w:numId w:val="1"/>
+        </w:numPr>
+      </w:pPr>
+      <w:r>
+        <w:rPr/>
+        <w:t>F([8]) = [16] (due cifre).</w:t>
+      </w:r>
+    </w:p>
+    <w:p>
+      <w:r>
+        <w:rPr/>
+        <w:t>Dato che [6] ≠ [16], la stessa classe verrebbe mandata in due classi diverse. Il motivo è che 3 ∼ 8 non implica 2·3 ∼ 2·8: raddoppiare non rispetta l'equivalenza.</w:t>
+      </w:r>
+    </w:p>
+    <w:p>
+      <w:pPr>
+        <w:pStyle w:val="Titolo2"/>
+      </w:pPr>
+      <w:r>
+        <w:rPr>
+          <w:b/>
+          <w:color w:val="E97132"/>
+        </w:rPr>
+        <w:t>Che cosa bisogna verificare</w:t>
+      </w:r>
+    </w:p>
+    <w:p>
+      <w:r>
+        <w:rPr/>
+        <w:t xml:space="preserve">Quando si definisce una funzione su un insieme quoziente tramite i rappresentanti bisogna sempre controllare che la regola sia </w:t>
+      </w:r>
+      <w:r>
+        <w:rPr>
+          <w:b/>
+        </w:rPr>
+        <w:t>ben definita</w:t>
+      </w:r>
+      <w:r>
+        <w:rPr/>
+        <w:t xml:space="preserve"> (termine usuale): se x ∼ y, la regola deve dare lo stesso risultato su x e su y, cioè la classe di arrivo non deve cambiare cambiando rappresentante. Il tema tornerà verso la fine del corso con casi concreti, dove la verifica diventa un vero problema da risolvere.</w:t>
+      </w:r>
+    </w:p>
+    <w:p>
+      <w:r>
+        <w:rPr>
+          <w:b/>
+        </w:rPr>
+        <w:t>Come sottolineato a lezione:</w:t>
+      </w:r>
+      <w:r>
+        <w:rPr/>
+        <w:t xml:space="preserve"> quando una funzione è definita "sulla classe di x" tramite una formula in x, la prima domanda è sempre se il risultato dipende dal rappresentante.</w:t>
+      </w:r>
+    </w:p>
+    <w:p>
+      <w:pPr>
+        <w:pStyle w:val="Titolo1"/>
+      </w:pPr>
+      <w:r>
+        <w:rPr>
+          <w:b/>
+          <w:color w:val="EE0000"/>
+        </w:rPr>
+        <w:t>13. Immagine e Controimmagine</w:t>
+      </w:r>
+    </w:p>
+    <w:p>
+      <w:pPr>
+        <w:pStyle w:val="Titolo2"/>
+      </w:pPr>
+      <w:r>
+        <w:rPr>
+          <w:b/>
+          <w:color w:val="E97132"/>
+        </w:rPr>
+        <w:t>L'immagine di un elemento e di un sottoinsieme</w:t>
+      </w:r>
+    </w:p>
+    <w:p>
+      <w:r>
+        <w:rPr/>
+        <w:t xml:space="preserve">Sia f : A → B una funzione e a ∈ A. Il valore b = f(a) si chiama </w:t>
+      </w:r>
+      <w:r>
+        <w:rPr>
+          <w:b/>
+        </w:rPr>
+        <w:t>immagine di a</w:t>
+      </w:r>
+      <w:r>
+        <w:rPr/>
+        <w:t>. Il termine non indica necessariamente un numero: è un elemento del codominio, qualunque sia la natura degli insiemi. Per la funzione "quadrato", per esempio, 4 è l'immagine di 2 e 9 è l'immagine di 3.</w:t>
+      </w:r>
+    </w:p>
+    <w:p>
+      <w:r>
+        <w:rPr/>
+        <w:t>La nozione si estende ai sottoinsiemi. Se S ⊆ A, si calcola f su tutti gli elementi di S e si ottiene</w:t>
+      </w:r>
+    </w:p>
+    <w:p>
+      <w:r>
+        <w:rPr/>
+        <w:t>f(S) = {f(s) | s ∈ S} = {b ∈ B | ∃ s ∈ S tale che f(s) = b} ⊆ B,</w:t>
+      </w:r>
+    </w:p>
+    <w:p>
+      <w:r>
+        <w:rPr/>
+        <w:t xml:space="preserve">cioè un sottoinsieme del </w:t>
+      </w:r>
+      <w:r>
+        <w:rPr>
+          <w:b/>
+        </w:rPr>
+        <w:t>codominio</w:t>
+      </w:r>
+      <w:r>
+        <w:rPr/>
+        <w:t>, non di S. Questo insieme è l'</w:t>
+      </w:r>
+      <w:r>
+        <w:rPr>
+          <w:b/>
+        </w:rPr>
+        <w:t>immagine di S</w:t>
+      </w:r>
+      <w:r>
+        <w:rPr/>
+        <w:t xml:space="preserve">. Nel caso S = A si ottiene f(A), detta </w:t>
+      </w:r>
+      <w:r>
+        <w:rPr>
+          <w:b/>
+        </w:rPr>
+        <w:t>immagine (totale)</w:t>
+      </w:r>
+      <w:r>
+        <w:rPr/>
+        <w:t xml:space="preserve"> della funzione e indicata anche con Im(f).</w:t>
+      </w:r>
+    </w:p>
+    <w:p>
+      <w:pPr>
+        <w:pStyle w:val="Titolo2"/>
+      </w:pPr>
+      <w:r>
+        <w:rPr>
+          <w:b/>
+          <w:color w:val="E97132"/>
+        </w:rPr>
+        <w:t>La controimmagine</w:t>
+      </w:r>
+    </w:p>
+    <w:p>
+      <w:r>
+        <w:rPr/>
+        <w:t xml:space="preserve">Si può percorrere la strada inversa: partire dal codominio e chiedersi quali elementi del dominio finiscono lì. Per un sottoinsieme T ⊆ B si definisce la </w:t>
+      </w:r>
+      <w:r>
+        <w:rPr>
+          <w:b/>
+        </w:rPr>
+        <w:t>controimmagine</w:t>
+      </w:r>
+      <w:r>
+        <w:rPr/>
+        <w:t xml:space="preserve"> (o immagine inversa)</w:t>
+      </w:r>
+    </w:p>
+    <w:p>
+      <w:r>
+        <w:rPr/>
+        <w:t>f</w:t>
+      </w:r>
+      <w:r>
+        <w:rPr>
+          <w:vertAlign w:val="superscript"/>
+        </w:rPr>
+        <w:t>-1</w:t>
+      </w:r>
+      <w:r>
+        <w:rPr/>
+        <w:t>(T) = {a ∈ A | f(a) ∈ T} ⊆ A.</w:t>
+      </w:r>
+    </w:p>
+    <w:p>
+      <w:r>
+        <w:rPr/>
+        <w:t>Se T = {b} ha un solo elemento si scrive f</w:t>
+      </w:r>
+      <w:r>
+        <w:rPr>
+          <w:vertAlign w:val="superscript"/>
+        </w:rPr>
+        <w:t>-1</w:t>
+      </w:r>
+      <w:r>
+        <w:rPr/>
+        <w:t xml:space="preserve">(b) = {a ∈ A | f(a) = b}, detta </w:t>
+      </w:r>
+      <w:r>
+        <w:rPr>
+          <w:b/>
+        </w:rPr>
+        <w:t>fibra</w:t>
+      </w:r>
+      <w:r>
+        <w:rPr/>
+        <w:t xml:space="preserve"> di b. Attenzione alla notazione: f</w:t>
+      </w:r>
+      <w:r>
+        <w:rPr>
+          <w:vertAlign w:val="superscript"/>
+        </w:rPr>
+        <w:t>-1</w:t>
+      </w:r>
+      <w:r>
+        <w:rPr/>
+        <w:t xml:space="preserve">(T) esiste per qualunque funzione e </w:t>
+      </w:r>
+      <w:r>
+        <w:rPr>
+          <w:b/>
+        </w:rPr>
+        <w:t>non</w:t>
+      </w:r>
+      <w:r>
+        <w:rPr/>
+        <w:t xml:space="preserve"> significa che f sia invertibile (l'inversa si vedrà nel capitolo 15).</w:t>
+      </w:r>
+    </w:p>
+    <w:p>
+      <w:pPr>
+        <w:pStyle w:val="Titolo2"/>
+      </w:pPr>
+      <w:r>
+        <w:rPr>
+          <w:b/>
+          <w:color w:val="E97132"/>
+        </w:rPr>
+        <w:t>La differenza fondamentale</w:t>
+      </w:r>
+    </w:p>
+    <w:p>
+      <w:r>
+        <w:rPr/>
+        <w:t xml:space="preserve">Un singolo elemento del dominio ha </w:t>
+      </w:r>
+      <w:r>
+        <w:rPr>
+          <w:b/>
+        </w:rPr>
+        <w:t>un'unica</w:t>
+      </w:r>
+      <w:r>
+        <w:rPr/>
+        <w:t xml:space="preserve"> immagine, perché una funzione assume un valore e uno solo su ogni elemento. Un singolo elemento del codominio, invece, può avere </w:t>
+      </w:r>
+      <w:r>
+        <w:rPr>
+          <w:b/>
+        </w:rPr>
+        <w:t>tanti</w:t>
+      </w:r>
+      <w:r>
+        <w:rPr/>
+        <w:t xml:space="preserve"> elementi che lo hanno per immagine. Per questo la controimmagine di un elemento è un </w:t>
+      </w:r>
+      <w:r>
+        <w:rPr>
+          <w:b/>
+        </w:rPr>
+        <w:t>sottoinsieme</w:t>
+      </w:r>
+      <w:r>
+        <w:rPr/>
+        <w:t xml:space="preserve"> di A, non un elemento di A. La scrittura f</w:t>
+      </w:r>
+      <w:r>
+        <w:rPr>
+          <w:vertAlign w:val="superscript"/>
+        </w:rPr>
+        <w:t>-1</w:t>
+      </w:r>
+      <w:r>
+        <w:rPr/>
+        <w:t>(b) va sempre letta come un insieme.</w:t>
+      </w:r>
+    </w:p>
+    <w:p>
+      <w:r>
+        <w:rPr/>
+        <w:t>Due proprietà legate a questo fatto vanno ricordate bene:</w:t>
+      </w:r>
+    </w:p>
+    <w:p>
+      <w:pPr>
+        <w:numPr>
+          <w:ilvl w:val="0"/>
+          <w:numId w:val="1"/>
+        </w:numPr>
+      </w:pPr>
+      <w:r>
+        <w:rPr/>
+        <w:t>se S ≠ ∅, allora f(S) ≠ ∅: l'immagine di un insieme non vuoto non è mai vuota;</w:t>
+      </w:r>
+    </w:p>
+    <w:p>
+      <w:pPr>
+        <w:numPr>
+          <w:ilvl w:val="0"/>
+          <w:numId w:val="1"/>
+        </w:numPr>
+      </w:pPr>
+      <w:r>
+        <w:rPr/>
+        <w:t>al contrario, f</w:t>
+      </w:r>
+      <w:r>
+        <w:rPr>
+          <w:vertAlign w:val="superscript"/>
+        </w:rPr>
+        <w:t>-1</w:t>
+      </w:r>
+      <w:r>
+        <w:rPr/>
+        <w:t>(T) può essere vuota anche se T ≠ ∅, se nessun elemento di A viene mandato in T.</w:t>
+      </w:r>
+    </w:p>
+    <w:p>
+      <w:r>
+        <w:rPr/>
+        <w:t>Poter avere l'insieme vuoto come risultato evita casi particolari: la controimmagine è sempre definita.</w:t>
+      </w:r>
+    </w:p>
+    <w:p>
+      <w:pPr>
+        <w:pStyle w:val="Titolo2"/>
+      </w:pPr>
+      <w:r>
+        <w:rPr>
+          <w:b/>
+          <w:color w:val="E97132"/>
+        </w:rPr>
+        <w:t>Esempio: la parabola f(x) = x²</w:t>
+      </w:r>
+    </w:p>
+    <w:p>
+      <w:r>
+        <w:rPr/>
+        <w:t>Sia f : ℝ → ℝ, f(x) = x². Il grafico è una parabola con vertice nell'origine. Per l'immagine si prende un punto sull'asse x, si guarda il grafico e si proietta sull'asse y. Per la controimmagine si fa il contrario: si parte da un punto b del codominio, si traccia la retta orizzontale e si proiettano sull'asse x i punti in cui incontra il grafico. Tre casi:</w:t>
+      </w:r>
+    </w:p>
+    <w:p>
+      <w:pPr>
+        <w:numPr>
+          <w:ilvl w:val="0"/>
+          <w:numId w:val="1"/>
+        </w:numPr>
+      </w:pPr>
+      <w:r>
+        <w:rPr/>
+        <w:t>se b &gt; 0: f</w:t>
+      </w:r>
+      <w:r>
+        <w:rPr>
+          <w:vertAlign w:val="superscript"/>
+        </w:rPr>
+        <w:t>-1</w:t>
+      </w:r>
+      <w:r>
+        <w:rPr/>
+        <w:t>(b) = {−√b, √b}, due elementi;</w:t>
+      </w:r>
+    </w:p>
+    <w:p>
+      <w:pPr>
+        <w:numPr>
+          <w:ilvl w:val="0"/>
+          <w:numId w:val="1"/>
+        </w:numPr>
+      </w:pPr>
+      <w:r>
+        <w:rPr/>
+        <w:t>se b = 0: f</w:t>
+      </w:r>
+      <w:r>
+        <w:rPr>
+          <w:vertAlign w:val="superscript"/>
+        </w:rPr>
+        <w:t>-1</w:t>
+      </w:r>
+      <w:r>
+        <w:rPr/>
+        <w:t>(0) = {0}, un solo elemento;</w:t>
+      </w:r>
+    </w:p>
+    <w:p>
+      <w:pPr>
+        <w:numPr>
+          <w:ilvl w:val="0"/>
+          <w:numId w:val="1"/>
+        </w:numPr>
+      </w:pPr>
+      <w:r>
+        <w:rPr/>
+        <w:t>se b &lt; 0: f</w:t>
+      </w:r>
+      <w:r>
+        <w:rPr>
+          <w:vertAlign w:val="superscript"/>
+        </w:rPr>
+        <w:t>-1</w:t>
+      </w:r>
+      <w:r>
+        <w:rPr/>
+        <w:t>(b) = ∅, perché nessun numero reale ha quadrato negativo.</w:t>
+      </w:r>
+    </w:p>
+    <w:p>
+      <w:r>
+        <w:rPr/>
+        <w:t>Anche per i sottoinsiemi il ragionamento regge. Per T = [0, 4]: x² ∈ [0, 4] equivale a −2 ≤ x ≤ 2, quindi f</w:t>
+      </w:r>
+      <w:r>
+        <w:rPr>
+          <w:vertAlign w:val="superscript"/>
+        </w:rPr>
+        <w:t>-1</w:t>
+      </w:r>
+      <w:r>
+        <w:rPr/>
+        <w:t>([0, 4]) = [−2, 2]. Per T = [−1, 4] il risultato è lo stesso, [−2, 2]: la parte [−1, 0) del sottoinsieme non viene mai raggiunta dalla funzione, perché i quadrati sono sempre non negativi, quindi non aggiunge nulla.</w:t>
+      </w:r>
+    </w:p>
+    <w:p>
+      <w:pPr>
+        <w:pStyle w:val="Titolo2"/>
+      </w:pPr>
+      <w:r>
+        <w:rPr>
+          <w:b/>
+          <w:color w:val="E97132"/>
+        </w:rPr>
+        <w:t>Calcolare immagini e controimmagini</w:t>
+      </w:r>
+    </w:p>
+    <w:p>
+      <w:r>
+        <w:rPr/>
+        <w:t xml:space="preserve">Calcolare un'immagine, quando si ha un'espressione, significa sostituire il valore nell'espressione. Calcolare una controimmagine è più difficile: bisogna </w:t>
+      </w:r>
+      <w:r>
+        <w:rPr>
+          <w:b/>
+        </w:rPr>
+        <w:t>risolvere l'equazione</w:t>
+      </w:r>
+      <w:r>
+        <w:rPr/>
+        <w:t xml:space="preserve"> f(x) = y nell'incognita x, e in certi casi risolverla può essere impossibile da fare esplicitamente. Il caso è concettualmente più difficile anche quando le funzioni non sono numeriche: se a ogni persona di un gruppo associamo la sua altezza in centimetri, la controimmagine di 170 è il sottoinsieme delle persone del gruppo alte esattamente 170 cm, che può avere molti elementi, uno solo o nessuno.</w:t>
+      </w:r>
+    </w:p>
+    <w:p>
+      <w:r>
+        <w:rPr/>
+        <w:t>Con queste due nozioni possiamo classificare le funzioni in base a come "coprono" il codominio e a come si comportano su elementi distinti.</w:t>
+      </w:r>
+    </w:p>
+    <w:p>
+      <w:pPr>
+        <w:pStyle w:val="Titolo1"/>
+      </w:pPr>
+      <w:r>
+        <w:rPr>
+          <w:b/>
+          <w:color w:val="EE0000"/>
+        </w:rPr>
+        <w:t>14. Funzioni Suriettive, Iniettive e Biettive</w:t>
+      </w:r>
+    </w:p>
+    <w:p>
+      <w:pPr>
+        <w:pStyle w:val="Titolo2"/>
+      </w:pPr>
+      <w:r>
+        <w:rPr>
+          <w:b/>
+          <w:color w:val="E97132"/>
+        </w:rPr>
+        <w:t>Suriettività</w:t>
+      </w:r>
+    </w:p>
+    <w:p>
+      <w:r>
+        <w:rPr/>
+        <w:t xml:space="preserve">Una funzione f : A → B è </w:t>
+      </w:r>
+      <w:r>
+        <w:rPr>
+          <w:b/>
+        </w:rPr>
+        <w:t>suriettiva</w:t>
+      </w:r>
+      <w:r>
+        <w:rPr/>
+        <w:t xml:space="preserve"> se la sua immagine totale è tutto il codominio, cioè se f(A) = B: ogni elemento di B è raggiungibile dalla funzione partendo da qualche elemento del dominio. Si può scrivere in modi equivalenti:</w:t>
+      </w:r>
+    </w:p>
+    <w:p>
+      <w:pPr>
+        <w:numPr>
+          <w:ilvl w:val="0"/>
+          <w:numId w:val="1"/>
+        </w:numPr>
+      </w:pPr>
+      <w:r>
+        <w:rPr/>
+        <w:t>∀ b ∈ B, ∃ a ∈ A tale che f(a) = b;</w:t>
+      </w:r>
+    </w:p>
+    <w:p>
+      <w:pPr>
+        <w:numPr>
+          <w:ilvl w:val="0"/>
+          <w:numId w:val="1"/>
+        </w:numPr>
+      </w:pPr>
+      <w:r>
+        <w:rPr/>
+        <w:t>∀ b ∈ B, f</w:t>
+      </w:r>
+      <w:r>
+        <w:rPr>
+          <w:vertAlign w:val="superscript"/>
+        </w:rPr>
+        <w:t>-1</w:t>
+      </w:r>
+      <w:r>
+        <w:rPr/>
+        <w:t>(b) ≠ ∅: ogni elemento del codominio ha almeno una controimmagine.</w:t>
+      </w:r>
+    </w:p>
+    <w:p>
+      <w:pPr>
+        <w:pStyle w:val="Titolo2"/>
+      </w:pPr>
+      <w:r>
+        <w:rPr>
+          <w:b/>
+          <w:color w:val="E97132"/>
+        </w:rPr>
+        <w:t>Iniettività</w:t>
+      </w:r>
+    </w:p>
+    <w:p>
+      <w:r>
+        <w:rPr/>
+        <w:t xml:space="preserve">Una funzione f è </w:t>
+      </w:r>
+      <w:r>
+        <w:rPr>
+          <w:b/>
+        </w:rPr>
+        <w:t>iniettiva</w:t>
+      </w:r>
+      <w:r>
+        <w:rPr/>
+        <w:t xml:space="preserve"> se elementi distinti del dominio hanno immagini distinte:</w:t>
+      </w:r>
+    </w:p>
+    <w:p>
+      <w:r>
+        <w:rPr/>
+        <w:t>∀ a₁, a₂ ∈ A, a₁ ≠ a₂ ⟹ f(a₁) ≠ f(a₂).</w:t>
+      </w:r>
+    </w:p>
+    <w:p>
+      <w:r>
+        <w:rPr/>
+        <w:t>In termini di controimmagini: ∀ b ∈ B, |f</w:t>
+      </w:r>
+      <w:r>
+        <w:rPr>
+          <w:vertAlign w:val="superscript"/>
+        </w:rPr>
+        <w:t>-1</w:t>
+      </w:r>
+      <w:r>
+        <w:rPr/>
+        <w:t>(b)| ≤ 1, cioè nessun elemento del codominio viene raggiunto da due elementi diversi del dominio. Nel disegno con le frecce, f non è iniettiva quando due frecce partenti da punti diversi arrivano nello stesso punto.</w:t>
+      </w:r>
+    </w:p>
+    <w:p>
+      <w:r>
+        <w:rPr/>
+        <w:t xml:space="preserve">Per dimostrare che f </w:t>
+      </w:r>
+      <w:r>
+        <w:rPr>
+          <w:b/>
+        </w:rPr>
+        <w:t>non</w:t>
+      </w:r>
+      <w:r>
+        <w:rPr/>
+        <w:t xml:space="preserve"> è iniettiva basta mostrare che esistono due elementi diversi del dominio con la stessa immagine: negando la proposizione, il suo contrario è "esistono a₁ ≠ a₂ con f(a₁) = f(a₂)". Un controesempio basta.</w:t>
+      </w:r>
+    </w:p>
+    <w:p>
+      <w:pPr>
+        <w:pStyle w:val="Titolo2"/>
+      </w:pPr>
+      <w:r>
+        <w:rPr>
+          <w:b/>
+          <w:color w:val="E97132"/>
+        </w:rPr>
+        <w:t>Biettività</w:t>
+      </w:r>
+    </w:p>
+    <w:p>
+      <w:r>
+        <w:rPr/>
+        <w:t xml:space="preserve">f è </w:t>
+      </w:r>
+      <w:r>
+        <w:rPr>
+          <w:b/>
+        </w:rPr>
+        <w:t>biettiva</w:t>
+      </w:r>
+      <w:r>
+        <w:rPr/>
+        <w:t xml:space="preserve"> (o corrispondenza biunivoca) se è sia iniettiva sia suriettiva, cioè ∀ b ∈ B, |f</w:t>
+      </w:r>
+      <w:r>
+        <w:rPr>
+          <w:vertAlign w:val="superscript"/>
+        </w:rPr>
+        <w:t>-1</w:t>
+      </w:r>
+      <w:r>
+        <w:rPr/>
+        <w:t>(b)| = 1: ogni elemento del codominio ha esattamente una controimmagine. Equivalentemente, ∀ b ∈ B ∃! a ∈ A con f(a) = b.</w:t>
+      </w:r>
+    </w:p>
+    <w:p>
+      <w:pPr>
+        <w:pStyle w:val="Titolo2"/>
+      </w:pPr>
+      <w:r>
+        <w:rPr>
+          <w:b/>
+          <w:color w:val="E97132"/>
+        </w:rPr>
+        <w:t>Il ruolo di dominio e codominio</w:t>
+      </w:r>
+    </w:p>
+    <w:p>
+      <w:r>
+        <w:rPr/>
+        <w:t>Prendiamo f(x) = x². Come funzione ℝ → ℝ:</w:t>
+      </w:r>
+    </w:p>
+    <w:p>
+      <w:pPr>
+        <w:numPr>
+          <w:ilvl w:val="0"/>
+          <w:numId w:val="1"/>
+        </w:numPr>
+      </w:pPr>
+      <w:r>
+        <w:rPr/>
+        <w:t>non è iniettiva, perché f(−1) = f(1) = 1 pur essendo −1 ≠ 1;</w:t>
+      </w:r>
+    </w:p>
+    <w:p>
+      <w:pPr>
+        <w:numPr>
+          <w:ilvl w:val="0"/>
+          <w:numId w:val="1"/>
+        </w:numPr>
+      </w:pPr>
+      <w:r>
+        <w:rPr/>
+        <w:t>non è suriettiva, perché i numeri negativi non hanno controimmagine (per esempio f</w:t>
+      </w:r>
+      <w:r>
+        <w:rPr>
+          <w:vertAlign w:val="superscript"/>
+        </w:rPr>
+        <w:t>-1</w:t>
+      </w:r>
+      <w:r>
+        <w:rPr/>
+        <w:t>(−4) = ∅) e quindi Im(f) = [0, +∞) ≠ ℝ.</w:t>
+      </w:r>
+    </w:p>
+    <w:p>
+      <w:r>
+        <w:rPr/>
+        <w:t xml:space="preserve">Se cambiamo il codominio e consideriamo g : ℝ → [0, +∞), g(x) = x², la funzione </w:t>
+      </w:r>
+      <w:r>
+        <w:rPr>
+          <w:b/>
+        </w:rPr>
+        <w:t>diventa suriettiva</w:t>
+      </w:r>
+      <w:r>
+        <w:rPr/>
+        <w:t>: i numeri negativi non sono più nel codominio e ogni numero non negativo è un quadrato. Se restringiamo anche il dominio a [0, +∞), cioè q : [0, +∞) → [0, +∞), q(x) = x², diventa biettiva. L'espressione è sempre la stessa, ma abbiamo cambiato uno dei tre ingredienti: la funzione è diversa, e infatti ha una proprietà che l'altra non ha.</w:t>
+      </w:r>
+    </w:p>
+    <w:p>
+      <w:pPr>
+        <w:pStyle w:val="Titolo2"/>
+      </w:pPr>
+      <w:r>
+        <w:rPr>
+          <w:b/>
+          <w:color w:val="E97132"/>
+        </w:rPr>
+        <w:t>Altri esempi</w:t>
+      </w:r>
+    </w:p>
+    <w:p>
+      <w:pPr>
+        <w:numPr>
+          <w:ilvl w:val="0"/>
+          <w:numId w:val="1"/>
+        </w:numPr>
+      </w:pPr>
+      <w:r>
+        <w:rPr/>
+        <w:t xml:space="preserve">h : ℤ → ℤ, h(n) = 2n + 1 è </w:t>
+      </w:r>
+      <w:r>
+        <w:rPr>
+          <w:b/>
+        </w:rPr>
+        <w:t>iniettiva</w:t>
+      </w:r>
+      <w:r>
+        <w:rPr/>
+        <w:t>: da 2n₁ + 1 = 2n₂ + 1 segue 2n₁ = 2n₂ e quindi n₁ = n₂. Non è suriettiva: l'immagine è l'insieme dei numeri dispari e i pari non hanno controimmagine in ℤ.</w:t>
+      </w:r>
+    </w:p>
+    <w:p>
+      <w:pPr>
+        <w:numPr>
+          <w:ilvl w:val="0"/>
+          <w:numId w:val="1"/>
+        </w:numPr>
+      </w:pPr>
+      <w:r>
+        <w:rPr/>
+        <w:t xml:space="preserve">k : ℝ → ℝ, k(x) = x³ è </w:t>
+      </w:r>
+      <w:r>
+        <w:rPr>
+          <w:b/>
+        </w:rPr>
+        <w:t>biettiva</w:t>
+      </w:r>
+      <w:r>
+        <w:rPr/>
+        <w:t>: ogni numero reale ha un'unica radice cubica reale.</w:t>
+      </w:r>
+    </w:p>
+    <w:p>
+      <w:r>
+        <w:rPr>
+          <w:b/>
+        </w:rPr>
+        <w:t>Come sottolineato a lezione:</w:t>
+      </w:r>
+      <w:r>
+        <w:rPr/>
+        <w:t xml:space="preserve"> prima di dire se una funzione è iniettiva o suriettiva bisogna leggere con cura dominio e codominio: la stessa espressione può essere suriettiva o no a seconda dell'insieme di arrivo, e iniettiva o no a seconda dell'insieme di partenza.</w:t>
+      </w:r>
+    </w:p>
+    <w:p>
+      <w:r>
+        <w:rPr/>
+        <w:t>Con queste proprietà possiamo parlare di funzioni composte e di funzioni inverse.</w:t>
+      </w:r>
+    </w:p>
+    <w:p>
+      <w:pPr>
+        <w:pStyle w:val="Titolo1"/>
+      </w:pPr>
+      <w:r>
+        <w:rPr>
+          <w:b/>
+          <w:color w:val="EE0000"/>
+        </w:rPr>
+        <w:t>15. Composizione e Invertibilità</w:t>
+      </w:r>
+    </w:p>
+    <w:p>
+      <w:pPr>
+        <w:pStyle w:val="Titolo2"/>
+      </w:pPr>
+      <w:r>
+        <w:rPr>
+          <w:b/>
+          <w:color w:val="E97132"/>
+        </w:rPr>
+        <w:t>La funzione composta</w:t>
+      </w:r>
+    </w:p>
+    <w:p>
+      <w:r>
+        <w:rPr/>
+        <w:t xml:space="preserve">Siano f : A → B e g : B → C due funzioni, in modo che il codominio di f coincida con il dominio di g (in generale basta che il codominio di f sia contenuto nel dominio di g). La </w:t>
+      </w:r>
+      <w:r>
+        <w:rPr>
+          <w:b/>
+        </w:rPr>
+        <w:t>composizione</w:t>
+      </w:r>
+      <w:r>
+        <w:rPr/>
+        <w:t xml:space="preserve"> è la funzione g ∘ f : A → C definita da</w:t>
+      </w:r>
+    </w:p>
+    <w:p>
+      <w:r>
+        <w:rPr/>
+        <w:t>(g ∘ f)(a) = g(f(a)) per ogni a ∈ A.</w:t>
+      </w:r>
+    </w:p>
+    <w:p>
+      <w:r>
+        <w:rPr/>
+        <w:t>Prima si applica f, poi g: la scrittura va letta da destra a sinistra.</w:t>
+      </w:r>
+    </w:p>
+    <w:p>
+      <w:r>
+        <w:rPr/>
+        <w:t>Proprietà:</w:t>
+      </w:r>
+    </w:p>
+    <w:p>
+      <w:pPr>
+        <w:numPr>
+          <w:ilvl w:val="0"/>
+          <w:numId w:val="1"/>
+        </w:numPr>
+      </w:pPr>
+      <w:r>
+        <w:rPr>
+          <w:b/>
+        </w:rPr>
+        <w:t>associatività</w:t>
+      </w:r>
+      <w:r>
+        <w:rPr/>
+        <w:t>: se h : C → D, allora h ∘ (g ∘ f) = (h ∘ g) ∘ f;</w:t>
+      </w:r>
+    </w:p>
+    <w:p>
+      <w:pPr>
+        <w:numPr>
+          <w:ilvl w:val="0"/>
+          <w:numId w:val="1"/>
+        </w:numPr>
+      </w:pPr>
+      <w:r>
+        <w:rPr>
+          <w:b/>
+        </w:rPr>
+        <w:t>elemento neutro</w:t>
+      </w:r>
+      <w:r>
+        <w:rPr/>
+        <w:t>: f ∘ id</w:t>
+      </w:r>
+      <w:r>
+        <w:rPr>
+          <w:vertAlign w:val="subscript"/>
+        </w:rPr>
+        <w:t>A</w:t>
+      </w:r>
+      <w:r>
+        <w:rPr/>
+        <w:t xml:space="preserve"> = f e id</w:t>
+      </w:r>
+      <w:r>
+        <w:rPr>
+          <w:vertAlign w:val="subscript"/>
+        </w:rPr>
+        <w:t>B</w:t>
+      </w:r>
+      <w:r>
+        <w:rPr/>
+        <w:t xml:space="preserve"> ∘ f = f;</w:t>
+      </w:r>
+    </w:p>
+    <w:p>
+      <w:pPr>
+        <w:numPr>
+          <w:ilvl w:val="0"/>
+          <w:numId w:val="1"/>
+        </w:numPr>
+      </w:pPr>
+      <w:r>
+        <w:rPr>
+          <w:b/>
+        </w:rPr>
+        <w:t>non commutatività</w:t>
+      </w:r>
+      <w:r>
+        <w:rPr/>
+        <w:t>: in generale g ∘ f ≠ f ∘ g, e spesso f ∘ g non è nemmeno definibile.</w:t>
+      </w:r>
+    </w:p>
+    <w:p>
+      <w:r>
+        <w:rPr/>
+        <w:t>Un esempio: con f(x) = x² e g(x) = x + 1 da ℝ in ℝ si ha (g ∘ f)(x) = x² + 1, mentre (f ∘ g)(x) = (x + 1)² = x² + 2x + 1, che sono funzioni diverse.</w:t>
+      </w:r>
+    </w:p>
+    <w:p>
+      <w:pPr>
+        <w:pStyle w:val="Titolo2"/>
+      </w:pPr>
+      <w:r>
+        <w:rPr>
+          <w:b/>
+          <w:color w:val="E97132"/>
+        </w:rPr>
+        <w:t>Funzione invertibile</w:t>
+      </w:r>
+    </w:p>
+    <w:p>
+      <w:r>
+        <w:rPr/>
+        <w:t xml:space="preserve">Una funzione f : A → B è </w:t>
+      </w:r>
+      <w:r>
+        <w:rPr>
+          <w:b/>
+        </w:rPr>
+        <w:t>invertibile</w:t>
+      </w:r>
+      <w:r>
+        <w:rPr/>
+        <w:t xml:space="preserve"> se esiste g : B → A tale che g ∘ f = id</w:t>
+      </w:r>
+      <w:r>
+        <w:rPr>
+          <w:vertAlign w:val="subscript"/>
+        </w:rPr>
+        <w:t>A</w:t>
+      </w:r>
+      <w:r>
+        <w:rPr/>
+        <w:t xml:space="preserve"> e f ∘ g = id</w:t>
+      </w:r>
+      <w:r>
+        <w:rPr>
+          <w:vertAlign w:val="subscript"/>
+        </w:rPr>
+        <w:t>B</w:t>
+      </w:r>
+      <w:r>
+        <w:rPr/>
+        <w:t>. Vale il teorema fondamentale:</w:t>
+      </w:r>
+    </w:p>
+    <w:p>
+      <w:r>
+        <w:rPr>
+          <w:b/>
+        </w:rPr>
+        <w:t>f è invertibile se e solo se f è biettiva.</w:t>
+      </w:r>
+    </w:p>
+    <w:p>
+      <w:r>
+        <w:rPr/>
+        <w:t xml:space="preserve">Se f è biettiva, la funzione g è unica; si chiama </w:t>
+      </w:r>
+      <w:r>
+        <w:rPr>
+          <w:b/>
+        </w:rPr>
+        <w:t>funzione inversa</w:t>
+      </w:r>
+      <w:r>
+        <w:rPr/>
+        <w:t>, si indica con f</w:t>
+      </w:r>
+      <w:r>
+        <w:rPr>
+          <w:vertAlign w:val="superscript"/>
+        </w:rPr>
+        <w:t>-1</w:t>
+      </w:r>
+      <w:r>
+        <w:rPr/>
+        <w:t xml:space="preserve"> : B → A ed è definita da f</w:t>
+      </w:r>
+      <w:r>
+        <w:rPr>
+          <w:vertAlign w:val="superscript"/>
+        </w:rPr>
+        <w:t>-1</w:t>
+      </w:r>
+      <w:r>
+        <w:rPr/>
+        <w:t>(b) = a ⟺ f(a) = b. Per esempio k(x) = x³ da ℝ in ℝ è biettiva e la sua inversa è k</w:t>
+      </w:r>
+      <w:r>
+        <w:rPr>
+          <w:vertAlign w:val="superscript"/>
+        </w:rPr>
+        <w:t>-1</w:t>
+      </w:r>
+      <w:r>
+        <w:rPr/>
+        <w:t>(x) = ∛x, mentre h(n) = 2n + 1 da ℤ in ℤ non è biettiva (non è suriettiva), quindi non è invertibile.</w:t>
+      </w:r>
+    </w:p>
+    <w:p>
+      <w:r>
+        <w:rPr/>
+        <w:t>Non va confusa la funzione inversa f</w:t>
+      </w:r>
+      <w:r>
+        <w:rPr>
+          <w:vertAlign w:val="superscript"/>
+        </w:rPr>
+        <w:t>-1</w:t>
+      </w:r>
+      <w:r>
+        <w:rPr/>
+        <w:t xml:space="preserve"> (che esiste solo se f è biettiva) con la controimmagine f</w:t>
+      </w:r>
+      <w:r>
+        <w:rPr>
+          <w:vertAlign w:val="superscript"/>
+        </w:rPr>
+        <w:t>-1</w:t>
+      </w:r>
+      <w:r>
+        <w:rPr/>
+        <w:t>(T) del capitolo 13, che si può calcolare per qualunque funzione.</w:t>
       </w:r>
     </w:p>
     <w:sectPr>

--- a/Matematica discreta/Appunti matematica discreta.docx
+++ b/Matematica discreta/Appunti matematica discreta.docx
@@ -128,7 +128,25 @@
     </w:p>
     <w:p>
       <w:r>
-        <w:t>Negli ultimi 120 anni la teoria degli insiemi (nella sua formulazione intuitiva o "ingenua") è diventata il linguaggio universale su cui viene fondata e scritta tutta la matematica.</w:t>
+        <w:t xml:space="preserve">Negli ultimi 120 anni la </w:t>
+      </w:r>
+      <w:r>
+        <w:rPr>
+          <w:highlight w:val="yellow"/>
+        </w:rPr>
+        <w:t>teoria degli insiemi</w:t>
+      </w:r>
+      <w:r>
+        <w:t xml:space="preserve"> (nella sua formulazione intuitiva o "ingenua") è diventata il </w:t>
+      </w:r>
+      <w:r>
+        <w:rPr>
+          <w:highlight w:val="yellow"/>
+        </w:rPr>
+        <w:t>linguaggio universale su cui viene fondata e scritta tutta la matematic</w:t>
+      </w:r>
+      <w:r>
+        <w:t>a.</w:t>
       </w:r>
     </w:p>
     <w:p>
@@ -139,31 +157,64 @@
         <w:rPr>
           <w:b/>
           <w:bCs/>
+          <w:highlight w:val="yellow"/>
         </w:rPr>
         <w:t>insieme</w:t>
       </w:r>
       <w:r>
-        <w:t xml:space="preserve"> viene definito formalmente come una collezione ben determinata di oggetti distinti, detti </w:t>
+        <w:t xml:space="preserve"> viene </w:t>
+      </w:r>
+      <w:r>
+        <w:rPr>
+          <w:highlight w:val="yellow"/>
+        </w:rPr>
+        <w:t>definito</w:t>
+      </w:r>
+      <w:r>
+        <w:t xml:space="preserve"> formalmente come </w:t>
+      </w:r>
+      <w:r>
+        <w:rPr>
+          <w:highlight w:val="yellow"/>
+        </w:rPr>
+        <w:t xml:space="preserve">una collezione ben determinata di oggetti distinti, detti </w:t>
       </w:r>
       <w:r>
         <w:rPr>
           <w:i/>
           <w:iCs/>
+          <w:highlight w:val="yellow"/>
         </w:rPr>
         <w:t>elementi</w:t>
       </w:r>
       <w:r>
-        <w:t xml:space="preserve"> dell'insieme. Il requisito cardine affinché una collezione sia un insieme matematico è il </w:t>
-      </w:r>
-      <w:r>
-        <w:rPr>
-          <w:b/>
-          <w:bCs/>
+        <w:rPr>
+          <w:highlight w:val="yellow"/>
+        </w:rPr>
+        <w:t xml:space="preserve"> dell'insieme.</w:t>
+      </w:r>
+      <w:r>
+        <w:t xml:space="preserve"> Il requisito cardine affinché una collezione sia un insieme matematico è il </w:t>
+      </w:r>
+      <w:r>
+        <w:rPr>
+          <w:b/>
+          <w:bCs/>
+          <w:highlight w:val="yellow"/>
         </w:rPr>
         <w:t>criterio di oggettività</w:t>
       </w:r>
       <w:r>
-        <w:t>: l'appartenenza di un generico oggetto all'insieme deve essere definita tramite una proprietà oggettiva, verificabile e del tutto priva di ambiguità logica o valutazioni personali.</w:t>
+        <w:t xml:space="preserve">: l'appartenenza di un generico oggetto all'insieme </w:t>
+      </w:r>
+      <w:r>
+        <w:rPr>
+          <w:highlight w:val="yellow"/>
+        </w:rPr>
+        <w:t>deve essere definita tramite una proprietà oggettiva, verificabile e del tutto priva di ambiguità logica o valutazioni personali</w:t>
+      </w:r>
+      <w:r>
+        <w:t>.</w:t>
       </w:r>
     </w:p>
     <w:p>
@@ -272,7 +323,16 @@
     </w:p>
     <w:p>
       <w:r>
-        <w:t>Un insieme matematico risponde a due regole strutturali imprescindibili:</w:t>
+        <w:t xml:space="preserve">Un insieme matematico risponde a </w:t>
+      </w:r>
+      <w:r>
+        <w:rPr>
+          <w:highlight w:val="yellow"/>
+        </w:rPr>
+        <w:t>due regole strutturali imprescindibili</w:t>
+      </w:r>
+      <w:r>
+        <w:t>:</w:t>
       </w:r>
     </w:p>
     <w:p>
@@ -290,7 +350,16 @@
         <w:t>Unicità degli elementi</w:t>
       </w:r>
       <w:r>
-        <w:t>: un insieme non ammette elementi ripetuti o indistinguibili; ciascun elemento vi appartiene una sola volta. Di conseguenza, l'insieme descritto come {a, a, b, c} coincide a tutti gli effetti con {a, b, c}.</w:t>
+        <w:t xml:space="preserve">: un insieme </w:t>
+      </w:r>
+      <w:r>
+        <w:rPr>
+          <w:highlight w:val="yellow"/>
+        </w:rPr>
+        <w:t>non ammette elementi ripetuti o indistinguibili</w:t>
+      </w:r>
+      <w:r>
+        <w:t>; ciascun elemento vi appartiene una sola volta. Di conseguenza, l'insieme descritto come {a, a, b, c} coincide a tutti gli effetti con {a, b, c}.</w:t>
       </w:r>
     </w:p>
     <w:p>
@@ -308,7 +377,16 @@
         <w:t>Irrilevanza dell'ordine</w:t>
       </w:r>
       <w:r>
-        <w:t>: l'ordine con cui vengono elencati o scritti gli elementi non altera in alcun modo l'identità dell'insieme. Ad esempio, {a, b, c} e {b, a, c} rappresentano esattamente lo stesso insieme.</w:t>
+        <w:t xml:space="preserve">: </w:t>
+      </w:r>
+      <w:r>
+        <w:rPr>
+          <w:highlight w:val="yellow"/>
+        </w:rPr>
+        <w:t>l'ordine con cui vengono elencati o scritti gli elementi non altera in alcun modo l'identità dell'insieme</w:t>
+      </w:r>
+      <w:r>
+        <w:t>. Ad esempio, {a, b, c} e {b, a, c} rappresentano esattamente lo stesso insieme.</w:t>
       </w:r>
     </w:p>
     <w:p>
@@ -331,7 +409,31 @@
     </w:p>
     <w:p>
       <w:r>
-        <w:t>Per definire operativamente un insieme si utilizzano convenzionalmente due approcci principali:</w:t>
+        <w:rPr>
+          <w:highlight w:val="yellow"/>
+        </w:rPr>
+        <w:t>Per definire</w:t>
+      </w:r>
+      <w:r>
+        <w:t xml:space="preserve"> operativamente </w:t>
+      </w:r>
+      <w:r>
+        <w:rPr>
+          <w:highlight w:val="yellow"/>
+        </w:rPr>
+        <w:t>un insieme</w:t>
+      </w:r>
+      <w:r>
+        <w:t xml:space="preserve"> si utilizzano convenzionalmente </w:t>
+      </w:r>
+      <w:r>
+        <w:rPr>
+          <w:highlight w:val="yellow"/>
+        </w:rPr>
+        <w:t>due approcci principali</w:t>
+      </w:r>
+      <w:r>
+        <w:t>:</w:t>
       </w:r>
     </w:p>
     <w:p>
@@ -346,10 +448,34 @@
           <w:b/>
           <w:bCs/>
         </w:rPr>
-        <w:t>Rappresentazione Estensionale (per elencazione)</w:t>
-      </w:r>
-      <w:r>
-        <w:t>: consiste nel listare esplicitamente tutti gli elementi contenuti tra parentesi graffe, come A = {a, b, c, 1, 6, 8}. È il metodo più diretto, ma risulta praticabile solo per insiemi finiti di piccole dimensioni.</w:t>
+        <w:t>Rappresentazione Estensionale (</w:t>
+      </w:r>
+      <w:r>
+        <w:rPr>
+          <w:b/>
+          <w:bCs/>
+          <w:highlight w:val="yellow"/>
+        </w:rPr>
+        <w:t>per elencazione</w:t>
+      </w:r>
+      <w:r>
+        <w:rPr>
+          <w:b/>
+          <w:bCs/>
+        </w:rPr>
+        <w:t>)</w:t>
+      </w:r>
+      <w:r>
+        <w:t xml:space="preserve">: consiste nel listare esplicitamente tutti gli elementi contenuti tra parentesi graffe, </w:t>
+      </w:r>
+      <w:r>
+        <w:rPr>
+          <w:highlight w:val="yellow"/>
+        </w:rPr>
+        <w:t>come A = {a, b, c, 1, 6, 8}</w:t>
+      </w:r>
+      <w:r>
+        <w:t>. È il metodo più diretto, ma risulta praticabile solo per insiemi finiti di piccole dimensioni.</w:t>
       </w:r>
     </w:p>
     <w:p>
@@ -364,18 +490,53 @@
           <w:b/>
           <w:bCs/>
         </w:rPr>
-        <w:t>Rappresentazione Intensionale (per proprietà / comprensione)</w:t>
-      </w:r>
-      <w:r>
-        <w:t>: specifica la proprietà o condizione logica P(x) che tutti e soli gli elementi devono soddisfare all'interno di un insieme universo di riferimento U. La notazione formale assume la forma X = {x ∈ U | P(x)}. Ad esempio, per definire i numeri interi da 1 a 1 miliardo senza doverli elencare tutti, si scrive B = {n ∈ ℕ | 1 ≤ n ≤ 10</w:t>
-      </w:r>
-      <w:r>
-        <w:rPr>
+        <w:lastRenderedPageBreak/>
+        <w:t>Rappresentazione Intensionale (</w:t>
+      </w:r>
+      <w:r>
+        <w:rPr>
+          <w:b/>
+          <w:bCs/>
+          <w:highlight w:val="yellow"/>
+        </w:rPr>
+        <w:t>per proprietà / comprensione</w:t>
+      </w:r>
+      <w:r>
+        <w:rPr>
+          <w:b/>
+          <w:bCs/>
+        </w:rPr>
+        <w:t>)</w:t>
+      </w:r>
+      <w:r>
+        <w:t xml:space="preserve">: </w:t>
+      </w:r>
+      <w:r>
+        <w:rPr>
+          <w:highlight w:val="yellow"/>
+        </w:rPr>
+        <w:t>specifica la proprietà o condizione logica P(x) che tutti e soli gli elementi devono soddisfare all'interno di un insieme universo di riferimento U</w:t>
+      </w:r>
+      <w:r>
+        <w:t xml:space="preserve">. La notazione formale assume la forma X = {x ∈ U | P(x)}. Ad esempio, per definire i numeri interi da 1 a 1 miliardo senza doverli elencare tutti, si scrive </w:t>
+      </w:r>
+      <w:r>
+        <w:rPr>
+          <w:highlight w:val="yellow"/>
+        </w:rPr>
+        <w:t>B = {n ∈ ℕ | 1 ≤ n ≤ 10</w:t>
+      </w:r>
+      <w:r>
+        <w:rPr>
+          <w:highlight w:val="yellow"/>
           <w:vertAlign w:val="superscript"/>
         </w:rPr>
         <w:t>9</w:t>
       </w:r>
       <w:r>
+        <w:rPr>
+          <w:highlight w:val="yellow"/>
+        </w:rPr>
         <w:t>}.</w:t>
       </w:r>
     </w:p>
@@ -508,17 +669,42 @@
     </w:p>
     <w:p>
       <w:r>
-        <w:t>Nella teoria degli insiemi gioca un ruolo centrale l'</w:t>
-      </w:r>
-      <w:r>
-        <w:rPr>
-          <w:b/>
-          <w:bCs/>
+        <w:t xml:space="preserve">Nella teoria degli insiemi </w:t>
+      </w:r>
+      <w:r>
+        <w:rPr>
+          <w:highlight w:val="yellow"/>
+        </w:rPr>
+        <w:t>gioca un ruolo centrale l'</w:t>
+      </w:r>
+      <w:r>
+        <w:rPr>
+          <w:b/>
+          <w:bCs/>
+          <w:highlight w:val="yellow"/>
         </w:rPr>
         <w:t>insieme vuoto</w:t>
       </w:r>
       <w:r>
-        <w:t>, definito come l'unico insieme privo di elementi. Viene rappresentato simbolicamente con il segno ∅ oppure con la coppia di graffe vuote {}. Sebbene possa sembrare un concetto astratto o paradossale, l'insieme vuoto è indispensabile per formalizzare operazioni come l'intersezione tra insiemi disgiunti o per definire le basi dell'aritmetica.</w:t>
+        <w:t xml:space="preserve">, definito come </w:t>
+      </w:r>
+      <w:r>
+        <w:rPr>
+          <w:highlight w:val="yellow"/>
+        </w:rPr>
+        <w:t>l'unico insieme privo di elementi</w:t>
+      </w:r>
+      <w:r>
+        <w:t xml:space="preserve">. Viene rappresentato simbolicamente con il segno ∅ oppure con la coppia di graffe vuote {}. Sebbene possa sembrare un concetto astratto o paradossale, </w:t>
+      </w:r>
+      <w:r>
+        <w:rPr>
+          <w:highlight w:val="yellow"/>
+        </w:rPr>
+        <w:t>l'insieme vuoto è indispensabile per formalizzare operazioni come l'intersezione tra insiemi disgiunti o per definire le basi dell'aritmetica</w:t>
+      </w:r>
+      <w:r>
+        <w:t>.</w:t>
       </w:r>
     </w:p>
     <w:p>
@@ -529,11 +715,33 @@
         <w:rPr>
           <w:b/>
           <w:bCs/>
+          <w:highlight w:val="yellow"/>
         </w:rPr>
         <w:t>cardinalità</w:t>
       </w:r>
       <w:r>
-        <w:t xml:space="preserve"> di un insieme A, indicata con la notazione |A| (o card(A)), indica il numero totale dei suoi elementi distinti.</w:t>
+        <w:t xml:space="preserve"> di un insieme A, indicata con la </w:t>
+      </w:r>
+      <w:r>
+        <w:t xml:space="preserve">notazione </w:t>
+      </w:r>
+      <w:r>
+        <w:rPr>
+          <w:highlight w:val="yellow"/>
+        </w:rPr>
+        <w:t>|A|</w:t>
+      </w:r>
+      <w:r>
+        <w:t xml:space="preserve"> (o card(A)), indica il </w:t>
+      </w:r>
+      <w:r>
+        <w:rPr>
+          <w:highlight w:val="yellow"/>
+        </w:rPr>
+        <w:t>numero totale dei suoi elementi distinti</w:t>
+      </w:r>
+      <w:r>
+        <w:t>.</w:t>
       </w:r>
     </w:p>
     <w:p>
@@ -595,16 +803,53 @@
         <w:rPr>
           <w:b/>
           <w:bCs/>
+          <w:highlight w:val="yellow"/>
         </w:rPr>
         <w:t>sottoinsieme</w:t>
       </w:r>
       <w:r>
-        <w:t xml:space="preserve"> di un insieme T (indicato con S ⊆ T) se ogni elemento appartenente a S appartiene anche a T.</w:t>
-      </w:r>
-    </w:p>
-    <w:p>
-      <w:r>
-        <w:t xml:space="preserve">In linguaggio logico formale, mediante il quantificatore universale ∀ ("per ogni") e l'implicazione ⟹, la relazione si scrive: </w:t>
+        <w:t xml:space="preserve"> di un insieme T (indicato con </w:t>
+      </w:r>
+      <w:r>
+        <w:rPr>
+          <w:highlight w:val="yellow"/>
+        </w:rPr>
+        <w:t>S ⊆ T</w:t>
+      </w:r>
+      <w:r>
+        <w:t xml:space="preserve">) </w:t>
+      </w:r>
+      <w:r>
+        <w:rPr>
+          <w:highlight w:val="yellow"/>
+        </w:rPr>
+        <w:t>se ogni elemento appartenente a S appartiene anche a T</w:t>
+      </w:r>
+      <w:r>
+        <w:t>.</w:t>
+      </w:r>
+    </w:p>
+    <w:p>
+      <w:r>
+        <w:t xml:space="preserve">In linguaggio logico formale, mediante il quantificatore universale </w:t>
+      </w:r>
+      <w:r>
+        <w:rPr>
+          <w:highlight w:val="yellow"/>
+        </w:rPr>
+        <w:t>∀ ("per ogni")</w:t>
+      </w:r>
+      <w:r>
+        <w:t xml:space="preserve"> e </w:t>
+      </w:r>
+      <w:r>
+        <w:rPr>
+          <w:highlight w:val="yellow"/>
+        </w:rPr>
+        <w:t>l'implicazione ⟹,</w:t>
+      </w:r>
+      <w:r>
+        <w:t xml:space="preserve"> la relazione si scrive: </w:t>
       </w:r>
     </w:p>
     <w:p>
@@ -612,6 +857,9 @@
         <w:jc w:val="center"/>
       </w:pPr>
       <w:r>
+        <w:rPr>
+          <w:highlight w:val="yellow"/>
+        </w:rPr>
         <w:t>S ⊆ T ⟺ ∀ x ∈ S, x ∈ T</w:t>
       </w:r>
     </w:p>
@@ -624,27 +872,65 @@
         <w:t>Sottigliezza notazionale (⊆ vs ⊂)</w:t>
       </w:r>
       <w:r>
-        <w:t xml:space="preserve">: Il simbolo ⊆ indica l'inclusione debole e ammette la possibilità che S sia uguale a T, analogo al segno di minore o uguale (≤) in aritmetica. Se si vuole specificare che S è un sottoinsieme </w:t>
-      </w:r>
-      <w:r>
-        <w:rPr>
-          <w:b/>
-          <w:bCs/>
+        <w:t xml:space="preserve">: Il simbolo </w:t>
+      </w:r>
+      <w:r>
+        <w:rPr>
+          <w:highlight w:val="yellow"/>
+        </w:rPr>
+        <w:t>⊆</w:t>
+      </w:r>
+      <w:r>
+        <w:t xml:space="preserve"> indica </w:t>
+      </w:r>
+      <w:r>
+        <w:rPr>
+          <w:highlight w:val="yellow"/>
+        </w:rPr>
+        <w:t>l'inclusione debole e ammette la possibilità che S sia uguale a T</w:t>
+      </w:r>
+      <w:r>
+        <w:t xml:space="preserve">, analogo al segno di minore o uguale (≤) in aritmetica. </w:t>
+      </w:r>
+      <w:r>
+        <w:rPr>
+          <w:highlight w:val="yellow"/>
+        </w:rPr>
+        <w:t xml:space="preserve">Se si vuole specificare che S è un sottoinsieme </w:t>
+      </w:r>
+      <w:r>
+        <w:rPr>
+          <w:b/>
+          <w:bCs/>
+          <w:highlight w:val="yellow"/>
         </w:rPr>
         <w:t>proprio</w:t>
       </w:r>
       <w:r>
-        <w:t xml:space="preserve"> (cioè contenuto in T ma non coincidente con esso, esistendo almeno un elemento di T non presente in S), si usa il simbolo di inclusione stretta ⊂ o ⊊.</w:t>
-      </w:r>
-    </w:p>
-    <w:p>
-      <w:r>
+        <w:t xml:space="preserve"> (cioè contenuto in T ma non coincidente con esso, esistendo almeno un elemento di T non presente in S), </w:t>
+      </w:r>
+      <w:r>
+        <w:rPr>
+          <w:highlight w:val="yellow"/>
+        </w:rPr>
+        <w:t>si usa il simbolo di inclusione stretta ⊂</w:t>
+      </w:r>
+      <w:r>
+        <w:t xml:space="preserve"> o ⊊.</w:t>
+      </w:r>
+    </w:p>
+    <w:p/>
+    <w:p/>
+    <w:p>
+      <w:r>
+        <w:lastRenderedPageBreak/>
         <w:t xml:space="preserve">Dalla definizione discendono alcune </w:t>
       </w:r>
       <w:r>
         <w:rPr>
           <w:b/>
           <w:bCs/>
+          <w:highlight w:val="yellow"/>
         </w:rPr>
         <w:t>proprietà generali fondamentali</w:t>
       </w:r>
@@ -667,13 +953,16 @@
         <w:t>Riflessività</w:t>
       </w:r>
       <w:r>
-        <w:t xml:space="preserve">: Ogni insieme è sottoinsieme di </w:t>
-      </w:r>
-      <w:r>
-        <w:t>se</w:t>
-      </w:r>
-      <w:r>
-        <w:t xml:space="preserve"> stesso (A ⊆ A), poiché qualsiasi elemento di A appartiene banalmente ad A.</w:t>
+        <w:t xml:space="preserve">: </w:t>
+      </w:r>
+      <w:r>
+        <w:rPr>
+          <w:highlight w:val="yellow"/>
+        </w:rPr>
+        <w:t>Ogni insieme è sottoinsieme di se stesso</w:t>
+      </w:r>
+      <w:r>
+        <w:t xml:space="preserve"> (A ⊆ A), poiché qualsiasi elemento di A appartiene banalmente ad A.</w:t>
       </w:r>
     </w:p>
     <w:p>
@@ -691,7 +980,16 @@
         <w:t>Universalità dell'insieme vuoto</w:t>
       </w:r>
       <w:r>
-        <w:t>: L'insieme vuoto è sottoinsieme di qualunque insieme (∅ ⊆ A), in quanto non contiene alcun elemento che possa violare la condizione di inclusione.</w:t>
+        <w:t xml:space="preserve">: </w:t>
+      </w:r>
+      <w:r>
+        <w:rPr>
+          <w:highlight w:val="yellow"/>
+        </w:rPr>
+        <w:t>L'insieme vuoto è sottoinsieme di qualunque insieme</w:t>
+      </w:r>
+      <w:r>
+        <w:t xml:space="preserve"> (∅ ⊆ A), in quanto non contiene alcun elemento che possa violare la condizione di inclusione.</w:t>
       </w:r>
     </w:p>
     <w:p>
@@ -709,7 +1007,25 @@
         <w:t>Relazione tra cardinalità</w:t>
       </w:r>
       <w:r>
-        <w:t>: Se S ⊆ T, la cardinalità di S non può mai superare quella di T, ovvero |S| ≤ |T|.</w:t>
+        <w:t xml:space="preserve">: Se </w:t>
+      </w:r>
+      <w:r>
+        <w:rPr>
+          <w:highlight w:val="yellow"/>
+        </w:rPr>
+        <w:t>S ⊆ T</w:t>
+      </w:r>
+      <w:r>
+        <w:t xml:space="preserve">, la </w:t>
+      </w:r>
+      <w:r>
+        <w:rPr>
+          <w:highlight w:val="yellow"/>
+        </w:rPr>
+        <w:t>cardinalità di S non può mai superare quella di T</w:t>
+      </w:r>
+      <w:r>
+        <w:t>, ovvero |S| ≤ |T|.</w:t>
       </w:r>
     </w:p>
     <w:p>
@@ -727,26 +1043,31 @@
         <w:t>Sottoinsiemi Banali e Propri</w:t>
       </w:r>
       <w:r>
-        <w:t xml:space="preserve">: Per un generico insieme non vuoto A, l'insieme vuoto ∅ e l'insieme A stesso sono detti </w:t>
+        <w:t xml:space="preserve">: Per un generico insieme non vuoto A, </w:t>
+      </w:r>
+      <w:r>
+        <w:rPr>
+          <w:highlight w:val="yellow"/>
+        </w:rPr>
+        <w:t xml:space="preserve">l'insieme vuoto ∅ e l'insieme A stesso sono detti </w:t>
       </w:r>
       <w:r>
         <w:rPr>
           <w:i/>
           <w:iCs/>
-        </w:rPr>
-        <w:t>sottoinsiemi banali;</w:t>
-      </w:r>
-      <w:r>
-        <w:t xml:space="preserve"> un sottoinsieme S ⊆ A con S ≠ A è detto proprio (come definito sopra)</w:t>
+          <w:highlight w:val="yellow"/>
+        </w:rPr>
+        <w:t>sottoinsiemi banali</w:t>
       </w:r>
       <w:r>
         <w:rPr>
           <w:i/>
           <w:iCs/>
         </w:rPr>
-      </w:r>
-      <w:r>
-        <w:t>.</w:t>
+        <w:t>;</w:t>
+      </w:r>
+      <w:r>
+        <w:t xml:space="preserve"> un sottoinsieme S ⊆ A con S ≠ A è detto proprio (come definito sopra).</w:t>
       </w:r>
     </w:p>
     <w:p>
@@ -780,6 +1101,7 @@
         <w:rPr>
           <w:b/>
           <w:bCs/>
+          <w:highlight w:val="yellow"/>
         </w:rPr>
         <w:t>principio della doppia inclusione</w:t>
       </w:r>
@@ -792,6 +1114,9 @@
         <w:jc w:val="center"/>
       </w:pPr>
       <w:r>
+        <w:rPr>
+          <w:highlight w:val="yellow"/>
+        </w:rPr>
         <w:t>A = B ⟺ (A ⊆ B ∧ B ⊆ A)</w:t>
       </w:r>
     </w:p>
@@ -814,11 +1139,18 @@
         <w:rPr>
           <w:b/>
           <w:bCs/>
+          <w:highlight w:val="yellow"/>
         </w:rPr>
         <w:t>prima inclusione</w:t>
       </w:r>
       <w:r>
-        <w:t xml:space="preserve"> (A ⊆ B): si prende un generico elemento x ∈ A e si deduce logicamente che x ∈ B.</w:t>
+        <w:rPr>
+          <w:highlight w:val="yellow"/>
+        </w:rPr>
+        <w:t xml:space="preserve"> (A ⊆ B)</w:t>
+      </w:r>
+      <w:r>
+        <w:t>: si prende un generico elemento x ∈ A e si deduce logicamente che x ∈ B.</w:t>
       </w:r>
     </w:p>
     <w:p>
@@ -835,11 +1167,18 @@
         <w:rPr>
           <w:b/>
           <w:bCs/>
+          <w:highlight w:val="yellow"/>
         </w:rPr>
         <w:t>seconda inclusione</w:t>
       </w:r>
       <w:r>
-        <w:t xml:space="preserve"> (B ⊆ A): si prende un generico elemento y ∈ B e si deduce che y ∈ A. Una volta verificate entrambe le condizioni, si conclude con certezza che A = B.</w:t>
+        <w:rPr>
+          <w:highlight w:val="yellow"/>
+        </w:rPr>
+        <w:t xml:space="preserve"> (B ⊆ A)</w:t>
+      </w:r>
+      <w:r>
+        <w:t>: si prende un generico elemento y ∈ B e si deduce che y ∈ A. Una volta verificate entrambe le condizioni, si conclude con certezza che A = B.</w:t>
       </w:r>
     </w:p>
     <w:p>
@@ -857,103 +1196,66 @@
           <w:bCs/>
           <w:color w:val="E97132" w:themeColor="accent2"/>
         </w:rPr>
-        <w:t>Differenza Cruciale tra Appartenenza (∈) e Inclusione (⊆)</w:t>
-      </w:r>
-    </w:p>
-    <w:p>
-      <w:r>
-        <w:t xml:space="preserve">Una delle trappole concettuali più frequenti nell'apprendimento della materia (spesso evidenziata come "trabocchetto d'esame") riguarda la distinzione tra la relazione di </w:t>
-      </w:r>
-      <w:r>
-        <w:rPr>
-          <w:b/>
-          <w:bCs/>
-        </w:rPr>
-        <w:t>appartenenza</w:t>
-      </w:r>
-      <w:r>
-        <w:t xml:space="preserve"> (∈) e quella di </w:t>
-      </w:r>
-      <w:r>
-        <w:rPr>
-          <w:b/>
-          <w:bCs/>
-        </w:rPr>
-        <w:t>inclusione</w:t>
-      </w:r>
-      <w:r>
-        <w:t xml:space="preserve"> (⊆).</w:t>
-      </w:r>
-    </w:p>
-    <w:p>
-      <w:pPr>
-        <w:numPr>
-          <w:ilvl w:val="0"/>
-          <w:numId w:val="8"/>
-        </w:numPr>
-      </w:pPr>
-      <w:r>
-        <w:rPr>
-          <w:b/>
-          <w:bCs/>
-        </w:rPr>
-        <w:t>Appartenenza (∈)</w:t>
-      </w:r>
-      <w:r>
-        <w:t xml:space="preserve">: Lega un </w:t>
-      </w:r>
-      <w:r>
-        <w:rPr>
-          <w:b/>
-          <w:bCs/>
-        </w:rPr>
-        <w:t>singolo elemento</w:t>
-      </w:r>
-      <w:r>
-        <w:t xml:space="preserve"> all'insieme che lo contiene direttamente (x ∈ A).</w:t>
-      </w:r>
-    </w:p>
-    <w:p>
-      <w:pPr>
-        <w:numPr>
-          <w:ilvl w:val="0"/>
-          <w:numId w:val="8"/>
-        </w:numPr>
-      </w:pPr>
-      <w:r>
-        <w:rPr>
-          <w:b/>
-          <w:bCs/>
-        </w:rPr>
-        <w:t>Inclusione (⊆)</w:t>
-      </w:r>
-      <w:r>
-        <w:t xml:space="preserve">: Lega </w:t>
-      </w:r>
-      <w:r>
-        <w:rPr>
-          <w:b/>
-          <w:bCs/>
-        </w:rPr>
-        <w:t>due insiemi</w:t>
-      </w:r>
-      <w:r>
-        <w:t>, stabilendo che tutti gli elementi del primo sono contenuti anche nel secondo (S ⊆ T).</w:t>
-      </w:r>
-    </w:p>
-    <w:p>
-      <w:r>
-        <w:t xml:space="preserve">La confusione nasce dal fatto che </w:t>
-      </w:r>
-      <w:r>
-        <w:rPr>
-          <w:b/>
-          <w:bCs/>
-        </w:rPr>
-        <w:t>un insieme può figurare in blocco come singolo elemento all'interno di un altro insieme</w:t>
-      </w:r>
-      <w:r>
-        <w:t>.</w:t>
+        <w:t>Il Concetto di "Scatole Cinesi" e Gerarchia Logica</w:t>
+      </w:r>
+    </w:p>
+    <w:p>
+      <w:r>
+        <w:t xml:space="preserve">Questo fenomeno introduce una </w:t>
+      </w:r>
+      <w:r>
+        <w:rPr>
+          <w:highlight w:val="yellow"/>
+        </w:rPr>
+        <w:t xml:space="preserve">rigida </w:t>
+      </w:r>
+      <w:r>
+        <w:rPr>
+          <w:b/>
+          <w:bCs/>
+          <w:highlight w:val="yellow"/>
+        </w:rPr>
+        <w:t>gerarchia di livelli logici</w:t>
+      </w:r>
+      <w:r>
+        <w:t xml:space="preserve">: </w:t>
+      </w:r>
+      <w:r>
+        <w:rPr>
+          <w:highlight w:val="yellow"/>
+        </w:rPr>
+        <w:t>gli elementi di un insieme che è a sua volta elemento di B</w:t>
+      </w:r>
+      <w:r>
+        <w:t xml:space="preserve"> (come A in B = {A, 3}) </w:t>
+      </w:r>
+      <w:r>
+        <w:rPr>
+          <w:highlight w:val="yellow"/>
+        </w:rPr>
+        <w:t>non sono automaticamente elementi di B</w:t>
+      </w:r>
+      <w:r>
+        <w:t>: A ∈ B non implica A ⊆ B. Aggiungere una parentesi graffa altera completamente la natura dell'oggetto matematico: la notazione a indica un elemento semplice, mentre {a} indica l'insieme che contiene quell'elemento.</w:t>
+      </w:r>
+    </w:p>
+    <w:p/>
+    <w:p>
+      <w:pPr>
+        <w:pStyle w:val="Titolo1"/>
+        <w:rPr>
+          <w:b/>
+          <w:bCs/>
+          <w:color w:val="EE0000"/>
+        </w:rPr>
+      </w:pPr>
+      <w:r>
+        <w:rPr>
+          <w:b/>
+          <w:bCs/>
+          <w:color w:val="EE0000"/>
+        </w:rPr>
+        <w:t>3. Operazioni Insiemistiche Algebriche e Prodotto Cartesiano</w:t>
       </w:r>
     </w:p>
     <w:p>
@@ -971,148 +1273,6 @@
           <w:bCs/>
           <w:color w:val="E97132" w:themeColor="accent2"/>
         </w:rPr>
-        <w:t>L'Esempio della Lezione</w:t>
-      </w:r>
-    </w:p>
-    <w:p>
-      <w:r>
-        <w:t xml:space="preserve">Si considerino i seguenti insiemi: </w:t>
-      </w:r>
-    </w:p>
-    <w:p>
-      <w:pPr>
-        <w:jc w:val="center"/>
-      </w:pPr>
-      <w:r>
-        <w:t>A = {1, 2}</w:t>
-      </w:r>
-    </w:p>
-    <w:p>
-      <w:pPr>
-        <w:jc w:val="center"/>
-      </w:pPr>
-      <w:r>
-        <w:t>B = {A, 3} = {{1, 2}, 3}</w:t>
-      </w:r>
-    </w:p>
-    <w:p>
-      <w:r>
-        <w:t>Analizziamo le relazioni logiche tra A e B:</w:t>
-      </w:r>
-    </w:p>
-    <w:p>
-      <w:pPr>
-        <w:numPr>
-          <w:ilvl w:val="0"/>
-          <w:numId w:val="9"/>
-        </w:numPr>
-      </w:pPr>
-      <w:r>
-        <w:rPr>
-          <w:b/>
-          <w:bCs/>
-        </w:rPr>
-        <w:t>Appartenenza (A ∈ B) — VERA</w:t>
-      </w:r>
-      <w:r>
-        <w:t>: L'oggetto A (cioè l'intero insieme {1, 2} preso come blocco unico) è uno dei due elementi contenuti dentro B. La cardinalità di B è infatti |B| = 2 (i suoi due elementi sono la "scatola" A e il numero 3).</w:t>
-      </w:r>
-    </w:p>
-    <w:p>
-      <w:pPr>
-        <w:numPr>
-          <w:ilvl w:val="0"/>
-          <w:numId w:val="9"/>
-        </w:numPr>
-      </w:pPr>
-      <w:r>
-        <w:rPr>
-          <w:b/>
-          <w:bCs/>
-        </w:rPr>
-        <w:t>Inclusione (A ⊆ B) — FALSA</w:t>
-      </w:r>
-      <w:r>
-        <w:t xml:space="preserve">: Affinché A sia sottoinsieme di B, ciascun elemento individuale di A dovrebbe appartenere a B. Prendiamo l'elemento 1 ∈ A: il numero 1 da solo </w:t>
-      </w:r>
-      <w:r>
-        <w:rPr>
-          <w:b/>
-          <w:bCs/>
-        </w:rPr>
-        <w:t>non appartiene</w:t>
-      </w:r>
-      <w:r>
-        <w:t xml:space="preserve"> a B (1 ∉ B), poiché dentro B figurano solo l'insieme {1, 2} e il numero 3.</w:t>
-      </w:r>
-    </w:p>
-    <w:p>
-      <w:pPr>
-        <w:pStyle w:val="Titolo2"/>
-        <w:rPr>
-          <w:b/>
-          <w:bCs/>
-          <w:color w:val="E97132" w:themeColor="accent2"/>
-        </w:rPr>
-      </w:pPr>
-      <w:r>
-        <w:rPr>
-          <w:b/>
-          <w:bCs/>
-          <w:color w:val="E97132" w:themeColor="accent2"/>
-        </w:rPr>
-        <w:t>Il Concetto di "Scatole Cinesi" e Gerarchia Logica</w:t>
-      </w:r>
-    </w:p>
-    <w:p>
-      <w:r>
-        <w:t xml:space="preserve">Questo fenomeno introduce una rigida </w:t>
-      </w:r>
-      <w:r>
-        <w:rPr>
-          <w:b/>
-          <w:bCs/>
-        </w:rPr>
-        <w:t>gerarchia di livelli logici</w:t>
-      </w:r>
-      <w:r>
-        <w:t>: gli elementi di un insieme che è a sua volta elemento di B (come A in B = {A, 3}) non sono automaticamente elementi di B: A ∈ B non implica A ⊆ B. Aggiungere una parentesi graffa altera completamente la natura dell'oggetto matematico: la notazione a indica un elemento semplice, mentre {a} indica l'insieme che contiene quell'elemento.</w:t>
-      </w:r>
-    </w:p>
-    <w:p/>
-    <w:p>
-      <w:pPr>
-        <w:pStyle w:val="Titolo1"/>
-        <w:rPr>
-          <w:b/>
-          <w:bCs/>
-          <w:color w:val="EE0000"/>
-        </w:rPr>
-      </w:pPr>
-      <w:r>
-        <w:rPr>
-          <w:b/>
-          <w:bCs/>
-          <w:color w:val="EE0000"/>
-        </w:rPr>
-        <w:t>3. Operazioni Insiemistiche Algebriche e Prodotto Cartesiano</w:t>
-      </w:r>
-    </w:p>
-    <w:p>
-      <w:pPr>
-        <w:pStyle w:val="Titolo2"/>
-        <w:rPr>
-          <w:b/>
-          <w:bCs/>
-          <w:color w:val="E97132" w:themeColor="accent2"/>
-        </w:rPr>
-      </w:pPr>
-      <w:r>
-        <w:rPr>
-          <w:b/>
-          <w:bCs/>
-          <w:color w:val="E97132" w:themeColor="accent2"/>
-        </w:rPr>
         <w:t>Le Operazioni Insiemistiche Fondamentali: Intersezione e Unione</w:t>
       </w:r>
     </w:p>
@@ -1128,7 +1288,22 @@
         <w:t>operazioni algebriche</w:t>
       </w:r>
       <w:r>
-        <w:t xml:space="preserve"> per far interagire più insiemi tra loro. In matematica, un'operazione è una ricetta astratta che prende due oggetti di una determinata natura (in questo caso due insiemi) e ne produce un terzo appartenente al medesimo ambito.</w:t>
+        <w:t xml:space="preserve"> per far interagire più insiemi tra loro. </w:t>
+      </w:r>
+      <w:r>
+        <w:rPr>
+          <w:highlight w:val="yellow"/>
+        </w:rPr>
+        <w:t>In matematica, un'operazione è una ricetta astratta che prende due oggetti di una determinata natura</w:t>
+      </w:r>
+      <w:r>
+        <w:t xml:space="preserve"> (in questo caso due insiemi) </w:t>
+      </w:r>
+      <w:r>
+        <w:rPr>
+          <w:highlight w:val="yellow"/>
+        </w:rPr>
+        <w:t>e ne produce un terzo appartenente al medesimo ambito.</w:t>
       </w:r>
     </w:p>
     <w:p>
@@ -1151,27 +1326,44 @@
         <w:t>Intersezione (X ∩ Y)</w:t>
       </w:r>
       <w:r>
-        <w:t xml:space="preserve">: È l'insieme costituito da tutti e soli gli elementi che appartengono </w:t>
-      </w:r>
-      <w:r>
-        <w:rPr>
-          <w:b/>
-          <w:bCs/>
+        <w:t xml:space="preserve">: È </w:t>
+      </w:r>
+      <w:r>
+        <w:rPr>
+          <w:highlight w:val="yellow"/>
+        </w:rPr>
+        <w:t xml:space="preserve">l'insieme costituito da tutti e soli gli elementi che appartengono </w:t>
+      </w:r>
+      <w:r>
+        <w:rPr>
+          <w:b/>
+          <w:bCs/>
+          <w:highlight w:val="yellow"/>
         </w:rPr>
         <w:t>sia</w:t>
       </w:r>
       <w:r>
+        <w:rPr>
+          <w:highlight w:val="yellow"/>
+        </w:rPr>
         <w:t xml:space="preserve"> a X </w:t>
       </w:r>
       <w:r>
         <w:rPr>
           <w:b/>
           <w:bCs/>
+          <w:highlight w:val="yellow"/>
         </w:rPr>
         <w:t>sia</w:t>
       </w:r>
       <w:r>
-        <w:t xml:space="preserve"> a Y (elementi comuni ad entrambi): </w:t>
+        <w:rPr>
+          <w:highlight w:val="yellow"/>
+        </w:rPr>
+        <w:t xml:space="preserve"> a Y</w:t>
+      </w:r>
+      <w:r>
+        <w:t xml:space="preserve"> (elementi comuni ad entrambi): </w:t>
       </w:r>
     </w:p>
     <w:p>
@@ -1179,6 +1371,7 @@
         <w:jc w:val="center"/>
       </w:pPr>
       <w:r>
+        <w:lastRenderedPageBreak/>
         <w:t>X ∩ Y = {x | x ∈ X ∧ x ∈ Y}</w:t>
       </w:r>
     </w:p>
@@ -1212,17 +1405,30 @@
         <w:t>Unione (X ∪ Y)</w:t>
       </w:r>
       <w:r>
-        <w:t xml:space="preserve">: È l'insieme ottenuto raggruppando tutti gli elementi che appartengono a X, a Y </w:t>
-      </w:r>
-      <w:r>
-        <w:rPr>
-          <w:b/>
-          <w:bCs/>
+        <w:t xml:space="preserve">: </w:t>
+      </w:r>
+      <w:r>
+        <w:rPr>
+          <w:highlight w:val="yellow"/>
+        </w:rPr>
+        <w:t xml:space="preserve">È l'insieme ottenuto raggruppando tutti gli elementi che appartengono a X, a Y </w:t>
+      </w:r>
+      <w:r>
+        <w:rPr>
+          <w:b/>
+          <w:bCs/>
+          <w:highlight w:val="yellow"/>
         </w:rPr>
         <w:t>oppure</w:t>
       </w:r>
       <w:r>
-        <w:t xml:space="preserve"> a entrambi: </w:t>
+        <w:rPr>
+          <w:highlight w:val="yellow"/>
+        </w:rPr>
+        <w:t xml:space="preserve"> a entrambi</w:t>
+      </w:r>
+      <w:r>
+        <w:t xml:space="preserve">: </w:t>
       </w:r>
     </w:p>
     <w:p>
@@ -1284,7 +1490,16 @@
         <w:t>Proprietà Commutativa</w:t>
       </w:r>
       <w:r>
-        <w:t xml:space="preserve">: L'ordine con cui vengono presi i due insiemi è del tutto irrilevante: </w:t>
+        <w:t xml:space="preserve">: </w:t>
+      </w:r>
+      <w:r>
+        <w:rPr>
+          <w:highlight w:val="yellow"/>
+        </w:rPr>
+        <w:t>L'ordine con cui vengono presi i due insiemi è del tutto irrilevante</w:t>
+      </w:r>
+      <w:r>
+        <w:t xml:space="preserve">: </w:t>
       </w:r>
     </w:p>
     <w:p>
@@ -1310,7 +1525,16 @@
         <w:t>Proprietà Associativa</w:t>
       </w:r>
       <w:r>
-        <w:t xml:space="preserve">: Quando si operano tre insiemi, il raggruppamento dei termini non altera il risultato finale: </w:t>
+        <w:t xml:space="preserve">: </w:t>
+      </w:r>
+      <w:r>
+        <w:rPr>
+          <w:highlight w:val="yellow"/>
+        </w:rPr>
+        <w:t>Quando si operano tre insiemi, il raggruppamento dei termini non altera il risultato finale</w:t>
+      </w:r>
+      <w:r>
+        <w:t xml:space="preserve">: </w:t>
       </w:r>
     </w:p>
     <w:p>
@@ -1318,19 +1542,7 @@
         <w:jc w:val="center"/>
       </w:pPr>
       <w:r>
-        <w:t xml:space="preserve">(X ∩ Y) ∩ Z = X ∩ (Y ∩ </w:t>
-      </w:r>
-      <w:r>
-        <w:t xml:space="preserve">Z)   </w:t>
-      </w:r>
-      <w:r>
-        <w:t>e</w:t>
-      </w:r>
-      <w:r>
-        <w:t xml:space="preserve">   (</w:t>
-      </w:r>
-      <w:r>
-        <w:t>X ∪ Y) ∪ Z = X ∪ (Y ∪ Z)</w:t>
+        <w:t>(X ∩ Y) ∩ Z = X ∩ (Y ∩ Z)   e   (X ∪ Y) ∪ Z = X ∪ (Y ∪ Z)</w:t>
       </w:r>
     </w:p>
     <w:p>
@@ -1348,12 +1560,19 @@
         <w:t>Proprietà Distributiva</w:t>
       </w:r>
       <w:r>
-        <w:t xml:space="preserve">: A differenza di quanto avviene nell'aritmetica ordinaria (dove la moltiplicazione distribuisce sull'addizione ma l'addizione non distribuisce sulla moltiplicazione), negli insiemi </w:t>
-      </w:r>
-      <w:r>
-        <w:rPr>
-          <w:b/>
-          <w:bCs/>
+        <w:t xml:space="preserve">: A differenza di quanto avviene nell'aritmetica ordinaria (dove la moltiplicazione distribuisce sull'addizione ma l'addizione non distribuisce sulla moltiplicazione), </w:t>
+      </w:r>
+      <w:r>
+        <w:rPr>
+          <w:highlight w:val="yellow"/>
+        </w:rPr>
+        <w:t xml:space="preserve">negli insiemi </w:t>
+      </w:r>
+      <w:r>
+        <w:rPr>
+          <w:b/>
+          <w:bCs/>
+          <w:highlight w:val="yellow"/>
         </w:rPr>
         <w:t>ciascuna operazione distribuisce rispetto all'altra</w:t>
       </w:r>
@@ -1521,6 +1740,7 @@
           <w:b/>
           <w:bCs/>
         </w:rPr>
+        <w:lastRenderedPageBreak/>
         <w:t>Definizione Formale</w:t>
       </w:r>
       <w:r>
@@ -1534,13 +1754,7 @@
         <w:t>coppie ordinate</w:t>
       </w:r>
       <w:r>
-        <w:t xml:space="preserve"> (a, b) tali che il primo elemento </w:t>
-      </w:r>
-      <w:r>
-        <w:t>a</w:t>
-      </w:r>
-      <w:r>
-        <w:t xml:space="preserve"> appartiene ad A e il secondo elemento b appartiene a B: </w:t>
+        <w:t xml:space="preserve"> (a, b) tali che il primo elemento a appartiene ad A e il secondo elemento b appartiene a B: </w:t>
       </w:r>
     </w:p>
     <w:p>
@@ -1627,30 +1841,10 @@
           <w:b/>
           <w:bCs/>
         </w:rPr>
-        <w:t xml:space="preserve">Prodotto di un Insieme con </w:t>
-      </w:r>
-      <w:r>
-        <w:rPr>
-          <w:b/>
-          <w:bCs/>
-        </w:rPr>
-        <w:t>Se</w:t>
-      </w:r>
-      <w:r>
-        <w:rPr>
-          <w:b/>
-          <w:bCs/>
-        </w:rPr>
-        <w:t xml:space="preserve"> Stesso</w:t>
-      </w:r>
-      <w:r>
-        <w:t xml:space="preserve">: È possibile effettuare il prodotto cartesiano di un insieme con </w:t>
-      </w:r>
-      <w:r>
-        <w:t>se</w:t>
-      </w:r>
-      <w:r>
-        <w:t xml:space="preserve"> stesso (A × A), ottenendo coppie formate da elementi appartenenti al medesimo insieme.</w:t>
+        <w:t>Prodotto di un Insieme con Se Stesso</w:t>
+      </w:r>
+      <w:r>
+        <w:t>: È possibile effettuare il prodotto cartesiano di un insieme con se stesso (A × A), ottenendo coppie formate da elementi appartenenti al medesimo insieme.</w:t>
       </w:r>
     </w:p>
     <w:p>
@@ -1839,15 +2033,7 @@
         <w:t>A</w:t>
       </w:r>
       <w:r>
-        <w:t>(S)</w:t>
-      </w:r>
-      <w:r>
-        <w:rPr>
-          <w:vertAlign w:val="superscript"/>
-        </w:rPr>
-      </w:r>
-      <w:r>
-        <w:t xml:space="preserve">: </w:t>
+        <w:t xml:space="preserve">(S): </w:t>
       </w:r>
     </w:p>
     <w:p>
@@ -1902,6 +2088,7 @@
           <w:b/>
           <w:bCs/>
         </w:rPr>
+        <w:lastRenderedPageBreak/>
         <w:t>Complementari degli insiemi estremi</w:t>
       </w:r>
       <w:r>
@@ -1914,10 +2101,7 @@
         <w:t>A</w:t>
       </w:r>
       <w:r>
-        <w:t>(</w:t>
-      </w:r>
-      <w:r>
-        <w:t>∅) = A), mentre il complementare dell'universo stesso è l'insieme vuoto (𝒞</w:t>
+        <w:t>(∅) = A), mentre il complementare dell'universo stesso è l'insieme vuoto (𝒞</w:t>
       </w:r>
       <w:r>
         <w:rPr>
@@ -1941,14 +2125,7 @@
           <w:b/>
           <w:bCs/>
         </w:rPr>
-        <w:t>Involutività</w:t>
-      </w:r>
-      <w:r>
-        <w:rPr>
-          <w:b/>
-          <w:bCs/>
-        </w:rPr>
-        <w:t xml:space="preserve"> del Complementare</w:t>
+        <w:t>Involutività del Complementare</w:t>
       </w:r>
       <w:r>
         <w:t xml:space="preserve">: Applicare due volte la complementazione restituisce l'insieme di partenza: </w:t>
@@ -2104,10 +2281,7 @@
         <w:t>A</w:t>
       </w:r>
       <w:r>
-        <w:t>(</w:t>
-      </w:r>
-      <w:r>
-        <w:t>S ∪ T) = 𝒞</w:t>
+        <w:t>(S ∪ T) = 𝒞</w:t>
       </w:r>
       <w:r>
         <w:rPr>
@@ -2162,10 +2336,7 @@
         <w:t>A</w:t>
       </w:r>
       <w:r>
-        <w:t>(</w:t>
-      </w:r>
-      <w:r>
-        <w:t>S ∩ T) = 𝒞</w:t>
+        <w:t>(S ∩ T) = 𝒞</w:t>
       </w:r>
       <w:r>
         <w:rPr>
@@ -2233,22 +2404,7 @@
         <w:t>A</w:t>
       </w:r>
       <w:r>
-        <w:t>(</w:t>
-      </w:r>
-      <w:r>
-        <w:t xml:space="preserve">S ∪ </w:t>
-      </w:r>
-      <w:r>
-        <w:t>T)  ⟺</w:t>
-      </w:r>
-      <w:r>
-        <w:t xml:space="preserve"> x ∈ A ∧ x ∉ (S ∪ </w:t>
-      </w:r>
-      <w:r>
-        <w:t xml:space="preserve">T)   </w:t>
-      </w:r>
-      <w:r>
-        <w:t xml:space="preserve"> (per definizione di complementare)</w:t>
+        <w:t>(S ∪ T)  ⟺ x ∈ A ∧ x ∉ (S ∪ T)    (per definizione di complementare)</w:t>
       </w:r>
     </w:p>
     <w:p>
@@ -2256,19 +2412,7 @@
         <w:ind w:left="720"/>
       </w:pPr>
       <w:r>
-        <w:t xml:space="preserve"> ⟺ x ∈ A ∧ </w:t>
-      </w:r>
-      <w:r>
-        <w:t>¬(</w:t>
-      </w:r>
-      <w:r>
-        <w:t xml:space="preserve">x ∈ S ∨ x ∈ </w:t>
-      </w:r>
-      <w:r>
-        <w:t xml:space="preserve">T)   </w:t>
-      </w:r>
-      <w:r>
-        <w:t xml:space="preserve"> (per definizione di unione)</w:t>
+        <w:t xml:space="preserve"> ⟺ x ∈ A ∧ ¬(x ∈ S ∨ x ∈ T)    (per definizione di unione)</w:t>
       </w:r>
     </w:p>
     <w:p>
@@ -2276,19 +2420,7 @@
         <w:ind w:left="720"/>
       </w:pPr>
       <w:r>
-        <w:t xml:space="preserve"> ⟺ x ∈ A ∧ (x ∉ S ∧ x ∉ </w:t>
-      </w:r>
-      <w:r>
-        <w:t xml:space="preserve">T)   </w:t>
-      </w:r>
-      <w:r>
-        <w:t xml:space="preserve"> (per legge logica della </w:t>
-      </w:r>
-      <w:r>
-        <w:t>negazione:  ¬</w:t>
-      </w:r>
-      <w:r>
-        <w:t>(P ∨ Q) ⟺ ¬ P ∧ ¬ Q)</w:t>
+        <w:t xml:space="preserve"> ⟺ x ∈ A ∧ (x ∉ S ∧ x ∉ T)    (per legge logica della negazione:  ¬(P ∨ Q) ⟺ ¬ P ∧ ¬ Q)</w:t>
       </w:r>
     </w:p>
     <w:p>
@@ -2296,13 +2428,7 @@
         <w:ind w:left="720"/>
       </w:pPr>
       <w:r>
-        <w:t xml:space="preserve"> ⟺ (x ∈ A ∧ x ∉ S) ∧ (x ∈ A ∧ x ∉ </w:t>
-      </w:r>
-      <w:r>
-        <w:t xml:space="preserve">T)   </w:t>
-      </w:r>
-      <w:r>
-        <w:t xml:space="preserve"> (per idempotenza e riordinamento logico)</w:t>
+        <w:t xml:space="preserve"> ⟺ (x ∈ A ∧ x ∉ S) ∧ (x ∈ A ∧ x ∉ T)    (per idempotenza e riordinamento logico)</w:t>
       </w:r>
     </w:p>
     <w:p>
@@ -2328,13 +2454,7 @@
         <w:t>A</w:t>
       </w:r>
       <w:r>
-        <w:t>(</w:t>
-      </w:r>
-      <w:r>
-        <w:t xml:space="preserve">T)   </w:t>
-      </w:r>
-      <w:r>
-        <w:t xml:space="preserve"> (per definizione di complementare)</w:t>
+        <w:t>(T)    (per definizione di complementare)</w:t>
       </w:r>
     </w:p>
     <w:p>
@@ -2360,13 +2480,7 @@
         <w:t>A</w:t>
       </w:r>
       <w:r>
-        <w:t>(</w:t>
-      </w:r>
-      <w:r>
-        <w:t xml:space="preserve">T)   </w:t>
-      </w:r>
-      <w:r>
-        <w:t xml:space="preserve"> (per definizione di intersezione)</w:t>
+        <w:t>(T)    (per definizione di intersezione)</w:t>
       </w:r>
     </w:p>
     <w:p>
@@ -2403,10 +2517,7 @@
         <w:t>A</w:t>
       </w:r>
       <w:r>
-        <w:t>(</w:t>
-      </w:r>
-      <w:r>
-        <w:t>S ∩ T) ⟺ x ∈ 𝒞</w:t>
+        <w:t>(S ∩ T) ⟺ x ∈ 𝒞</w:t>
       </w:r>
       <w:r>
         <w:rPr>
@@ -2441,22 +2552,7 @@
         <w:t>A</w:t>
       </w:r>
       <w:r>
-        <w:t>(</w:t>
-      </w:r>
-      <w:r>
-        <w:t xml:space="preserve">S ∩ </w:t>
-      </w:r>
-      <w:r>
-        <w:t>T)  ⟺</w:t>
-      </w:r>
-      <w:r>
-        <w:t xml:space="preserve"> x ∈ A ∧ x ∉ (S ∩ </w:t>
-      </w:r>
-      <w:r>
-        <w:t xml:space="preserve">T)   </w:t>
-      </w:r>
-      <w:r>
-        <w:t xml:space="preserve"> (per definizione di complementare)</w:t>
+        <w:t>(S ∩ T)  ⟺ x ∈ A ∧ x ∉ (S ∩ T)    (per definizione di complementare)</w:t>
       </w:r>
     </w:p>
     <w:p>
@@ -2464,19 +2560,7 @@
         <w:ind w:left="720"/>
       </w:pPr>
       <w:r>
-        <w:t xml:space="preserve"> ⟺ x ∈ A ∧ </w:t>
-      </w:r>
-      <w:r>
-        <w:t>¬(</w:t>
-      </w:r>
-      <w:r>
-        <w:t xml:space="preserve">x ∈ S ∧ x ∈ </w:t>
-      </w:r>
-      <w:r>
-        <w:t xml:space="preserve">T)   </w:t>
-      </w:r>
-      <w:r>
-        <w:t xml:space="preserve"> (per definizione di intersezione)</w:t>
+        <w:t xml:space="preserve"> ⟺ x ∈ A ∧ ¬(x ∈ S ∧ x ∈ T)    (per definizione di intersezione)</w:t>
       </w:r>
     </w:p>
     <w:p>
@@ -2484,19 +2568,7 @@
         <w:ind w:left="720"/>
       </w:pPr>
       <w:r>
-        <w:t xml:space="preserve"> ⟺ x ∈ A ∧ (x ∉ S ∨ x ∉ </w:t>
-      </w:r>
-      <w:r>
-        <w:t xml:space="preserve">T)   </w:t>
-      </w:r>
-      <w:r>
-        <w:t xml:space="preserve"> (per legge </w:t>
-      </w:r>
-      <w:r>
-        <w:t>logica:  ¬</w:t>
-      </w:r>
-      <w:r>
-        <w:t>(P ∧ Q) ⟺ ¬ P ∨ ¬ Q)</w:t>
+        <w:t xml:space="preserve"> ⟺ x ∈ A ∧ (x ∉ S ∨ x ∉ T)    (per legge logica:  ¬(P ∧ Q) ⟺ ¬ P ∨ ¬ Q)</w:t>
       </w:r>
     </w:p>
     <w:p>
@@ -2504,25 +2576,7 @@
         <w:ind w:left="720"/>
       </w:pPr>
       <w:r>
-        <w:t xml:space="preserve"> ⟺ (x ∈ A ∧ x ∉ S) ∨ (x ∈ A ∧ x ∉ </w:t>
-      </w:r>
-      <w:r>
-        <w:t xml:space="preserve">T)   </w:t>
-      </w:r>
-      <w:r>
-        <w:t xml:space="preserve"> (distributività della </w:t>
-      </w:r>
-      <w:r>
-        <w:t>congiunzione  ∧</w:t>
-      </w:r>
-      <w:r>
-        <w:t xml:space="preserve">  sulla </w:t>
-      </w:r>
-      <w:r>
-        <w:t>disgiunzione  ∨</w:t>
-      </w:r>
-      <w:r>
-        <w:t>)</w:t>
+        <w:t xml:space="preserve"> ⟺ (x ∈ A ∧ x ∉ S) ∨ (x ∈ A ∧ x ∉ T)    (distributività della congiunzione  ∧  sulla disgiunzione  ∨)</w:t>
       </w:r>
     </w:p>
     <w:p>
@@ -2530,6 +2584,7 @@
         <w:ind w:left="720"/>
       </w:pPr>
       <w:r>
+        <w:lastRenderedPageBreak/>
         <w:t xml:space="preserve"> ⟺ x ∈ 𝒞</w:t>
       </w:r>
       <w:r>
@@ -2548,13 +2603,7 @@
         <w:t>A</w:t>
       </w:r>
       <w:r>
-        <w:t>(</w:t>
-      </w:r>
-      <w:r>
-        <w:t xml:space="preserve">T)   </w:t>
-      </w:r>
-      <w:r>
-        <w:t xml:space="preserve"> (per definizione di complementare)</w:t>
+        <w:t>(T)    (per definizione di complementare)</w:t>
       </w:r>
     </w:p>
     <w:p>
@@ -2580,13 +2629,7 @@
         <w:t>A</w:t>
       </w:r>
       <w:r>
-        <w:t>(</w:t>
-      </w:r>
-      <w:r>
-        <w:t xml:space="preserve">T)   </w:t>
-      </w:r>
-      <w:r>
-        <w:t xml:space="preserve"> (per definizione di unione)</w:t>
+        <w:t>(T)    (per definizione di unione)</w:t>
       </w:r>
     </w:p>
     <w:p>
@@ -2714,13 +2757,7 @@
         <w:jc w:val="center"/>
       </w:pPr>
       <w:r>
-        <w:t>∅ ∈ 𝒫(</w:t>
-      </w:r>
-      <w:r>
-        <w:t xml:space="preserve">A)   </w:t>
-      </w:r>
-      <w:r>
-        <w:t>e   A ∈ 𝒫(A)</w:t>
+        <w:t>∅ ∈ 𝒫(A)   e   A ∈ 𝒫(A)</w:t>
       </w:r>
     </w:p>
     <w:p>
@@ -2761,25 +2798,7 @@
         <w:t>n = 0 (A = ∅)</w:t>
       </w:r>
       <w:r>
-        <w:t xml:space="preserve">: L'unico sottoinsieme dell'insieme vuoto è l'insieme vuoto stesso. </w:t>
-      </w:r>
-      <w:r>
-        <w:t>Pertanto</w:t>
-      </w:r>
-      <w:r>
-        <w:t xml:space="preserve"> </w:t>
-      </w:r>
-      <w:r>
-        <w:t>𝒫(</w:t>
-      </w:r>
-      <w:r>
-        <w:t>∅) = {∅}, con cardinalità |</w:t>
-      </w:r>
-      <w:r>
-        <w:t>𝒫(∅)|</w:t>
-      </w:r>
-      <w:r>
-        <w:t xml:space="preserve"> = 1 = 2</w:t>
+        <w:t>: L'unico sottoinsieme dell'insieme vuoto è l'insieme vuoto stesso. Pertanto 𝒫(∅) = {∅}, con cardinalità |𝒫(∅)| = 1 = 2</w:t>
       </w:r>
       <w:r>
         <w:rPr>
@@ -2806,13 +2825,7 @@
         <w:t>n = 1 (A = {a})</w:t>
       </w:r>
       <w:r>
-        <w:t xml:space="preserve">: I sottoinsiemi possibili sono l'insieme vuoto e l'insieme formato dal singolo elemento {a}. </w:t>
-      </w:r>
-      <w:r>
-        <w:t>Dunque</w:t>
-      </w:r>
-      <w:r>
-        <w:t xml:space="preserve"> 𝒫(A) = {∅, {a}}, con cardinalità |𝒫(A)| = 2 = 2</w:t>
+        <w:t>: I sottoinsiemi possibili sono l'insieme vuoto e l'insieme formato dal singolo elemento {a}. Dunque 𝒫(A) = {∅, {a}}, con cardinalità |𝒫(A)| = 2 = 2</w:t>
       </w:r>
       <w:r>
         <w:rPr>
@@ -2839,13 +2852,7 @@
         <w:t>n = 2 (A = {a, b})</w:t>
       </w:r>
       <w:r>
-        <w:t xml:space="preserve">: I sottoinsiemi includono ∅, i due singoletti {a} e {b}, e l'insieme intero {a, b}. </w:t>
-      </w:r>
-      <w:r>
-        <w:t>Dunque</w:t>
-      </w:r>
-      <w:r>
-        <w:t xml:space="preserve"> 𝒫(A) = {∅, {a}, {b}, {a, b}}, con cardinalità |𝒫(A)| = 4 = 2</w:t>
+        <w:t>: I sottoinsiemi includono ∅, i due singoletti {a} e {b}, e l'insieme intero {a, b}. Dunque 𝒫(A) = {∅, {a}, {b}, {a, b}}, con cardinalità |𝒫(A)| = 4 = 2</w:t>
       </w:r>
       <w:r>
         <w:rPr>
@@ -2872,17 +2879,7 @@
         <w:t>n = 3 (A = {a, b, c})</w:t>
       </w:r>
       <w:r>
-        <w:t>: Elencando l'insieme vuoto ∅, i tre singoletti ({a}, {b}, {c}), le tre coppie ({a, b}, {a, c}, {b, c}) e l'insieme intero {a, b, c}</w:t>
-      </w:r>
-      <w:r/>
-      <w:r>
-        <w:t xml:space="preserve">, si contano in tutto 8 sottoinsiemi. </w:t>
-      </w:r>
-      <w:r>
-        <w:t>Dunque</w:t>
-      </w:r>
-      <w:r>
-        <w:t xml:space="preserve"> |𝒫(A)| = 8 = 2</w:t>
+        <w:t>: Elencando l'insieme vuoto ∅, i tre singoletti ({a}, {b}, {c}), le tre coppie ({a, b}, {a, c}, {b, c}) e l'insieme intero {a, b, c}, si contano in tutto 8 sottoinsiemi. Dunque |𝒫(A)| = 8 = 2</w:t>
       </w:r>
       <w:r>
         <w:rPr>
@@ -2970,17 +2967,12 @@
     </w:p>
     <w:p>
       <w:r>
-        <w:t>Tra la fine dell'Ottocento e l'inizio del Novecento, la comunità matematica cercò di definire i numeri naturali a partire dalle strutture insiemistiche più elementari. Gli assiomi di Peano (1889) seguono un'altra strada: non costruiscono i numeri naturali a partire dagli insiemi, ma li caratterizzano dando un elemento iniziale, lo 0, e una funzione successore con proprietà precise. (Il paradosso di Russell, del 1901, relativo alla collezione di tutti gli insiemi che non contengono se stessi, mostrò poi che la teoria ingenua degli insiemi va maneggiata con cautela.)</w:t>
-      </w:r>
-      <w:r>
-        <w:rPr>
-          <w:i/>
-          <w:iCs/>
-        </w:rPr>
-      </w:r>
-      <w:r/>
-      <w:r/>
-      <w:r/>
+        <w:t xml:space="preserve">Tra la fine dell'Ottocento e l'inizio del Novecento, la comunità matematica cercò di definire i numeri naturali a partire dalle strutture insiemistiche più elementari. Gli assiomi di Peano (1889) seguono un'altra strada: non costruiscono i numeri naturali a partire dagli insiemi, ma li caratterizzano dando un elemento iniziale, lo 0, e una funzione successore con proprietà precise. (Il paradosso di Russell, </w:t>
+      </w:r>
+      <w:r>
+        <w:lastRenderedPageBreak/>
+        <w:t>del 1901, relativo alla collezione di tutti gli insiemi che non contengono se stessi, mostrò poi che la teoria ingenua degli insiemi va maneggiata con cautela.)</w:t>
+      </w:r>
     </w:p>
     <w:p>
       <w:r>
@@ -3075,14 +3067,7 @@
           <w:b/>
           <w:bCs/>
         </w:rPr>
-        <w:t>Iniettività</w:t>
-      </w:r>
-      <w:r>
-        <w:rPr>
-          <w:b/>
-          <w:bCs/>
-        </w:rPr>
-        <w:t xml:space="preserve"> della funzione successore</w:t>
+        <w:t>Iniettività della funzione successore</w:t>
       </w:r>
       <w:r>
         <w:t xml:space="preserve">: Numeri naturali distinti hanno successori distinti: </w:t>
@@ -3093,13 +3078,7 @@
         <w:jc w:val="center"/>
       </w:pPr>
       <w:r>
-        <w:t xml:space="preserve">∀ m, n ∈ </w:t>
-      </w:r>
-      <w:r>
-        <w:t xml:space="preserve">ℕ,   </w:t>
-      </w:r>
-      <w:r>
-        <w:t>m ≠ n ⟹ S(m) ≠ S(n)</w:t>
+        <w:t>∀ m, n ∈ ℕ,   m ≠ n ⟹ S(m) ≠ S(n)</w:t>
       </w:r>
     </w:p>
     <w:p>
@@ -3125,13 +3104,7 @@
         <w:jc w:val="center"/>
       </w:pPr>
       <w:r>
-        <w:t xml:space="preserve">∀ n ∈ </w:t>
-      </w:r>
-      <w:r>
-        <w:t xml:space="preserve">ℕ,   </w:t>
-      </w:r>
-      <w:r>
-        <w:t>S(n) ≠ 0</w:t>
+        <w:t>∀ n ∈ ℕ,   S(n) ≠ 0</w:t>
       </w:r>
     </w:p>
     <w:p>
@@ -3205,10 +3178,7 @@
     </w:p>
     <w:p>
       <w:r>
-        <w:t>I primi quattro assiomi da soli non bastano a identificare in modo univoco l'insieme ℕ, poiché ammetterebbero strutture patologiche composte da catene infinite "separate" (ad esempio, ℕ affiancato da una seconda catena infinita separata (…, −1′, 0′, 1′, …) i cui elementi non si raggiungono mai partendo da 0 con il successore: una struttura del genere soddisfa i primi quattro assiomi ma non il quinto</w:t>
-      </w:r>
-      <w:r>
-        <w:t xml:space="preserve">). Il quinto assioma garantisce che </w:t>
+        <w:t xml:space="preserve">I primi quattro assiomi da soli non bastano a identificare in modo univoco l'insieme ℕ, poiché ammetterebbero strutture patologiche composte da catene infinite "separate" (ad esempio, ℕ affiancato da una seconda catena infinita separata (…, −1′, 0′, 1′, …) i cui elementi non si raggiungono mai partendo da 0 con il successore: una struttura del genere soddisfa i primi quattro assiomi ma non il quinto). Il quinto assioma garantisce che </w:t>
       </w:r>
       <w:r>
         <w:rPr>
@@ -3274,19 +3244,7 @@
         <w:t>Base dell'Induzione</w:t>
       </w:r>
       <w:r>
-        <w:t xml:space="preserve">: Si verifica che la proprietà sia valida per il caso iniziale, ossia che </w:t>
-      </w:r>
-      <w:r>
-        <w:t>P(</w:t>
-      </w:r>
-      <w:r>
-        <w:t xml:space="preserve">0) (o </w:t>
-      </w:r>
-      <w:r>
-        <w:t>P(</w:t>
-      </w:r>
-      <w:r>
-        <w:t>1)) sia vera.</w:t>
+        <w:t>: Si verifica che la proprietà sia valida per il caso iniziale, ossia che P(0) (o P(1)) sia vera.</w:t>
       </w:r>
     </w:p>
     <w:p>
@@ -3357,6 +3315,7 @@
           <w:bCs/>
           <w:color w:val="E97132" w:themeColor="accent2"/>
         </w:rPr>
+        <w:lastRenderedPageBreak/>
         <w:t>Applicazioni Concrete del Principio di Induzione</w:t>
       </w:r>
     </w:p>
@@ -3388,13 +3347,7 @@
         <w:jc w:val="center"/>
       </w:pPr>
       <w:r>
-        <w:t>P(n</w:t>
-      </w:r>
-      <w:r>
-        <w:t xml:space="preserve">):   </w:t>
-      </w:r>
-      <w:r>
-        <w:t>1</w:t>
+        <w:t>P(n):   1</w:t>
       </w:r>
       <w:r>
         <w:rPr>
@@ -3430,19 +3383,7 @@
         <w:t>2</w:t>
       </w:r>
       <w:r>
-        <w:t xml:space="preserve"> = (1/</w:t>
-      </w:r>
-      <w:r>
-        <w:t>6)n</w:t>
-      </w:r>
-      <w:r>
-        <w:t>(n+</w:t>
-      </w:r>
-      <w:r>
-        <w:t>1)(</w:t>
-      </w:r>
-      <w:r>
-        <w:t>2n+1)   ∀ n ≥ 1</w:t>
+        <w:t xml:space="preserve"> = (1/6)n(n+1)(2n+1)   ∀ n ≥ 1</w:t>
       </w:r>
     </w:p>
     <w:p>
@@ -3540,34 +3481,7 @@
         <w:t>2</w:t>
       </w:r>
       <w:r>
-        <w:t xml:space="preserve">  =</w:t>
-      </w:r>
-      <w:r>
-        <w:t xml:space="preserve"> </w:t>
-      </w:r>
-      <w:r>
-        <w:t>[ (</w:t>
-      </w:r>
-      <w:r>
-        <w:t>1/</w:t>
-      </w:r>
-      <w:r>
-        <w:t>6)n</w:t>
-      </w:r>
-      <w:r>
-        <w:t>(n+</w:t>
-      </w:r>
-      <w:r>
-        <w:t>1)(</w:t>
-      </w:r>
-      <w:r>
-        <w:t>2n+1</w:t>
-      </w:r>
-      <w:r>
-        <w:t>) ]</w:t>
-      </w:r>
-      <w:r>
-        <w:t xml:space="preserve"> + (n+1)</w:t>
+        <w:t xml:space="preserve">  = [ (1/6)n(n+1)(2n+1) ] + (n+1)</w:t>
       </w:r>
       <w:r>
         <w:rPr>
@@ -3576,13 +3490,7 @@
         <w:t>2</w:t>
       </w:r>
       <w:r>
-        <w:t xml:space="preserve"> </w:t>
-      </w:r>
-      <w:r>
-        <w:t xml:space="preserve">   (</w:t>
-      </w:r>
-      <w:r>
-        <w:t>per Ipotesi Induttiva)</w:t>
+        <w:t xml:space="preserve">    (per Ipotesi Induttiva)</w:t>
       </w:r>
     </w:p>
     <w:p>
@@ -3590,43 +3498,15 @@
         <w:ind w:left="720"/>
       </w:pPr>
       <w:r>
-        <w:t xml:space="preserve"> = (n+1) </w:t>
-      </w:r>
-      <w:r>
-        <w:t>[ (</w:t>
-      </w:r>
-      <w:r>
-        <w:t>n(2n+1) + 6(n+1</w:t>
-      </w:r>
-      <w:r>
-        <w:t>))/6 ]</w:t>
-      </w:r>
-      <w:r>
-        <w:t xml:space="preserve"> </w:t>
-      </w:r>
-      <w:r>
-        <w:t xml:space="preserve">   (Raccoglimento parziale di (n+1))</w:t>
-      </w:r>
-      <w:r/>
+        <w:t xml:space="preserve"> = (n+1) [ (n(2n+1) + 6(n+1))/6 ]    (Raccoglimento parziale di (n+1))</w:t>
+      </w:r>
     </w:p>
     <w:p>
       <w:pPr>
         <w:ind w:left="720"/>
       </w:pPr>
       <w:r>
-        <w:t xml:space="preserve"> = (n+</w:t>
-      </w:r>
-      <w:r>
-        <w:t>1)/</w:t>
-      </w:r>
-      <w:r>
-        <w:t xml:space="preserve">6 </w:t>
-      </w:r>
-      <w:r>
-        <w:t>( 2</w:t>
-      </w:r>
-      <w:r>
-        <w:t>n</w:t>
+        <w:t xml:space="preserve"> = (n+1)/6 ( 2n</w:t>
       </w:r>
       <w:r>
         <w:rPr>
@@ -3635,13 +3515,7 @@
         <w:t>2</w:t>
       </w:r>
       <w:r>
-        <w:t xml:space="preserve"> + n + 6n + </w:t>
-      </w:r>
-      <w:r>
-        <w:t>6 )</w:t>
-      </w:r>
-      <w:r>
-        <w:t xml:space="preserve">    </w:t>
+        <w:t xml:space="preserve"> + n + 6n + 6 )    </w:t>
       </w:r>
     </w:p>
     <w:p>
@@ -3649,19 +3523,7 @@
         <w:ind w:left="720"/>
       </w:pPr>
       <w:r>
-        <w:t xml:space="preserve"> = (n+</w:t>
-      </w:r>
-      <w:r>
-        <w:t>1)/</w:t>
-      </w:r>
-      <w:r>
-        <w:t xml:space="preserve">6 </w:t>
-      </w:r>
-      <w:r>
-        <w:t>( 2</w:t>
-      </w:r>
-      <w:r>
-        <w:t>n</w:t>
+        <w:t xml:space="preserve"> = (n+1)/6 ( 2n</w:t>
       </w:r>
       <w:r>
         <w:rPr>
@@ -3670,13 +3532,7 @@
         <w:t>2</w:t>
       </w:r>
       <w:r>
-        <w:t xml:space="preserve"> + 7n + </w:t>
-      </w:r>
-      <w:r>
-        <w:t>6 )</w:t>
-      </w:r>
-      <w:r>
-        <w:t xml:space="preserve">    </w:t>
+        <w:t xml:space="preserve"> + 7n + 6 )    </w:t>
       </w:r>
     </w:p>
     <w:p>
@@ -3690,13 +3546,7 @@
         <w:t>2</w:t>
       </w:r>
       <w:r>
-        <w:t xml:space="preserve"> + 7n + 6 = (n+</w:t>
-      </w:r>
-      <w:r>
-        <w:t>2)(</w:t>
-      </w:r>
-      <w:r>
-        <w:t xml:space="preserve">2n+3), otteniamo esattamente: </w:t>
+        <w:t xml:space="preserve"> + 7n + 6 = (n+2)(2n+3), otteniamo esattamente: </w:t>
       </w:r>
     </w:p>
     <w:p>
@@ -3704,31 +3554,7 @@
         <w:jc w:val="center"/>
       </w:pPr>
       <w:r>
-        <w:t>(1/</w:t>
-      </w:r>
-      <w:r>
-        <w:t>6)(</w:t>
-      </w:r>
-      <w:r>
-        <w:t>n+</w:t>
-      </w:r>
-      <w:r>
-        <w:t>1)(</w:t>
-      </w:r>
-      <w:r>
-        <w:t>n+</w:t>
-      </w:r>
-      <w:r>
-        <w:t>2)(</w:t>
-      </w:r>
-      <w:r>
-        <w:t>2(n+</w:t>
-      </w:r>
-      <w:r>
-        <w:t>1)+</w:t>
-      </w:r>
-      <w:r>
-        <w:t>1)</w:t>
+        <w:t>(1/6)(n+1)(n+2)(2(n+1)+1)</w:t>
       </w:r>
     </w:p>
     <w:p>
@@ -3792,19 +3618,7 @@
         <w:t>Base dell'induzione (n = 0)</w:t>
       </w:r>
       <w:r>
-        <w:t xml:space="preserve">: Se |A| = 0, allora A = ∅. L'insieme delle parti è </w:t>
-      </w:r>
-      <w:r>
-        <w:t>𝒫(</w:t>
-      </w:r>
-      <w:r>
-        <w:t>∅) = {∅}, che ha cardinalità |</w:t>
-      </w:r>
-      <w:r>
-        <w:t>𝒫(∅)|</w:t>
-      </w:r>
-      <w:r>
-        <w:t xml:space="preserve"> = 1 = 2</w:t>
+        <w:t>: Se |A| = 0, allora A = ∅. L'insieme delle parti è 𝒫(∅) = {∅}, che ha cardinalità |𝒫(∅)| = 1 = 2</w:t>
       </w:r>
       <w:r>
         <w:rPr>
@@ -4088,6 +3902,7 @@
           <w:bCs/>
           <w:color w:val="EE0000"/>
         </w:rPr>
+        <w:lastRenderedPageBreak/>
         <w:t>6</w:t>
       </w:r>
       <w:r>
@@ -4164,10 +3979,7 @@
         <w:t>i</w:t>
       </w:r>
       <w:r>
-        <w:t>}{</w:t>
-      </w:r>
-      <w:r>
-        <w:t>i ∈ I}</w:t>
+        <w:t>}{i ∈ I}</w:t>
       </w:r>
       <w:r>
         <w:rPr>
@@ -4217,14 +4029,7 @@
           <w:i/>
           <w:iCs/>
         </w:rPr>
-        <w:t>⋃{</w:t>
-      </w:r>
-      <w:r>
-        <w:rPr>
-          <w:i/>
-          <w:iCs/>
-        </w:rPr>
-        <w:t>i ∈ I} A</w:t>
+        <w:t>⋃{i ∈ I} A</w:t>
       </w:r>
       <w:r>
         <w:rPr>
@@ -4524,24 +4329,12 @@
         <w:t>j</w:t>
       </w:r>
       <w:r>
-        <w:t xml:space="preserve"> = ∅   ∀ i, j ∈ I   </w:t>
-      </w:r>
-      <w:r>
-        <w:t>con  i</w:t>
-      </w:r>
-      <w:r>
-        <w:t xml:space="preserve"> ≠ j</w:t>
-      </w:r>
-    </w:p>
-    <w:p>
-      <w:r>
-        <w:t xml:space="preserve">I singoli </w:t>
-      </w:r>
-      <w:r>
-        <w:t>sottoinsiemi</w:t>
-      </w:r>
-      <w:r>
-        <w:t xml:space="preserve"> A</w:t>
+        <w:t xml:space="preserve"> = ∅   ∀ i, j ∈ I   con  i ≠ j</w:t>
+      </w:r>
+    </w:p>
+    <w:p>
+      <w:r>
+        <w:t>I singoli sottoinsiemi A</w:t>
       </w:r>
       <w:r>
         <w:rPr>
@@ -4612,13 +4405,7 @@
         </w:numPr>
       </w:pPr>
       <w:r>
-        <w:t xml:space="preserve">P = {n ∈ ℕ | </w:t>
-      </w:r>
-      <w:r>
-        <w:t>n  è</w:t>
-      </w:r>
-      <w:r>
-        <w:t xml:space="preserve"> pari} = {0, 2, 4, 6, …}</w:t>
+        <w:t>P = {n ∈ ℕ | n  è pari} = {0, 2, 4, 6, …}</w:t>
       </w:r>
     </w:p>
     <w:p>
@@ -4629,13 +4416,7 @@
         </w:numPr>
       </w:pPr>
       <w:r>
-        <w:t xml:space="preserve">D = {n ∈ ℕ | </w:t>
-      </w:r>
-      <w:r>
-        <w:t>n  è</w:t>
-      </w:r>
-      <w:r>
-        <w:t xml:space="preserve"> dispari} = {1, 3, 5, 7, …}</w:t>
+        <w:t>D = {n ∈ ℕ | n  è dispari} = {1, 3, 5, 7, …}</w:t>
       </w:r>
     </w:p>
     <w:p>
@@ -4655,6 +4436,7 @@
           <w:b/>
           <w:bCs/>
         </w:rPr>
+        <w:lastRenderedPageBreak/>
         <w:t>Ricoprimento</w:t>
       </w:r>
       <w:r>
@@ -4910,15 +4692,7 @@
           <w:bCs/>
           <w:color w:val="EE0000"/>
         </w:rPr>
-        <w:t>7.</w:t>
-      </w:r>
-      <w:r>
-        <w:rPr>
-          <w:b/>
-          <w:bCs/>
-          <w:color w:val="EE0000"/>
-        </w:rPr>
-        <w:t xml:space="preserve"> Insiemi Numerici, Partizioni e Insieme Quoziente</w:t>
+        <w:t>7. Insiemi Numerici, Partizioni e Insieme Quoziente</w:t>
       </w:r>
     </w:p>
     <w:p>
@@ -4948,7 +4722,7 @@
           <w:b/>
           <w:bCs/>
         </w:rPr>
-        <w:t xml:space="preserve">insiemi numerici</w:t>
+        <w:t>insiemi numerici</w:t>
       </w:r>
       <w:r>
         <w:t xml:space="preserve"> della matematica. Essi si sviluppano secondo una catena di inclusione stretta e progressiva: </w:t>
@@ -4959,7 +4733,7 @@
         <w:jc w:val="center"/>
       </w:pPr>
       <w:r>
-        <w:t xml:space="preserve">ℕ ⊂ ℤ ⊂ ℚ ⊂ ℝ</w:t>
+        <w:t>ℕ ⊂ ℤ ⊂ ℚ ⊂ ℝ</w:t>
       </w:r>
     </w:p>
     <w:p>
@@ -4974,10 +4748,10 @@
           <w:b/>
           <w:bCs/>
         </w:rPr>
-        <w:t xml:space="preserve">Numeri Naturali (ℕ)</w:t>
-      </w:r>
-      <w:r>
-        <w:t xml:space="preserve">: ℕ = {0, 1, 2, 3, …}. Rappresentano l'insieme fondamentale per contare. Come visto nella lezione precedente, la loro struttura è definita dagli assiomi di Peano.</w:t>
+        <w:t>Numeri Naturali (ℕ)</w:t>
+      </w:r>
+      <w:r>
+        <w:t>: ℕ = {0, 1, 2, 3, …}. Rappresentano l'insieme fondamentale per contare. Come visto nella lezione precedente, la loro struttura è definita dagli assiomi di Peano.</w:t>
       </w:r>
     </w:p>
     <w:p>
@@ -4992,10 +4766,10 @@
           <w:b/>
           <w:bCs/>
         </w:rPr>
-        <w:t xml:space="preserve">Numeri Interi Relativi (ℤ)</w:t>
-      </w:r>
-      <w:r>
-        <w:t xml:space="preserve">: ℤ = {…, -3, -2, -1, 0, 1, 2, 3, …}. Insieme introdotto per garantire la risolubilità di qualsiasi operazione di sottrazione (chiusura rispetto all'opposto).</w:t>
+        <w:t>Numeri Interi Relativi (ℤ)</w:t>
+      </w:r>
+      <w:r>
+        <w:t>: ℤ = {…, -3, -2, -1, 0, 1, 2, 3, …}. Insieme introdotto per garantire la risolubilità di qualsiasi operazione di sottrazione (chiusura rispetto all'opposto).</w:t>
       </w:r>
     </w:p>
     <w:p>
@@ -5010,10 +4784,10 @@
           <w:b/>
           <w:bCs/>
         </w:rPr>
-        <w:t xml:space="preserve">Numeri Razionali (ℚ)</w:t>
-      </w:r>
-      <w:r>
-        <w:t xml:space="preserve">: ℚ = {m/n | m, n ∈ ℤ, n ≠ 0}. Insieme formato dalle frazioni e dai numeri decimali finiti o periodici, introdotto per garantire la divisione per numeri diversi da zero.</w:t>
+        <w:t>Numeri Razionali (ℚ)</w:t>
+      </w:r>
+      <w:r>
+        <w:t>: ℚ = {m/n | m, n ∈ ℤ, n ≠ 0}. Insieme formato dalle frazioni e dai numeri decimali finiti o periodici, introdotto per garantire la divisione per numeri diversi da zero.</w:t>
       </w:r>
     </w:p>
     <w:p>
@@ -5028,10 +4802,10 @@
           <w:b/>
           <w:bCs/>
         </w:rPr>
-        <w:t xml:space="preserve">Numeri Reali (ℝ)</w:t>
-      </w:r>
-      <w:r>
-        <w:t xml:space="preserve">: Comprende sia i numeri razionali sia i numeri irrazionali (come √2 o π), necessari per misurare grandezze continue e riempire la retta numerica senza "buchi".</w:t>
+        <w:t>Numeri Reali (ℝ)</w:t>
+      </w:r>
+      <w:r>
+        <w:t>: Comprende sia i numeri razionali sia i numeri irrazionali (come √2 o π), necessari per misurare grandezze continue e riempire la retta numerica senza "buchi".</w:t>
       </w:r>
     </w:p>
     <w:p>
@@ -5043,7 +4817,7 @@
           <w:b/>
           <w:bCs/>
         </w:rPr>
-        <w:t xml:space="preserve">matematica discreta</w:t>
+        <w:t>matematica discreta</w:t>
       </w:r>
       <w:r>
         <w:t xml:space="preserve"> focalizza la propria indagine sugli insiemi discreti ℕ e ℤ.</w:t>
@@ -5084,22 +4858,23 @@
     </w:p>
     <w:p>
       <w:r>
-        <w:t xml:space="preserve">Sia S un insieme non vuoto. Una famiglia di sottoinsiemi 𝒫 = {A</w:t>
+        <w:lastRenderedPageBreak/>
+        <w:t>Sia S un insieme non vuoto. Una famiglia di sottoinsiemi 𝒫 = {A</w:t>
       </w:r>
       <w:r>
         <w:rPr>
           <w:vertAlign w:val="subscript"/>
         </w:rPr>
-        <w:t xml:space="preserve">i</w:t>
-      </w:r>
-      <w:r>
-        <w:t xml:space="preserve">}</w:t>
+        <w:t>i</w:t>
+      </w:r>
+      <w:r>
+        <w:t>}</w:t>
       </w:r>
       <w:r>
         <w:rPr>
           <w:vertAlign w:val="subscript"/>
         </w:rPr>
-        <w:t xml:space="preserve">i ∈ I</w:t>
+        <w:t>i ∈ I</w:t>
       </w:r>
       <w:r>
         <w:t xml:space="preserve"> (con A</w:t>
@@ -5108,7 +4883,7 @@
         <w:rPr>
           <w:vertAlign w:val="subscript"/>
         </w:rPr>
-        <w:t xml:space="preserve">i</w:t>
+        <w:t>i</w:t>
       </w:r>
       <w:r>
         <w:t xml:space="preserve"> ⊆ S e I insieme degli indici) costituisce una </w:t>
@@ -5118,7 +4893,7 @@
           <w:b/>
           <w:bCs/>
         </w:rPr>
-        <w:t xml:space="preserve">partizione di S</w:t>
+        <w:t>partizione di S</w:t>
       </w:r>
       <w:r>
         <w:t xml:space="preserve"> se e solo se soddisfa contemporaneamente le tre seguenti condizioni formali:</w:t>
@@ -5136,7 +4911,7 @@
           <w:b/>
           <w:bCs/>
         </w:rPr>
-        <w:t xml:space="preserve">Ricoprimento Globale</w:t>
+        <w:t>Ricoprimento Globale</w:t>
       </w:r>
       <w:r>
         <w:t xml:space="preserve">: L'unione di tutti i sottoinsiemi della famiglia ricostruisce l'insieme di partenza: </w:t>
@@ -5147,13 +4922,13 @@
         <w:jc w:val="center"/>
       </w:pPr>
       <w:r>
-        <w:t xml:space="preserve">⋃</w:t>
+        <w:t>⋃</w:t>
       </w:r>
       <w:r>
         <w:rPr>
           <w:vertAlign w:val="subscript"/>
         </w:rPr>
-        <w:t xml:space="preserve">i ∈ I</w:t>
+        <w:t>i ∈ I</w:t>
       </w:r>
       <w:r>
         <w:t xml:space="preserve"> A</w:t>
@@ -5162,7 +4937,7 @@
         <w:rPr>
           <w:vertAlign w:val="subscript"/>
         </w:rPr>
-        <w:t xml:space="preserve">i</w:t>
+        <w:t>i</w:t>
       </w:r>
       <w:r>
         <w:t xml:space="preserve"> = S</w:t>
@@ -5180,7 +4955,7 @@
           <w:b/>
           <w:bCs/>
         </w:rPr>
-        <w:t xml:space="preserve">Non Vuotezza dei Blocchi</w:t>
+        <w:t>Non Vuotezza dei Blocchi</w:t>
       </w:r>
       <w:r>
         <w:t xml:space="preserve">: Nessun sottoinsieme appartenente alla famiglia è vuoto: </w:t>
@@ -5191,13 +4966,13 @@
         <w:jc w:val="center"/>
       </w:pPr>
       <w:r>
-        <w:t xml:space="preserve">A</w:t>
+        <w:t>A</w:t>
       </w:r>
       <w:r>
         <w:rPr>
           <w:vertAlign w:val="subscript"/>
         </w:rPr>
-        <w:t xml:space="preserve">i</w:t>
+        <w:t>i</w:t>
       </w:r>
       <w:r>
         <w:t xml:space="preserve"> ≠ ∅   ∀ i ∈ I</w:t>
@@ -5215,7 +4990,7 @@
           <w:b/>
           <w:bCs/>
         </w:rPr>
-        <w:t xml:space="preserve">Disgiunzione a Due a Due</w:t>
+        <w:t>Disgiunzione a Due a Due</w:t>
       </w:r>
       <w:r>
         <w:t xml:space="preserve">: Due sottoinsiemi distinti della famiglia non condividono alcun elemento: </w:t>
@@ -5226,13 +5001,13 @@
         <w:jc w:val="center"/>
       </w:pPr>
       <w:r>
-        <w:t xml:space="preserve">A</w:t>
+        <w:t>A</w:t>
       </w:r>
       <w:r>
         <w:rPr>
           <w:vertAlign w:val="subscript"/>
         </w:rPr>
-        <w:t xml:space="preserve">i</w:t>
+        <w:t>i</w:t>
       </w:r>
       <w:r>
         <w:t xml:space="preserve"> ∩ A</w:t>
@@ -5241,7 +5016,7 @@
         <w:rPr>
           <w:vertAlign w:val="subscript"/>
         </w:rPr>
-        <w:t xml:space="preserve">j</w:t>
+        <w:t>j</w:t>
       </w:r>
       <w:r>
         <w:t xml:space="preserve"> = ∅   ∀ i, j ∈ I   con  i ≠ j</w:t>
@@ -5249,13 +5024,13 @@
     </w:p>
     <w:p>
       <w:r>
-        <w:t xml:space="preserve">I singoli sottoinsiemi A</w:t>
+        <w:t>I singoli sottoinsiemi A</w:t>
       </w:r>
       <w:r>
         <w:rPr>
           <w:vertAlign w:val="subscript"/>
         </w:rPr>
-        <w:t xml:space="preserve">i</w:t>
+        <w:t>i</w:t>
       </w:r>
       <w:r>
         <w:t xml:space="preserve"> prendono il nome di </w:t>
@@ -5265,10 +5040,10 @@
           <w:b/>
           <w:bCs/>
         </w:rPr>
-        <w:t xml:space="preserve">blocchi della partizione</w:t>
-      </w:r>
-      <w:r>
-        <w:t xml:space="preserve">.</w:t>
+        <w:t>blocchi della partizione</w:t>
+      </w:r>
+      <w:r>
+        <w:t>.</w:t>
       </w:r>
     </w:p>
     <w:p>
@@ -5286,7 +5061,7 @@
           <w:bCs/>
           <w:color w:val="E97132" w:themeColor="accent2"/>
         </w:rPr>
-        <w:t xml:space="preserve">Costruzione dell'Insieme Quoziente (Q ⊆ 𝒫(S))</w:t>
+        <w:t>Costruzione dell'Insieme Quoziente (Q ⊆ 𝒫(S))</w:t>
       </w:r>
     </w:p>
     <w:p>
@@ -5298,7 +5073,7 @@
           <w:b/>
           <w:bCs/>
         </w:rPr>
-        <w:t xml:space="preserve">nuovi elementi individuali</w:t>
+        <w:t>nuovi elementi individuali</w:t>
       </w:r>
       <w:r>
         <w:t xml:space="preserve"> di un insieme di livello superiore.</w:t>
@@ -5316,25 +5091,25 @@
           <w:b/>
           <w:bCs/>
         </w:rPr>
-        <w:t xml:space="preserve">Definizione Formale</w:t>
-      </w:r>
-      <w:r>
-        <w:t xml:space="preserve">: Data una partizione 𝒫 = {A</w:t>
+        <w:t>Definizione Formale</w:t>
+      </w:r>
+      <w:r>
+        <w:t>: Data una partizione 𝒫 = {A</w:t>
       </w:r>
       <w:r>
         <w:rPr>
           <w:vertAlign w:val="subscript"/>
         </w:rPr>
-        <w:t xml:space="preserve">i</w:t>
-      </w:r>
-      <w:r>
-        <w:t xml:space="preserve">}</w:t>
+        <w:t>i</w:t>
+      </w:r>
+      <w:r>
+        <w:t>}</w:t>
       </w:r>
       <w:r>
         <w:rPr>
           <w:vertAlign w:val="subscript"/>
         </w:rPr>
-        <w:t xml:space="preserve">i ∈ I</w:t>
+        <w:t>i ∈ I</w:t>
       </w:r>
       <w:r>
         <w:t xml:space="preserve"> di un insieme S, si definisce </w:t>
@@ -5344,7 +5119,7 @@
           <w:b/>
           <w:bCs/>
         </w:rPr>
-        <w:t xml:space="preserve">insieme quoziente</w:t>
+        <w:t>insieme quoziente</w:t>
       </w:r>
       <w:r>
         <w:t xml:space="preserve"> (denotato comunemente con Q o con la notazione S/𝒫) l'insieme il cui contenuto è costituito precisamente dai blocchi della partizione: </w:t>
@@ -5355,13 +5130,13 @@
         <w:jc w:val="center"/>
       </w:pPr>
       <w:r>
-        <w:t xml:space="preserve">Q = {A</w:t>
+        <w:t>Q = {A</w:t>
       </w:r>
       <w:r>
         <w:rPr>
           <w:vertAlign w:val="subscript"/>
         </w:rPr>
-        <w:t xml:space="preserve">i</w:t>
+        <w:t>i</w:t>
       </w:r>
       <w:r>
         <w:t xml:space="preserve"> | i ∈ I}</w:t>
@@ -5387,13 +5162,13 @@
     </w:p>
     <w:p>
       <w:r>
-        <w:t xml:space="preserve">Poiché ciascun blocco A</w:t>
+        <w:t>Poiché ciascun blocco A</w:t>
       </w:r>
       <w:r>
         <w:rPr>
           <w:vertAlign w:val="subscript"/>
         </w:rPr>
-        <w:t xml:space="preserve">i</w:t>
+        <w:t>i</w:t>
       </w:r>
       <w:r>
         <w:t xml:space="preserve"> della partizione è per definizione un sottoinsieme di S (A</w:t>
@@ -5402,7 +5177,7 @@
         <w:rPr>
           <w:vertAlign w:val="subscript"/>
         </w:rPr>
-        <w:t xml:space="preserve">i</w:t>
+        <w:t>i</w:t>
       </w:r>
       <w:r>
         <w:t xml:space="preserve"> ⊆ S), ogni blocco appartiene all'insieme delle parti di S (A</w:t>
@@ -5411,7 +5186,7 @@
         <w:rPr>
           <w:vertAlign w:val="subscript"/>
         </w:rPr>
-        <w:t xml:space="preserve">i</w:t>
+        <w:t>i</w:t>
       </w:r>
       <w:r>
         <w:t xml:space="preserve"> ∈ 𝒫(S)). Di conseguenza, l'insieme quoziente Q figura come un </w:t>
@@ -5421,7 +5196,7 @@
           <w:b/>
           <w:bCs/>
         </w:rPr>
-        <w:t xml:space="preserve">sottoinsieme dell'insieme delle parti</w:t>
+        <w:t>sottoinsieme dell'insieme delle parti</w:t>
       </w:r>
       <w:r>
         <w:t xml:space="preserve">: </w:t>
@@ -5432,7 +5207,7 @@
         <w:jc w:val="center"/>
       </w:pPr>
       <w:r>
-        <w:t xml:space="preserve">Q ⊆ 𝒫(S)</w:t>
+        <w:t>Q ⊆ 𝒫(S)</w:t>
       </w:r>
     </w:p>
     <w:p>
@@ -5452,7 +5227,7 @@
     </w:p>
     <w:p>
       <w:r>
-        <w:t xml:space="preserve">Consideriamo l'insieme dei numeri naturali ℕ e la sua partizione canonica nei sottoinsiemi dei numeri pari P e dei numeri dispari D.</w:t>
+        <w:t>Consideriamo l'insieme dei numeri naturali ℕ e la sua partizione canonica nei sottoinsiemi dei numeri pari P e dei numeri dispari D.</w:t>
       </w:r>
     </w:p>
     <w:p>
@@ -5463,7 +5238,7 @@
         </w:numPr>
       </w:pPr>
       <w:r>
-        <w:t xml:space="preserve">I sottoinsiemi P e D contengono ciascuno infiniti numeri naturali (|P| = ∞, |D| = ∞).</w:t>
+        <w:t>I sottoinsiemi P e D contengono ciascuno infiniti numeri naturali (|P| = ∞, |D| = ∞).</w:t>
       </w:r>
     </w:p>
     <w:p>
@@ -5474,14 +5249,14 @@
         </w:numPr>
       </w:pPr>
       <w:r>
-        <w:t xml:space="preserve">L'</w:t>
-      </w:r>
-      <w:r>
-        <w:rPr>
-          <w:b/>
-          <w:bCs/>
-        </w:rPr>
-        <w:t xml:space="preserve">insieme quoziente</w:t>
+        <w:t>L'</w:t>
+      </w:r>
+      <w:r>
+        <w:rPr>
+          <w:b/>
+          <w:bCs/>
+        </w:rPr>
+        <w:t>insieme quoziente</w:t>
       </w:r>
       <w:r>
         <w:t xml:space="preserve"> associato a questa partizione è: </w:t>
@@ -5492,7 +5267,7 @@
         <w:jc w:val="center"/>
       </w:pPr>
       <w:r>
-        <w:t xml:space="preserve">Q = {P, D}</w:t>
+        <w:t>Q = {P, D}</w:t>
       </w:r>
     </w:p>
     <w:p>
@@ -5510,7 +5285,7 @@
           <w:b/>
           <w:bCs/>
         </w:rPr>
-        <w:t xml:space="preserve">finita</w:t>
+        <w:t>finita</w:t>
       </w:r>
       <w:r>
         <w:t xml:space="preserve"> e pari a due (|Q| = 2), poiché i suoi unici due elementi sono i due oggetti-blocco P e D.</w:t>
@@ -5532,15 +5307,8 @@
           <w:bCs/>
           <w:color w:val="EE0000"/>
         </w:rPr>
-        <w:t>8.</w:t>
-      </w:r>
-      <w:r>
-        <w:rPr>
-          <w:b/>
-          <w:bCs/>
-          <w:color w:val="EE0000"/>
-        </w:rPr>
-        <w:t xml:space="preserve"> Relazioni Binarie, Proprietà Fondamentali e Relazioni di Equivalenza</w:t>
+        <w:lastRenderedPageBreak/>
+        <w:t>8. Relazioni Binarie, Proprietà Fondamentali e Relazioni di Equivalenza</w:t>
       </w:r>
     </w:p>
     <w:p>
@@ -5563,7 +5331,7 @@
     </w:p>
     <w:p>
       <w:r>
-        <w:t xml:space="preserve">Nelle applicazioni matematiche e informatiche si avverte spesso l'esigenza di confrontare tra loro due elementi appartenenti a un medesimo insieme S (ad esempio per verificare quale numero sia minore di un altro, per stabilire la divisibilità tra interi, o per confrontare entità astratte come comuni italiani in base alla popolazione).</w:t>
+        <w:t>Nelle applicazioni matematiche e informatiche si avverte spesso l'esigenza di confrontare tra loro due elementi appartenenti a un medesimo insieme S (ad esempio per verificare quale numero sia minore di un altro, per stabilire la divisibilità tra interi, o per confrontare entità astratte come comuni italiani in base alla popolazione).</w:t>
       </w:r>
     </w:p>
     <w:p>
@@ -5575,7 +5343,7 @@
           <w:b/>
           <w:bCs/>
         </w:rPr>
-        <w:t xml:space="preserve">coppia ordinata</w:t>
+        <w:t>coppia ordinata</w:t>
       </w:r>
       <w:r>
         <w:t xml:space="preserve"> (x, y) appartenente al prodotto cartesiano S × S. L'ordine è vincolante: scambiare la posizione degli elementi modifica la natura del confronto (ad esempio, l'affermazione 3 ≤ 7 è vera, mentre 7 ≤ 3 è falsa).</w:t>
@@ -5593,7 +5361,7 @@
           <w:b/>
           <w:bCs/>
         </w:rPr>
-        <w:t xml:space="preserve">Definizione Formale</w:t>
+        <w:t>Definizione Formale</w:t>
       </w:r>
       <w:r>
         <w:t xml:space="preserve">: Sia S un insieme non vuoto. Una </w:t>
@@ -5603,7 +5371,7 @@
           <w:b/>
           <w:bCs/>
         </w:rPr>
-        <w:t xml:space="preserve">relazione binaria</w:t>
+        <w:t>relazione binaria</w:t>
       </w:r>
       <w:r>
         <w:t xml:space="preserve"> R su S è un qualsiasi sottoinsieme del prodotto cartesiano S × S: </w:t>
@@ -5614,7 +5382,7 @@
         <w:jc w:val="center"/>
       </w:pPr>
       <w:r>
-        <w:t xml:space="preserve">R ⊆ S × S</w:t>
+        <w:t>R ⊆ S × S</w:t>
       </w:r>
     </w:p>
     <w:p>
@@ -5629,7 +5397,7 @@
           <w:b/>
           <w:bCs/>
         </w:rPr>
-        <w:t xml:space="preserve">Notazione Infissa</w:t>
+        <w:t>Notazione Infissa</w:t>
       </w:r>
       <w:r>
         <w:t xml:space="preserve">: Se la coppia ordinata (x, y) appartiene al sottoinsieme R (ossia (x, y) ∈ R), si dice che x è in relazione con y e si scrive in forma infissa: </w:t>
@@ -5640,12 +5408,12 @@
         <w:jc w:val="center"/>
       </w:pPr>
       <w:r>
-        <w:t xml:space="preserve">x R y</w:t>
-      </w:r>
-    </w:p>
-    <w:p>
-      <w:r>
-        <w:t xml:space="preserve">Se la coppia non appartiene ad R (ossia (x, y) ∉ R), si scrive x R̸ y.</w:t>
+        <w:t>x R y</w:t>
+      </w:r>
+    </w:p>
+    <w:p>
+      <w:r>
+        <w:t>Se la coppia non appartiene ad R (ossia (x, y) ∉ R), si scrive x R̸ y.</w:t>
       </w:r>
     </w:p>
     <w:p>
@@ -5678,10 +5446,10 @@
           <w:b/>
           <w:bCs/>
         </w:rPr>
-        <w:t xml:space="preserve">Relazione d'Ordine ≤ su ℤ</w:t>
-      </w:r>
-      <w:r>
-        <w:t xml:space="preserve">: Corrisponde al sottoinsieme R = {(m, n) ∈ ℤ × ℤ | m ≤ n}. Ad esempio, (1, 3) ∈ R (vale 1 ≤ 3), mentre (2, -4) ∉ R (poiché 2 ≰ -4).</w:t>
+        <w:t>Relazione d'Ordine ≤ su ℤ</w:t>
+      </w:r>
+      <w:r>
+        <w:t>: Corrisponde al sottoinsieme R = {(m, n) ∈ ℤ × ℤ | m ≤ n}. Ad esempio, (1, 3) ∈ R (vale 1 ≤ 3), mentre (2, -4) ∉ R (poiché 2 ≰ -4).</w:t>
       </w:r>
     </w:p>
     <w:p>
@@ -5696,10 +5464,10 @@
           <w:b/>
           <w:bCs/>
         </w:rPr>
-        <w:t xml:space="preserve">Relazione di Divisibilità (m | n) su ℤ</w:t>
-      </w:r>
-      <w:r>
-        <w:t xml:space="preserve">: Un intero m è in relazione con n se m divide n (ossia n è un multiplo di m). Ad esempio, 3 | 9 è vera (quindi (3, 9) ∈ R), mentre 3 | 5 è falsa.</w:t>
+        <w:t>Relazione di Divisibilità (m | n) su ℤ</w:t>
+      </w:r>
+      <w:r>
+        <w:t>: Un intero m è in relazione con n se m divide n (ossia n è un multiplo di m). Ad esempio, 3 | 9 è vera (quindi (3, 9) ∈ R), mentre 3 | 5 è falsa.</w:t>
       </w:r>
     </w:p>
     <w:p>
@@ -5714,10 +5482,10 @@
           <w:b/>
           <w:bCs/>
         </w:rPr>
-        <w:t xml:space="preserve">Relazioni Geometriche</w:t>
-      </w:r>
-      <w:r>
-        <w:t xml:space="preserve">: Nell'insieme delle rette del piano euclideo, si possono definire le relazioni di parallelismo (r ∥ s) e di perpendicolarità (r ⊥ s).</w:t>
+        <w:t>Relazioni Geometriche</w:t>
+      </w:r>
+      <w:r>
+        <w:t>: Nell'insieme delle rette del piano euclideo, si possono definire le relazioni di parallelismo (r ∥ s) e di perpendicolarità (r ⊥ s).</w:t>
       </w:r>
     </w:p>
     <w:p>
@@ -5740,7 +5508,7 @@
     </w:p>
     <w:p>
       <w:r>
-        <w:t xml:space="preserve">Non tutti i sottoinsiemi di S × S risultano matematicamente interessanti. Per isolare le relazioni più utili, la matematica definisce quattro proprietà strutturali fondamentali che una relazione R ⊆ S × S può soddisfare:</w:t>
+        <w:t>Non tutti i sottoinsiemi di S × S risultano matematicamente interessanti. Per isolare le relazioni più utili, la matematica definisce quattro proprietà strutturali fondamentali che una relazione R ⊆ S × S può soddisfare:</w:t>
       </w:r>
     </w:p>
     <w:p>
@@ -5755,7 +5523,7 @@
           <w:b/>
           <w:bCs/>
         </w:rPr>
-        <w:t xml:space="preserve">Riflessività</w:t>
+        <w:t>Riflessività</w:t>
       </w:r>
       <w:r>
         <w:t xml:space="preserve">: Ogni elemento dell'insieme è in relazione con se stesso: </w:t>
@@ -5766,7 +5534,7 @@
         <w:jc w:val="center"/>
       </w:pPr>
       <w:r>
-        <w:t xml:space="preserve">∀ x ∈ S,   x R x</w:t>
+        <w:t>∀ x ∈ S,   x R x</w:t>
       </w:r>
     </w:p>
     <w:p>
@@ -5781,10 +5549,10 @@
           <w:i/>
           <w:iCs/>
         </w:rPr>
-        <w:t xml:space="preserve">Esempio</w:t>
-      </w:r>
-      <w:r>
-        <w:t xml:space="preserve">: La relazione ≤ è riflessiva poiché x ≤ x per ogni x ∈ ℤ. L'uguaglianza (=) è riflessiva.</w:t>
+        <w:t>Esempio</w:t>
+      </w:r>
+      <w:r>
+        <w:t>: La relazione ≤ è riflessiva poiché x ≤ x per ogni x ∈ ℤ. L'uguaglianza (=) è riflessiva.</w:t>
       </w:r>
     </w:p>
     <w:p>
@@ -5799,7 +5567,7 @@
           <w:b/>
           <w:bCs/>
         </w:rPr>
-        <w:t xml:space="preserve">Simmetria</w:t>
+        <w:t>Simmetria</w:t>
       </w:r>
       <w:r>
         <w:t xml:space="preserve">: Se un elemento x è in relazione con y, allora anche y è in relazione con x: </w:t>
@@ -5810,7 +5578,7 @@
         <w:jc w:val="center"/>
       </w:pPr>
       <w:r>
-        <w:t xml:space="preserve">∀ x, y ∈ S,   x R y ⟹ y R x</w:t>
+        <w:t>∀ x, y ∈ S,   x R y ⟹ y R x</w:t>
       </w:r>
     </w:p>
     <w:p>
@@ -5825,7 +5593,7 @@
           <w:i/>
           <w:iCs/>
         </w:rPr>
-        <w:t xml:space="preserve">Esempio</w:t>
+        <w:t>Esempio</w:t>
       </w:r>
       <w:r>
         <w:t xml:space="preserve">: L'uguaglianza (=), il parallelismo (∥) e la perpendicolarità (⊥) sono simmetriche. La relazione ≤ </w:t>
@@ -5835,7 +5603,7 @@
           <w:b/>
           <w:bCs/>
         </w:rPr>
-        <w:t xml:space="preserve">non</w:t>
+        <w:t>non</w:t>
       </w:r>
       <w:r>
         <w:t xml:space="preserve"> è simmetrica (2 ≤ 4 ma 4 ≰ 2).</w:t>
@@ -5853,7 +5621,8 @@
           <w:b/>
           <w:bCs/>
         </w:rPr>
-        <w:t xml:space="preserve">Antisimmetria</w:t>
+        <w:lastRenderedPageBreak/>
+        <w:t>Antisimmetria</w:t>
       </w:r>
       <w:r>
         <w:t xml:space="preserve">: L'unico modo in cui due elementi possano essere in relazione simmetrica reciproca è che essi coincidano: </w:t>
@@ -5862,9 +5631,38 @@
     <w:p>
       <w:pPr>
         <w:jc w:val="center"/>
-      </w:pPr>
-      <w:r>
-        <w:t xml:space="preserve">∀ x, y ∈ S,   (x R y ∧ y R x) ⟹ x = y</w:t>
+        <w:rPr>
+          <w:lang w:val="en-US"/>
+        </w:rPr>
+      </w:pPr>
+      <w:r>
+        <w:rPr>
+          <w:lang w:val="en-US"/>
+        </w:rPr>
+        <w:t xml:space="preserve">∀ x, y ∈ </w:t>
+      </w:r>
+      <w:proofErr w:type="gramStart"/>
+      <w:r>
+        <w:rPr>
+          <w:lang w:val="en-US"/>
+        </w:rPr>
+        <w:t xml:space="preserve">S,   </w:t>
+      </w:r>
+      <w:proofErr w:type="gramEnd"/>
+      <w:r>
+        <w:rPr>
+          <w:lang w:val="en-US"/>
+        </w:rPr>
+        <w:t xml:space="preserve">(x R y ∧ y R x) </w:t>
+      </w:r>
+      <w:r>
+        <w:t>⟹</w:t>
+      </w:r>
+      <w:r>
+        <w:rPr>
+          <w:lang w:val="en-US"/>
+        </w:rPr>
+        <w:t xml:space="preserve"> x = y</w:t>
       </w:r>
     </w:p>
     <w:p>
@@ -5879,10 +5677,10 @@
           <w:i/>
           <w:iCs/>
         </w:rPr>
-        <w:t xml:space="preserve">Esempio</w:t>
-      </w:r>
-      <w:r>
-        <w:t xml:space="preserve">: La relazione ≤ è antisimmetrica (se a ≤ b e b ≤ a, allora a = b).</w:t>
+        <w:t>Esempio</w:t>
+      </w:r>
+      <w:r>
+        <w:t>: La relazione ≤ è antisimmetrica (se a ≤ b e b ≤ a, allora a = b).</w:t>
       </w:r>
     </w:p>
     <w:p>
@@ -5905,7 +5703,7 @@
     </w:p>
     <w:p>
       <w:r>
-        <w:t xml:space="preserve">La validità di una proprietà non dipende soltanto dalla regola della relazione, ma anche dall'insieme S su cui viene definita.</w:t>
+        <w:t>La validità di una proprietà non dipende soltanto dalla regola della relazione, ma anche dall'insieme S su cui viene definita.</w:t>
       </w:r>
     </w:p>
     <w:p>
@@ -5941,7 +5739,7 @@
           <w:b/>
           <w:bCs/>
         </w:rPr>
-        <w:t xml:space="preserve">numeri naturali</w:t>
+        <w:t>numeri naturali</w:t>
       </w:r>
       <w:r>
         <w:t xml:space="preserve"> ℕ, la divisibilità è </w:t>
@@ -5951,10 +5749,10 @@
           <w:b/>
           <w:bCs/>
         </w:rPr>
-        <w:t xml:space="preserve">antisimmetrica</w:t>
-      </w:r>
-      <w:r>
-        <w:t xml:space="preserve">: se a | b e b | a, allora a = b.</w:t>
+        <w:t>antisimmetrica</w:t>
+      </w:r>
+      <w:r>
+        <w:t>: se a | b e b | a, allora a = b.</w:t>
       </w:r>
     </w:p>
     <w:p>
@@ -5972,7 +5770,7 @@
           <w:b/>
           <w:bCs/>
         </w:rPr>
-        <w:t xml:space="preserve">numeri interi</w:t>
+        <w:t>numeri interi</w:t>
       </w:r>
       <w:r>
         <w:t xml:space="preserve"> ℤ, la divisibilità </w:t>
@@ -5982,10 +5780,10 @@
           <w:b/>
           <w:bCs/>
         </w:rPr>
-        <w:t xml:space="preserve">NON è antisimmetrica</w:t>
-      </w:r>
-      <w:r>
-        <w:t xml:space="preserve">: infatti 1 | -1 e -1 | 1, ma 1 ≠ -1.</w:t>
+        <w:t>NON è antisimmetrica</w:t>
+      </w:r>
+      <w:r>
+        <w:t>: infatti 1 | -1 e -1 | 1, ma 1 ≠ -1.</w:t>
       </w:r>
     </w:p>
     <w:p>
@@ -6000,7 +5798,7 @@
           <w:b/>
           <w:bCs/>
         </w:rPr>
-        <w:t xml:space="preserve">Transitività</w:t>
+        <w:t>Transitività</w:t>
       </w:r>
       <w:r>
         <w:t xml:space="preserve">: Se x è in relazione con y e y è in relazione con z, allora x è in relazione con z: </w:t>
@@ -6009,9 +5807,38 @@
     <w:p>
       <w:pPr>
         <w:jc w:val="center"/>
-      </w:pPr>
-      <w:r>
-        <w:t xml:space="preserve">∀ x, y, z ∈ S,   (x R y ∧ y R z) ⟹ x R z</w:t>
+        <w:rPr>
+          <w:lang w:val="en-US"/>
+        </w:rPr>
+      </w:pPr>
+      <w:r>
+        <w:rPr>
+          <w:lang w:val="en-US"/>
+        </w:rPr>
+        <w:t xml:space="preserve">∀ x, y, z ∈ </w:t>
+      </w:r>
+      <w:proofErr w:type="gramStart"/>
+      <w:r>
+        <w:rPr>
+          <w:lang w:val="en-US"/>
+        </w:rPr>
+        <w:t xml:space="preserve">S,   </w:t>
+      </w:r>
+      <w:proofErr w:type="gramEnd"/>
+      <w:r>
+        <w:rPr>
+          <w:lang w:val="en-US"/>
+        </w:rPr>
+        <w:t xml:space="preserve">(x R y ∧ y R z) </w:t>
+      </w:r>
+      <w:r>
+        <w:t>⟹</w:t>
+      </w:r>
+      <w:r>
+        <w:rPr>
+          <w:lang w:val="en-US"/>
+        </w:rPr>
+        <w:t xml:space="preserve"> x R z</w:t>
       </w:r>
     </w:p>
     <w:p>
@@ -6026,7 +5853,7 @@
           <w:i/>
           <w:iCs/>
         </w:rPr>
-        <w:t xml:space="preserve">Esempi</w:t>
+        <w:t>Esempi</w:t>
       </w:r>
       <w:r>
         <w:t xml:space="preserve">: La relazione ≤, l'uguaglianza (=), la divisibilità e il parallelismo tra rette sono proprietà transitive. La perpendicolarità tra rette nel piano </w:t>
@@ -6036,7 +5863,7 @@
           <w:b/>
           <w:bCs/>
         </w:rPr>
-        <w:t xml:space="preserve">non</w:t>
+        <w:t>non</w:t>
       </w:r>
       <w:r>
         <w:t xml:space="preserve"> è transitiva (se r ⊥ s e s ⊥ t, le rette r e t risultano parallele tra loro).</w:t>
@@ -6077,7 +5904,7 @@
           <w:b/>
           <w:bCs/>
         </w:rPr>
-        <w:t xml:space="preserve">Definizione Formale</w:t>
+        <w:t>Definizione Formale</w:t>
       </w:r>
       <w:r>
         <w:t xml:space="preserve">: Sia S un insieme non vuoto. Una relazione R ⊆ S × S si dice </w:t>
@@ -6087,7 +5914,7 @@
           <w:b/>
           <w:bCs/>
         </w:rPr>
-        <w:t xml:space="preserve">relazione di equivalenza</w:t>
+        <w:t>relazione di equivalenza</w:t>
       </w:r>
       <w:r>
         <w:t xml:space="preserve"> se e solo se soddisfa contemporaneamente le tre seguenti proprietà: </w:t>
@@ -6105,7 +5932,7 @@
           <w:b/>
           <w:bCs/>
         </w:rPr>
-        <w:t xml:space="preserve">Riflessiva</w:t>
+        <w:t>Riflessiva</w:t>
       </w:r>
       <w:r>
         <w:t xml:space="preserve"> (∀ x ∈ S, x R x)</w:t>
@@ -6127,7 +5954,7 @@
           <w:bCs/>
           <w:lang w:val="en-US"/>
         </w:rPr>
-        <w:t xml:space="preserve">Simmetrica</w:t>
+        <w:t>Simmetrica</w:t>
       </w:r>
       <w:r>
         <w:rPr>
@@ -6152,7 +5979,7 @@
           <w:bCs/>
           <w:lang w:val="en-US"/>
         </w:rPr>
-        <w:t xml:space="preserve">Transitiva</w:t>
+        <w:t>Transitiva</w:t>
       </w:r>
       <w:r>
         <w:rPr>
@@ -6191,10 +6018,10 @@
           <w:b/>
           <w:bCs/>
         </w:rPr>
-        <w:t xml:space="preserve">Esempi validi</w:t>
-      </w:r>
-      <w:r>
-        <w:t xml:space="preserve">: L'uguaglianza (=) su qualsiasi insieme, la relazione di parallelismo tra rette, la congruenza tra figure geometriche e la relazione "avere la stessa parità" (essere entrambi pari o entrambi dispari) su ℤ.</w:t>
+        <w:t>Esempi validi</w:t>
+      </w:r>
+      <w:r>
+        <w:t>: L'uguaglianza (=) su qualsiasi insieme, la relazione di parallelismo tra rette, la congruenza tra figure geometriche e la relazione "avere la stessa parità" (essere entrambi pari o entrambi dispari) su ℤ.</w:t>
       </w:r>
     </w:p>
     <w:p>
@@ -6230,7 +6057,7 @@
           <w:b/>
           <w:bCs/>
         </w:rPr>
-        <w:t xml:space="preserve">non</w:t>
+        <w:t>non</w:t>
       </w:r>
       <w:r>
         <w:t xml:space="preserve"> è una relazione di equivalenza poiché difetta della simmetria.</w:t>
@@ -6273,15 +6100,8 @@
           <w:bCs/>
           <w:color w:val="EE0000"/>
         </w:rPr>
-        <w:t>9.</w:t>
-      </w:r>
-      <w:r>
-        <w:rPr>
-          <w:b/>
-          <w:bCs/>
-          <w:color w:val="EE0000"/>
-        </w:rPr>
-        <w:t xml:space="preserve"> Classi di Equivalenza, Teorema Fondamentale e Concetto Insiemistico di Funzione</w:t>
+        <w:lastRenderedPageBreak/>
+        <w:t>9. Classi di Equivalenza, Teorema Fondamentale e Concetto Insiemistico di Funzione</w:t>
       </w:r>
     </w:p>
     <w:p>
@@ -6311,10 +6131,10 @@
           <w:b/>
           <w:bCs/>
         </w:rPr>
-        <w:t xml:space="preserve">classi di equivalenza</w:t>
-      </w:r>
-      <w:r>
-        <w:t xml:space="preserve">. Ciascuna classe raccoglie tutti gli elementi tra loro equivalenti rispetto alla proprietà considerata.</w:t>
+        <w:t>classi di equivalenza</w:t>
+      </w:r>
+      <w:r>
+        <w:t>. Ciascuna classe raccoglie tutti gli elementi tra loro equivalenti rispetto alla proprietà considerata.</w:t>
       </w:r>
     </w:p>
     <w:p>
@@ -6329,7 +6149,7 @@
           <w:b/>
           <w:bCs/>
         </w:rPr>
-        <w:t xml:space="preserve">Definizione Formale</w:t>
+        <w:t>Definizione Formale</w:t>
       </w:r>
       <w:r>
         <w:t xml:space="preserve">: Sia R una relazione di equivalenza su S e sia x ∈ S un generico elemento. Si definisce </w:t>
@@ -6339,7 +6159,7 @@
           <w:b/>
           <w:bCs/>
         </w:rPr>
-        <w:t xml:space="preserve">classe di equivalenza di x</w:t>
+        <w:t>classe di equivalenza di x</w:t>
       </w:r>
       <w:r>
         <w:t xml:space="preserve"> (indicata con le notazioni C</w:t>
@@ -6348,7 +6168,7 @@
         <w:rPr>
           <w:vertAlign w:val="subscript"/>
         </w:rPr>
-        <w:t xml:space="preserve">x</w:t>
+        <w:t>x</w:t>
       </w:r>
       <w:r>
         <w:t xml:space="preserve">, [x] o x̄) l'insieme costituito da tutti gli elementi y ∈ S che sono in relazione con x: </w:t>
@@ -6359,13 +6179,13 @@
         <w:jc w:val="center"/>
       </w:pPr>
       <w:r>
-        <w:t xml:space="preserve">C</w:t>
+        <w:t>C</w:t>
       </w:r>
       <w:r>
         <w:rPr>
           <w:vertAlign w:val="subscript"/>
         </w:rPr>
-        <w:t xml:space="preserve">x</w:t>
+        <w:t>x</w:t>
       </w:r>
       <w:r>
         <w:t xml:space="preserve"> = [x] = {y ∈ S | x R y}</w:t>
@@ -6383,7 +6203,7 @@
           <w:b/>
           <w:bCs/>
         </w:rPr>
-        <w:t xml:space="preserve">Rappresentante della Classe</w:t>
+        <w:t>Rappresentante della Classe</w:t>
       </w:r>
       <w:r>
         <w:t xml:space="preserve">: L'elemento x utilizzato per costruire l'insieme prende il nome di </w:t>
@@ -6393,7 +6213,7 @@
           <w:b/>
           <w:bCs/>
         </w:rPr>
-        <w:t xml:space="preserve">rappresentante</w:t>
+        <w:t>rappresentante</w:t>
       </w:r>
       <w:r>
         <w:t xml:space="preserve"> della classe di equivalenza C</w:t>
@@ -6402,16 +6222,16 @@
         <w:rPr>
           <w:vertAlign w:val="subscript"/>
         </w:rPr>
-        <w:t xml:space="preserve">x</w:t>
-      </w:r>
-      <w:r>
-        <w:t xml:space="preserve">. Qualsiasi altro elemento appartenente a C</w:t>
+        <w:t>x</w:t>
+      </w:r>
+      <w:r>
+        <w:t>. Qualsiasi altro elemento appartenente a C</w:t>
       </w:r>
       <w:r>
         <w:rPr>
           <w:vertAlign w:val="subscript"/>
         </w:rPr>
-        <w:t xml:space="preserve">x</w:t>
+        <w:t>x</w:t>
       </w:r>
       <w:r>
         <w:t xml:space="preserve"> può essere scelto in sua sostituzione come rappresentante della medesima classe.</w:t>
@@ -6447,16 +6267,16 @@
           <w:b/>
           <w:bCs/>
         </w:rPr>
-        <w:t xml:space="preserve">Non Vuotezza dei Blocchi</w:t>
-      </w:r>
-      <w:r>
-        <w:t xml:space="preserve">: Poiché R gode della proprietà riflessiva (x R x per ogni x ∈ S), l'elemento x appartiene sempre alla propria classe di equivalenza (x ∈ C</w:t>
+        <w:t>Non Vuotezza dei Blocchi</w:t>
+      </w:r>
+      <w:r>
+        <w:t>: Poiché R gode della proprietà riflessiva (x R x per ogni x ∈ S), l'elemento x appartiene sempre alla propria classe di equivalenza (x ∈ C</w:t>
       </w:r>
       <w:r>
         <w:rPr>
           <w:vertAlign w:val="subscript"/>
         </w:rPr>
-        <w:t xml:space="preserve">x</w:t>
+        <w:t>x</w:t>
       </w:r>
       <w:r>
         <w:t xml:space="preserve">). Questo garantisce che nessuna classe di equivalenza è vuota: </w:t>
@@ -6467,13 +6287,13 @@
         <w:jc w:val="center"/>
       </w:pPr>
       <w:r>
-        <w:t xml:space="preserve">C</w:t>
+        <w:t>C</w:t>
       </w:r>
       <w:r>
         <w:rPr>
           <w:vertAlign w:val="subscript"/>
         </w:rPr>
-        <w:t xml:space="preserve">x</w:t>
+        <w:t>x</w:t>
       </w:r>
       <w:r>
         <w:t xml:space="preserve"> ≠ ∅   ∀ x ∈ S</w:t>
@@ -6491,16 +6311,16 @@
           <w:b/>
           <w:bCs/>
         </w:rPr>
-        <w:t xml:space="preserve">Ricoprimento dell'Insieme</w:t>
-      </w:r>
-      <w:r>
-        <w:t xml:space="preserve">: Poiché ogni elemento x ∈ S appartiene ad almeno un blocco (la propria classe C</w:t>
+        <w:t>Ricoprimento dell'Insieme</w:t>
+      </w:r>
+      <w:r>
+        <w:t>: Poiché ogni elemento x ∈ S appartiene ad almeno un blocco (la propria classe C</w:t>
       </w:r>
       <w:r>
         <w:rPr>
           <w:vertAlign w:val="subscript"/>
         </w:rPr>
-        <w:t xml:space="preserve">x</w:t>
+        <w:t>x</w:t>
       </w:r>
       <w:r>
         <w:t xml:space="preserve">), l'unione globale di tutte le classi di equivalenza ricostruisce l'intero insieme universale S: </w:t>
@@ -6511,13 +6331,13 @@
         <w:jc w:val="center"/>
       </w:pPr>
       <w:r>
-        <w:t xml:space="preserve">⋃</w:t>
+        <w:t>⋃</w:t>
       </w:r>
       <w:r>
         <w:rPr>
           <w:vertAlign w:val="subscript"/>
         </w:rPr>
-        <w:t xml:space="preserve">x ∈ S</w:t>
+        <w:t>x ∈ S</w:t>
       </w:r>
       <w:r>
         <w:t xml:space="preserve"> C</w:t>
@@ -6526,7 +6346,7 @@
         <w:rPr>
           <w:vertAlign w:val="subscript"/>
         </w:rPr>
-        <w:t xml:space="preserve">x</w:t>
+        <w:t>x</w:t>
       </w:r>
       <w:r>
         <w:t xml:space="preserve"> = S</w:t>
@@ -6575,13 +6395,13 @@
     </w:p>
     <w:p>
       <w:r>
-        <w:t xml:space="preserve">Sia R una relazione di equivalenza su un insieme S. Per ogni coppia di elementi x, y ∈ S, per le relative classi di equivalenza C</w:t>
+        <w:t>Sia R una relazione di equivalenza su un insieme S. Per ogni coppia di elementi x, y ∈ S, per le relative classi di equivalenza C</w:t>
       </w:r>
       <w:r>
         <w:rPr>
           <w:vertAlign w:val="subscript"/>
         </w:rPr>
-        <w:t xml:space="preserve">x</w:t>
+        <w:t>x</w:t>
       </w:r>
       <w:r>
         <w:t xml:space="preserve"> e C</w:t>
@@ -6590,7 +6410,7 @@
         <w:rPr>
           <w:vertAlign w:val="subscript"/>
         </w:rPr>
-        <w:t xml:space="preserve">y</w:t>
+        <w:t>y</w:t>
       </w:r>
       <w:r>
         <w:t xml:space="preserve"> sussistono soltanto </w:t>
@@ -6600,7 +6420,7 @@
           <w:b/>
           <w:bCs/>
         </w:rPr>
-        <w:t xml:space="preserve">due possibilità mutuamente esclusive</w:t>
+        <w:t>due possibilità mutuamente esclusive</w:t>
       </w:r>
       <w:r>
         <w:t xml:space="preserve">: </w:t>
@@ -6611,13 +6431,13 @@
         <w:jc w:val="center"/>
       </w:pPr>
       <w:r>
-        <w:t xml:space="preserve">C</w:t>
+        <w:t>C</w:t>
       </w:r>
       <w:r>
         <w:rPr>
           <w:vertAlign w:val="subscript"/>
         </w:rPr>
-        <w:t xml:space="preserve">x</w:t>
+        <w:t>x</w:t>
       </w:r>
       <w:r>
         <w:t xml:space="preserve"> ∩ C</w:t>
@@ -6626,7 +6446,7 @@
         <w:rPr>
           <w:vertAlign w:val="subscript"/>
         </w:rPr>
-        <w:t xml:space="preserve">y</w:t>
+        <w:t>y</w:t>
       </w:r>
       <w:r>
         <w:t xml:space="preserve"> = ∅   oppure   C</w:t>
@@ -6635,7 +6455,7 @@
         <w:rPr>
           <w:vertAlign w:val="subscript"/>
         </w:rPr>
-        <w:t xml:space="preserve">x</w:t>
+        <w:t>x</w:t>
       </w:r>
       <w:r>
         <w:t xml:space="preserve"> = C</w:t>
@@ -6644,7 +6464,7 @@
         <w:rPr>
           <w:vertAlign w:val="subscript"/>
         </w:rPr>
-        <w:t xml:space="preserve">y</w:t>
+        <w:t>y</w:t>
       </w:r>
     </w:p>
     <w:p>
@@ -6680,13 +6500,13 @@
     </w:p>
     <w:p>
       <w:r>
-        <w:t xml:space="preserve">Per dimostrare l'alternativa, supponiamo che l'intersezione tra le due classi C</w:t>
+        <w:t>Per dimostrare l'alternativa, supponiamo che l'intersezione tra le due classi C</w:t>
       </w:r>
       <w:r>
         <w:rPr>
           <w:vertAlign w:val="subscript"/>
         </w:rPr>
-        <w:t xml:space="preserve">x</w:t>
+        <w:t>x</w:t>
       </w:r>
       <w:r>
         <w:t xml:space="preserve"> e C</w:t>
@@ -6695,7 +6515,7 @@
         <w:rPr>
           <w:vertAlign w:val="subscript"/>
         </w:rPr>
-        <w:t xml:space="preserve">y</w:t>
+        <w:t>y</w:t>
       </w:r>
       <w:r>
         <w:t xml:space="preserve"> non sia vuota. Dobbiamo mostrare che da ciò segue necessariamente l'uguaglianza C</w:t>
@@ -6704,7 +6524,7 @@
         <w:rPr>
           <w:vertAlign w:val="subscript"/>
         </w:rPr>
-        <w:t xml:space="preserve">x</w:t>
+        <w:t>x</w:t>
       </w:r>
       <w:r>
         <w:t xml:space="preserve"> = C</w:t>
@@ -6713,10 +6533,10 @@
         <w:rPr>
           <w:vertAlign w:val="subscript"/>
         </w:rPr>
-        <w:t xml:space="preserve">y</w:t>
-      </w:r>
-      <w:r>
-        <w:t xml:space="preserve">:</w:t>
+        <w:t>y</w:t>
+      </w:r>
+      <w:r>
+        <w:t>:</w:t>
       </w:r>
     </w:p>
     <w:p>
@@ -6727,13 +6547,13 @@
         </w:numPr>
       </w:pPr>
       <w:r>
-        <w:t xml:space="preserve">Poiché C</w:t>
+        <w:t>Poiché C</w:t>
       </w:r>
       <w:r>
         <w:rPr>
           <w:vertAlign w:val="subscript"/>
         </w:rPr>
-        <w:t xml:space="preserve">x</w:t>
+        <w:t>x</w:t>
       </w:r>
       <w:r>
         <w:t xml:space="preserve"> ∩ C</w:t>
@@ -6742,7 +6562,7 @@
         <w:rPr>
           <w:vertAlign w:val="subscript"/>
         </w:rPr>
-        <w:t xml:space="preserve">y</w:t>
+        <w:t>y</w:t>
       </w:r>
       <w:r>
         <w:t xml:space="preserve"> ≠ ∅, esiste almeno un elemento comune z ∈ C</w:t>
@@ -6751,7 +6571,7 @@
         <w:rPr>
           <w:vertAlign w:val="subscript"/>
         </w:rPr>
-        <w:t xml:space="preserve">x</w:t>
+        <w:t>x</w:t>
       </w:r>
       <w:r>
         <w:t xml:space="preserve"> ∩ C</w:t>
@@ -6760,10 +6580,10 @@
         <w:rPr>
           <w:vertAlign w:val="subscript"/>
         </w:rPr>
-        <w:t xml:space="preserve">y</w:t>
-      </w:r>
-      <w:r>
-        <w:t xml:space="preserve">.</w:t>
+        <w:t>y</w:t>
+      </w:r>
+      <w:r>
+        <w:t>.</w:t>
       </w:r>
     </w:p>
     <w:p>
@@ -6774,7 +6594,7 @@
         </w:numPr>
       </w:pPr>
       <w:r>
-        <w:t xml:space="preserve">Per definizione di classe di equivalenza, ciò significa che x R z e y R z.</w:t>
+        <w:t>Per definizione di classe di equivalenza, ciò significa che x R z e y R z.</w:t>
       </w:r>
     </w:p>
     <w:p>
@@ -6785,6 +6605,7 @@
         </w:numPr>
       </w:pPr>
       <w:r>
+        <w:lastRenderedPageBreak/>
         <w:t xml:space="preserve">Per la </w:t>
       </w:r>
       <w:r>
@@ -6792,7 +6613,7 @@
           <w:b/>
           <w:bCs/>
         </w:rPr>
-        <w:t xml:space="preserve">proprietà simmetrica</w:t>
+        <w:t>proprietà simmetrica</w:t>
       </w:r>
       <w:r>
         <w:t xml:space="preserve"> applicata a y R z, otteniamo z R y.</w:t>
@@ -6813,7 +6634,7 @@
           <w:b/>
           <w:bCs/>
         </w:rPr>
-        <w:t xml:space="preserve">proprietà transitiva</w:t>
+        <w:t>proprietà transitiva</w:t>
       </w:r>
       <w:r>
         <w:t xml:space="preserve"> alla catena x R z e z R y, deduciamo che x R y (ovvero y ∈ C</w:t>
@@ -6822,10 +6643,10 @@
         <w:rPr>
           <w:vertAlign w:val="subscript"/>
         </w:rPr>
-        <w:t xml:space="preserve">x</w:t>
-      </w:r>
-      <w:r>
-        <w:t xml:space="preserve">).</w:t>
+        <w:t>x</w:t>
+      </w:r>
+      <w:r>
+        <w:t>).</w:t>
       </w:r>
     </w:p>
     <w:p>
@@ -6836,31 +6657,31 @@
         </w:numPr>
       </w:pPr>
       <w:r>
-        <w:t xml:space="preserve">Consideriamo ora un generico elemento w ∈ C</w:t>
+        <w:t>Consideriamo ora un generico elemento w ∈ C</w:t>
       </w:r>
       <w:r>
         <w:rPr>
           <w:vertAlign w:val="subscript"/>
         </w:rPr>
-        <w:t xml:space="preserve">y</w:t>
-      </w:r>
-      <w:r>
-        <w:t xml:space="preserve">, il che significa che y R w. Sfruttando nuovamente la transitività sulla catena x R y e y R w, otteniamo x R w, il che implica che w ∈ C</w:t>
+        <w:t>y</w:t>
+      </w:r>
+      <w:r>
+        <w:t>, il che significa che y R w. Sfruttando nuovamente la transitività sulla catena x R y e y R w, otteniamo x R w, il che implica che w ∈ C</w:t>
       </w:r>
       <w:r>
         <w:rPr>
           <w:vertAlign w:val="subscript"/>
         </w:rPr>
-        <w:t xml:space="preserve">x</w:t>
-      </w:r>
-      <w:r>
-        <w:t xml:space="preserve">. Abbiamo così dimostrato l'inclusione C</w:t>
+        <w:t>x</w:t>
+      </w:r>
+      <w:r>
+        <w:t>. Abbiamo così dimostrato l'inclusione C</w:t>
       </w:r>
       <w:r>
         <w:rPr>
           <w:vertAlign w:val="subscript"/>
         </w:rPr>
-        <w:t xml:space="preserve">y</w:t>
+        <w:t>y</w:t>
       </w:r>
       <w:r>
         <w:t xml:space="preserve"> ⊆ C</w:t>
@@ -6869,10 +6690,10 @@
         <w:rPr>
           <w:vertAlign w:val="subscript"/>
         </w:rPr>
-        <w:t xml:space="preserve">x</w:t>
-      </w:r>
-      <w:r>
-        <w:t xml:space="preserve">.</w:t>
+        <w:t>x</w:t>
+      </w:r>
+      <w:r>
+        <w:t>.</w:t>
       </w:r>
     </w:p>
     <w:p>
@@ -6883,13 +6704,13 @@
         </w:numPr>
       </w:pPr>
       <w:r>
-        <w:t xml:space="preserve">Invertendo i ruoli di x e y per simmetria, si ottiene l'inclusione opposta C</w:t>
+        <w:t>Invertendo i ruoli di x e y per simmetria, si ottiene l'inclusione opposta C</w:t>
       </w:r>
       <w:r>
         <w:rPr>
           <w:vertAlign w:val="subscript"/>
         </w:rPr>
-        <w:t xml:space="preserve">x</w:t>
+        <w:t>x</w:t>
       </w:r>
       <w:r>
         <w:t xml:space="preserve"> ⊆ C</w:t>
@@ -6898,10 +6719,10 @@
         <w:rPr>
           <w:vertAlign w:val="subscript"/>
         </w:rPr>
-        <w:t xml:space="preserve">y</w:t>
-      </w:r>
-      <w:r>
-        <w:t xml:space="preserve">.</w:t>
+        <w:t>y</w:t>
+      </w:r>
+      <w:r>
+        <w:t>.</w:t>
       </w:r>
     </w:p>
     <w:p>
@@ -6912,13 +6733,13 @@
         </w:numPr>
       </w:pPr>
       <w:r>
-        <w:t xml:space="preserve">Per il principio della doppia inclusione, concludiamo che C</w:t>
+        <w:t>Per il principio della doppia inclusione, concludiamo che C</w:t>
       </w:r>
       <w:r>
         <w:rPr>
           <w:vertAlign w:val="subscript"/>
         </w:rPr>
-        <w:t xml:space="preserve">x</w:t>
+        <w:t>x</w:t>
       </w:r>
       <w:r>
         <w:t xml:space="preserve"> = C</w:t>
@@ -6927,10 +6748,10 @@
         <w:rPr>
           <w:vertAlign w:val="subscript"/>
         </w:rPr>
-        <w:t xml:space="preserve">y</w:t>
-      </w:r>
-      <w:r>
-        <w:t xml:space="preserve">. ∎</w:t>
+        <w:t>y</w:t>
+      </w:r>
+      <w:r>
+        <w:t>. ∎</w:t>
       </w:r>
     </w:p>
     <w:p>
@@ -6948,7 +6769,7 @@
           <w:bCs/>
           <w:color w:val="E97132" w:themeColor="accent2"/>
         </w:rPr>
-        <w:t xml:space="preserve">L'Insieme Quoziente S/R e il Viceversa</w:t>
+        <w:t>L'Insieme Quoziente S/R e il Viceversa</w:t>
       </w:r>
     </w:p>
     <w:p>
@@ -6960,7 +6781,7 @@
           <w:b/>
           <w:bCs/>
         </w:rPr>
-        <w:t xml:space="preserve">la famiglia delle classi di equivalenza {C</w:t>
+        <w:t>la famiglia delle classi di equivalenza {C</w:t>
       </w:r>
       <w:r>
         <w:rPr>
@@ -6968,7 +6789,7 @@
           <w:bCs/>
           <w:vertAlign w:val="subscript"/>
         </w:rPr>
-        <w:t xml:space="preserve">x</w:t>
+        <w:t>x</w:t>
       </w:r>
       <w:r>
         <w:rPr>
@@ -6978,7 +6799,7 @@
         <w:t xml:space="preserve"> | x ∈ S} forma una partizione dell'insieme S</w:t>
       </w:r>
       <w:r>
-        <w:t xml:space="preserve">.</w:t>
+        <w:t>.</w:t>
       </w:r>
     </w:p>
     <w:p>
@@ -6996,7 +6817,7 @@
           <w:b/>
           <w:bCs/>
         </w:rPr>
-        <w:t xml:space="preserve">insieme quoziente di S rispetto alla relazione R</w:t>
+        <w:t>insieme quoziente di S rispetto alla relazione R</w:t>
       </w:r>
       <w:r>
         <w:t xml:space="preserve"> e si indica con la notazione S/R o S/∼: </w:t>
@@ -7007,13 +6828,13 @@
         <w:jc w:val="center"/>
       </w:pPr>
       <w:r>
-        <w:t xml:space="preserve">S/R = {C</w:t>
+        <w:t>S/R = {C</w:t>
       </w:r>
       <w:r>
         <w:rPr>
           <w:vertAlign w:val="subscript"/>
         </w:rPr>
-        <w:t xml:space="preserve">x</w:t>
+        <w:t>x</w:t>
       </w:r>
       <w:r>
         <w:t xml:space="preserve"> | x ∈ S} ⊆ 𝒫(S)</w:t>
@@ -7025,25 +6846,25 @@
           <w:b/>
           <w:bCs/>
         </w:rPr>
-        <w:t xml:space="preserve">Il Viceversa (Dalla Partizione alla Relazione)</w:t>
-      </w:r>
-      <w:r>
-        <w:t xml:space="preserve">: Data una qualsiasi partizione {A</w:t>
+        <w:t>Il Viceversa (Dalla Partizione alla Relazione)</w:t>
+      </w:r>
+      <w:r>
+        <w:t>: Data una qualsiasi partizione {A</w:t>
       </w:r>
       <w:r>
         <w:rPr>
           <w:vertAlign w:val="subscript"/>
         </w:rPr>
-        <w:t xml:space="preserve">i</w:t>
-      </w:r>
-      <w:r>
-        <w:t xml:space="preserve">}</w:t>
+        <w:t>i</w:t>
+      </w:r>
+      <w:r>
+        <w:t>}</w:t>
       </w:r>
       <w:r>
         <w:rPr>
           <w:vertAlign w:val="subscript"/>
         </w:rPr>
-        <w:t xml:space="preserve">i ∈ I</w:t>
+        <w:t>i ∈ I</w:t>
       </w:r>
       <w:r>
         <w:t xml:space="preserve"> dell'insieme S, è sempre possibile definire su S una relazione di equivalenza R ponendo che due elementi x, y ∈ S sono in relazione (x R y) se e solo se appartengono al medesimo blocco A</w:t>
@@ -7052,7 +6873,7 @@
         <w:rPr>
           <w:vertAlign w:val="subscript"/>
         </w:rPr>
-        <w:t xml:space="preserve">i</w:t>
+        <w:t>i</w:t>
       </w:r>
       <w:r>
         <w:t xml:space="preserve"> della partizione.</w:t>
@@ -7064,7 +6885,7 @@
           <w:i/>
           <w:iCs/>
         </w:rPr>
-        <w:t xml:space="preserve">Sintesi Didattica</w:t>
+        <w:t>Sintesi Didattica</w:t>
       </w:r>
       <w:r>
         <w:t xml:space="preserve">: Esiste una </w:t>
@@ -7074,7 +6895,7 @@
           <w:b/>
           <w:bCs/>
         </w:rPr>
-        <w:t xml:space="preserve">corrispondenza biunivoca perfetta</w:t>
+        <w:t>corrispondenza biunivoca perfetta</w:t>
       </w:r>
       <w:r>
         <w:t xml:space="preserve"> tra le relazioni di equivalenza su un insieme S e le partizioni di S.</w:t>
@@ -7100,7 +6921,7 @@
     </w:p>
     <w:p>
       <w:r>
-        <w:t xml:space="preserve">Nel percorso scolastico tradizionale, una funzione viene solitamente introdotta come un'espressione algebrica o una formula di calcolo reale y = f(x). Tuttavia, in matematica discreta e in computer science questa impostazione presenta due gravi limiti concettuali:</w:t>
+        <w:t>Nel percorso scolastico tradizionale, una funzione viene solitamente introdotta come un'espressione algebrica o una formula di calcolo reale y = f(x). Tuttavia, in matematica discreta e in computer science questa impostazione presenta due gravi limiti concettuali:</w:t>
       </w:r>
     </w:p>
     <w:p>
@@ -7115,10 +6936,10 @@
           <w:b/>
           <w:bCs/>
         </w:rPr>
-        <w:t xml:space="preserve">Ristrettezza del Dominio</w:t>
-      </w:r>
-      <w:r>
-        <w:t xml:space="preserve">: Limita l'applicazione ai soli numeri reali (ℝ → ℝ), laddove gli algoritmi informatici necessitano di elaborare insiemi discreti, stringhe, grafi o oggetti astratti.</w:t>
+        <w:t>Ristrettezza del Dominio</w:t>
+      </w:r>
+      <w:r>
+        <w:t>: Limita l'applicazione ai soli numeri reali (ℝ → ℝ), laddove gli algoritmi informatici necessitano di elaborare insiemi discreti, stringhe, grafi o oggetti astratti.</w:t>
       </w:r>
     </w:p>
     <w:p>
@@ -7209,7 +7030,7 @@
           <w:b/>
           <w:bCs/>
         </w:rPr>
-        <w:t xml:space="preserve">Definizione Formale (Cap. 2, Def. 2.1 Mori)</w:t>
+        <w:t>Definizione Formale (Cap. 2, Def. 2.1 Mori)</w:t>
       </w:r>
       <w:r>
         <w:t xml:space="preserve">: Siano A e B due insiemi non vuoti. Una </w:t>
@@ -7219,7 +7040,7 @@
           <w:b/>
           <w:bCs/>
         </w:rPr>
-        <w:t xml:space="preserve">funzione</w:t>
+        <w:t>funzione</w:t>
       </w:r>
       <w:r>
         <w:t xml:space="preserve"> f con </w:t>
@@ -7229,7 +7050,7 @@
           <w:b/>
           <w:bCs/>
         </w:rPr>
-        <w:t xml:space="preserve">dominio</w:t>
+        <w:t>dominio</w:t>
       </w:r>
       <w:r>
         <w:t xml:space="preserve"> A e </w:t>
@@ -7239,7 +7060,7 @@
           <w:b/>
           <w:bCs/>
         </w:rPr>
-        <w:t xml:space="preserve">codominio</w:t>
+        <w:t>codominio</w:t>
       </w:r>
       <w:r>
         <w:t xml:space="preserve"> B (indicata simbolicamente con la notazione f: A → B) è definita dall'assegnazione di un sottoinsieme Γ ⊆ A × B del prodotto cartesiano, detto </w:t>
@@ -7249,7 +7070,7 @@
           <w:b/>
           <w:bCs/>
         </w:rPr>
-        <w:t xml:space="preserve">grafico della funzione</w:t>
+        <w:t>grafico della funzione</w:t>
       </w:r>
       <w:r>
         <w:t xml:space="preserve">, che soddisfa la seguente </w:t>
@@ -7259,7 +7080,7 @@
           <w:b/>
           <w:bCs/>
         </w:rPr>
-        <w:t xml:space="preserve">condizione di esistenza ed unicità dell'immagine</w:t>
+        <w:t>condizione di esistenza ed unicità dell'immagine</w:t>
       </w:r>
       <w:r>
         <w:t xml:space="preserve">: </w:t>
@@ -7270,11 +7091,12 @@
         <w:jc w:val="center"/>
       </w:pPr>
       <w:r>
-        <w:t xml:space="preserve">∀ a ∈ A,   ∃! b ∈ B   tale che   (a, b) ∈ Γ</w:t>
-      </w:r>
-    </w:p>
-    <w:p>
-      <w:r>
+        <w:t>∀ a ∈ A,   ∃! b ∈ B   tale che   (a, b) ∈ Γ</w:t>
+      </w:r>
+    </w:p>
+    <w:p>
+      <w:r>
+        <w:lastRenderedPageBreak/>
         <w:t xml:space="preserve">Se la coppia ordinata (a, b) appartiene al grafico Γ, si adotta la notazione consueta f(a) = b, intendendo che l'elemento b ∈ B è l'unica </w:t>
       </w:r>
       <w:r>
@@ -7282,7 +7104,7 @@
           <w:b/>
           <w:bCs/>
         </w:rPr>
-        <w:t xml:space="preserve">immagine</w:t>
+        <w:t>immagine</w:t>
       </w:r>
       <w:r>
         <w:t xml:space="preserve"> di a ∈ A tramite la funzione f.</w:t>
@@ -7308,7 +7130,7 @@
     </w:p>
     <w:p>
       <w:r>
-        <w:t xml:space="preserve">Nel piano cartesiano o nei diagrammi ad albero, il requisito ∃! b ∈ B impone una rigida restrizione strutturale:</w:t>
+        <w:t>Nel piano cartesiano o nei diagrammi ad albero, il requisito ∃! b ∈ B impone una rigida restrizione strutturale:</w:t>
       </w:r>
     </w:p>
     <w:p>
@@ -7323,10 +7145,10 @@
           <w:b/>
           <w:bCs/>
         </w:rPr>
-        <w:t xml:space="preserve">Esistenza</w:t>
-      </w:r>
-      <w:r>
-        <w:t xml:space="preserve">: Da ogni elemento a del dominio A deve partire almeno una linea/corrispondenza verso il codominio B (la funzione è definita su tutto A).</w:t>
+        <w:t>Esistenza</w:t>
+      </w:r>
+      <w:r>
+        <w:t>: Da ogni elemento a del dominio A deve partire almeno una linea/corrispondenza verso il codominio B (la funzione è definita su tutto A).</w:t>
       </w:r>
     </w:p>
     <w:p>
@@ -7341,7 +7163,7 @@
           <w:b/>
           <w:bCs/>
         </w:rPr>
-        <w:t xml:space="preserve">Unicità</w:t>
+        <w:t>Unicità</w:t>
       </w:r>
       <w:r>
         <w:t xml:space="preserve">: Da ciascun elemento a ∈ A non può partire più di una linea verso B. Graficamente, questo significa che </w:t>
@@ -7351,10 +7173,10 @@
           <w:b/>
           <w:bCs/>
         </w:rPr>
-        <w:t xml:space="preserve">qualsiasi retta verticale condotta in corrispondenza di un elemento del dominio a ∈ A deve intersecare il grafico Γ in uno ed un solo punto</w:t>
-      </w:r>
-      <w:r>
-        <w:t xml:space="preserve">. Se una retta verticale intersecasse la curva in due o più punti, la corrispondenza genererebbe ambiguità e non costituirebbe una funzione valida.</w:t>
+        <w:t>qualsiasi retta verticale condotta in corrispondenza di un elemento del dominio a ∈ A deve intersecare il grafico Γ in uno ed un solo punto</w:t>
+      </w:r>
+      <w:r>
+        <w:t>. Se una retta verticale intersecasse la curva in due o più punti, la corrispondenza genererebbe ambiguità e non costituirebbe una funzione valida.</w:t>
       </w:r>
     </w:p>
     <w:p>
@@ -7383,7 +7205,6 @@
     </w:p>
     <w:p>
       <w:r>
-        <w:rPr/>
         <w:t xml:space="preserve">Come visto nel capitolo 9, una </w:t>
       </w:r>
       <w:r>
@@ -7393,7 +7214,6 @@
         <w:t>funzione</w:t>
       </w:r>
       <w:r>
-        <w:rPr/>
         <w:t xml:space="preserve"> (o </w:t>
       </w:r>
       <w:r>
@@ -7403,7 +7223,6 @@
         <w:t>applicazione</w:t>
       </w:r>
       <w:r>
-        <w:rPr/>
         <w:t xml:space="preserve">) ha un </w:t>
       </w:r>
       <w:r>
@@ -7413,7 +7232,6 @@
         <w:t>dominio</w:t>
       </w:r>
       <w:r>
-        <w:rPr/>
         <w:t xml:space="preserve"> A, un </w:t>
       </w:r>
       <w:r>
@@ -7423,7 +7241,6 @@
         <w:t>codominio</w:t>
       </w:r>
       <w:r>
-        <w:rPr/>
         <w:t xml:space="preserve"> B e un </w:t>
       </w:r>
       <w:r>
@@ -7433,7 +7250,6 @@
         <w:t>grafico</w:t>
       </w:r>
       <w:r>
-        <w:rPr/>
         <w:t xml:space="preserve"> Γ ⊆ A × B con la condizione di esistenza e unicità ∀ a ∈ A, ∃! b ∈ B tale che (a, b) ∈ Γ; dare una funzione significa dare la tripla (A, B, Γ). Quando (a, b) ∈ Γ si scrive f(a) = b, e le due scritture sono equivalenti. Lettere come f, g, h sono la scelta abituale per i nomi delle funzioni, ma non c'è alcun obbligo. Va notato che A e B possono anche essere lo stesso insieme: fa parte della definizione e capiterà spesso, con lo stesso insieme che una volta gioca da dominio e una volta da codominio.</w:t>
       </w:r>
     </w:p>
@@ -7451,19 +7267,16 @@
     </w:p>
     <w:p>
       <w:r>
-        <w:rPr/>
         <w:t>Prendiamo A = {a, b, c, d} e B = {1, 2, 3}. Il prodotto cartesiano A × B si può disegnare come una piccola scacchiera di 4 × 3 caselle, ciascuna delle quali è una coppia (per esempio una casella rappresenta (c, 2), un'altra (a, 3)). Assegnare un grafico significa scegliere quali caselle appartengono a Γ.</w:t>
       </w:r>
     </w:p>
     <w:p>
       <w:r>
-        <w:rPr/>
         <w:t>Se segniamo le caselle (a, 2), (b, 2), (c, 3), (d, 1), sopra ogni elemento di A c'è esattamente una casella segnata: Γ definisce una funzione, con f(a) = 2, f(b) = 2, f(c) = 3, f(d) = 1. Si noti che 2 compare due volte come valore, e non è un problema: la definizione chiede un solo valore per ogni elemento del dominio, non valori diversi.</w:t>
       </w:r>
     </w:p>
     <w:p>
       <w:r>
-        <w:rPr/>
         <w:t>Questa descrizione a scacchiera serve a capire la definizione, ma nella pratica non si scrive così: se non c'è una formula che esprima la funzione, il modo più rapido è assegnare direttamente a ogni elemento del dominio il suo valore.</w:t>
       </w:r>
     </w:p>
@@ -7481,7 +7294,6 @@
     </w:p>
     <w:p>
       <w:r>
-        <w:rPr/>
         <w:t>Sulla scacchiera la condizione di esistenza e unicità può fallire in due modi: se sopra un elemento di A non c'è nessuna casella segnata manca l'esistenza, se ce ne sono due o più manca l'unicità. Nell'esempio precedente, se avessimo segnato due caselle sopra l'elemento b, il valore di f in b sarebbe ambiguo e Γ non definirebbe una funzione.</w:t>
       </w:r>
     </w:p>
@@ -7499,7 +7311,6 @@
     </w:p>
     <w:p>
       <w:r>
-        <w:rPr/>
         <w:t xml:space="preserve">Chi è abituato alle funzioni reali di variabile reale parte sempre dal calcolare il dominio come insieme dei punti in cui l'espressione ha senso (denominatore diverso da zero, radicando maggiore o uguale a zero e così via). Qui questo passo non esiste: il dominio </w:t>
       </w:r>
       <w:r>
@@ -7509,8 +7320,11 @@
         <w:t>viene assegnato</w:t>
       </w:r>
       <w:r>
-        <w:rPr/>
-        <w:t xml:space="preserve"> insieme alla funzione, e si richiede che il valore f(a) esista per ogni a del dominio scelto. Dire "f(a) = b" deve essere sempre possibile, qualunque sia a ∈ A.</w:t>
+        <w:t xml:space="preserve"> insieme alla funzione, e si </w:t>
+      </w:r>
+      <w:r>
+        <w:lastRenderedPageBreak/>
+        <w:t>richiede che il valore f(a) esista per ogni a del dominio scelto. Dire "f(a) = b" deve essere sempre possibile, qualunque sia a ∈ A.</w:t>
       </w:r>
     </w:p>
     <w:p>
@@ -7527,7 +7341,6 @@
     </w:p>
     <w:p>
       <w:r>
-        <w:rPr/>
         <w:t xml:space="preserve">Una funzione si scrive quasi sempre f : A → B, che dice in un colpo solo dominio e codominio. Il nome si può anche mettere sopra la freccia, A →(f) B: è comodo quando si hanno più funzioni nello stesso diagramma, per esempio due funzioni f e g entrambe da A in B. Per questo motivo si parla spesso di </w:t>
       </w:r>
       <w:r>
@@ -7537,7 +7350,6 @@
         <w:t>freccia</w:t>
       </w:r>
       <w:r>
-        <w:rPr/>
         <w:t xml:space="preserve"> (o di </w:t>
       </w:r>
       <w:r>
@@ -7547,13 +7359,11 @@
         <w:t>mappa</w:t>
       </w:r>
       <w:r>
-        <w:rPr/>
         <w:t>) per indicare una funzione.</w:t>
       </w:r>
     </w:p>
     <w:p>
       <w:r>
-        <w:rPr/>
         <w:t>Per descrivere il singolo elemento si usa la freccia con il trattino, x ↦ f(x), che si legge "x va in f(x)": per esempio n ↦ a</w:t>
       </w:r>
       <w:r>
@@ -7563,7 +7373,6 @@
         <w:t>n</w:t>
       </w:r>
       <w:r>
-        <w:rPr/>
         <w:t xml:space="preserve"> associa a ogni naturale n un numero reale.</w:t>
       </w:r>
     </w:p>
@@ -7581,7 +7390,6 @@
     </w:p>
     <w:p>
       <w:r>
-        <w:rPr/>
         <w:t xml:space="preserve">Una funzione si può rappresentare con due ovali, uno per A e uno per B, e una freccia da ogni punto x del dominio al punto y = f(x) del codominio. Anche quando A = B conviene </w:t>
       </w:r>
       <w:r>
@@ -7591,7 +7399,6 @@
         <w:t>disegnare due copie separate</w:t>
       </w:r>
       <w:r>
-        <w:rPr/>
         <w:t xml:space="preserve"> dell'insieme, una come dominio e una come codominio. Un modo intuitivo di pensare a una funzione è come a una scatola con un'entrata e un'uscita: dentro entra un elemento del dominio e ne esce uno del codominio.</w:t>
       </w:r>
     </w:p>
@@ -7609,7 +7416,6 @@
     </w:p>
     <w:p>
       <w:r>
-        <w:rPr/>
         <w:t xml:space="preserve">Dare una funzione significa dare tutti e tre gli oggetti (A, B, Γ), quindi f = (A, B, Γ) e g = (A′, B′, Γ′) sono </w:t>
       </w:r>
       <w:r>
@@ -7619,13 +7425,11 @@
         <w:t>uguali</w:t>
       </w:r>
       <w:r>
-        <w:rPr/>
         <w:t xml:space="preserve"> se e solo se coincidono tutti e tre: A = A′, B = B′ e Γ = Γ′. Non basta avere la stessa espressione, e non basta nemmeno avere gli stessi valori: servono anche lo stesso dominio e lo stesso codominio.</w:t>
       </w:r>
     </w:p>
     <w:p>
       <w:r>
-        <w:rPr/>
         <w:t>Un esempio fa vedere l'effetto contrario. Sull'insieme {0, 1, 2} (con codominio ℝ) consideriamo f(x) = 3x² − 1 e g(x) = x³ + 2x − 1. Le due espressioni sono diverse, ma:</w:t>
       </w:r>
     </w:p>
@@ -7637,7 +7441,6 @@
         </w:numPr>
       </w:pPr>
       <w:r>
-        <w:rPr/>
         <w:t>f(0) = −1 e g(0) = −1;</w:t>
       </w:r>
     </w:p>
@@ -7649,7 +7452,6 @@
         </w:numPr>
       </w:pPr>
       <w:r>
-        <w:rPr/>
         <w:t>f(1) = 2 e g(1) = 2;</w:t>
       </w:r>
     </w:p>
@@ -7661,13 +7463,11 @@
         </w:numPr>
       </w:pPr>
       <w:r>
-        <w:rPr/>
         <w:t>f(2) = 11 e g(2) = 8 + 4 − 1 = 11.</w:t>
       </w:r>
     </w:p>
     <w:p>
       <w:r>
-        <w:rPr/>
         <w:t xml:space="preserve">Hanno lo stesso dominio, lo stesso codominio e lo stesso grafico, quindi </w:t>
       </w:r>
       <w:r>
@@ -7677,7 +7477,6 @@
         <w:t>f = g</w:t>
       </w:r>
       <w:r>
-        <w:rPr/>
         <w:t xml:space="preserve"> pur essendo scritte con espressioni diverse. A lezione è stato accennato che fenomeni di questo tipo si incontrano nello studio dei campi finiti in crittografia.</w:t>
       </w:r>
     </w:p>
@@ -7689,13 +7488,11 @@
         <w:t>Trabocchetto d'esame:</w:t>
       </w:r>
       <w:r>
-        <w:rPr/>
         <w:t xml:space="preserve"> assegnare una funzione dando solo un'espressione da calcolare non è abbastanza preciso. Se si vogliono studiare proprietà come iniettività e suriettività bisogna sempre specificare dominio e codominio, perché cambiandoli la stessa espressione può dare funzioni con proprietà diverse (lo vedremo nel capitolo 14).</w:t>
       </w:r>
     </w:p>
     <w:p>
       <w:r>
-        <w:rPr/>
         <w:t>Dopo l'uguaglianza vediamo le funzioni che compaiono di continuo, e due costruzioni elementari: successioni e restrizioni.</w:t>
       </w:r>
     </w:p>
@@ -7725,7 +7522,6 @@
     </w:p>
     <w:p>
       <w:r>
-        <w:rPr/>
         <w:t>Esiste un piccolo elenco di funzioni standard che conviene conoscere, perché compaiono continuamente, spesso in modo implicito. Per definirle indichiamo a parole come si comporta il valore invece di scrivere esplicitamente il grafico Γ, che sarebbe macchinoso: è però importante ricordare che dietro c'è sempre la tripla (A, B, Γ).</w:t>
       </w:r>
     </w:p>
@@ -7738,12 +7534,12 @@
           <w:b/>
           <w:color w:val="E97132"/>
         </w:rPr>
+        <w:lastRenderedPageBreak/>
         <w:t>Funzione identità</w:t>
       </w:r>
     </w:p>
     <w:p>
       <w:r>
-        <w:rPr/>
         <w:t xml:space="preserve">Per ogni insieme A, la </w:t>
       </w:r>
       <w:r>
@@ -7753,7 +7549,6 @@
         <w:t>funzione identità</w:t>
       </w:r>
       <w:r>
-        <w:rPr/>
         <w:t xml:space="preserve"> id</w:t>
       </w:r>
       <w:r>
@@ -7763,7 +7558,6 @@
         <w:t>A</w:t>
       </w:r>
       <w:r>
-        <w:rPr/>
         <w:t xml:space="preserve"> : A → A è definita da id</w:t>
       </w:r>
       <w:r>
@@ -7773,7 +7567,6 @@
         <w:t>A</w:t>
       </w:r>
       <w:r>
-        <w:rPr/>
         <w:t xml:space="preserve">(a) = a per ogni a ∈ A. Il pedice A serve perché l'identità esiste per qualunque insieme. Nell'immagine della scatola è quella che restituisce l'oggetto in entrata tale e quale, senza fargli nulla. Il suo grafico è la </w:t>
       </w:r>
       <w:r>
@@ -7783,7 +7576,6 @@
         <w:t>diagonale</w:t>
       </w:r>
       <w:r>
-        <w:rPr/>
         <w:t xml:space="preserve"> Δ = {(a, a) | a ∈ A}.</w:t>
       </w:r>
     </w:p>
@@ -7801,7 +7593,6 @@
     </w:p>
     <w:p>
       <w:r>
-        <w:rPr/>
         <w:t xml:space="preserve">Si scelgono due insiemi A e B e un elemento β ∈ B fissato. La </w:t>
       </w:r>
       <w:r>
@@ -7811,7 +7602,6 @@
         <w:t>funzione costante</w:t>
       </w:r>
       <w:r>
-        <w:rPr/>
         <w:t xml:space="preserve"> f</w:t>
       </w:r>
       <w:r>
@@ -7821,7 +7611,6 @@
         <w:t>β</w:t>
       </w:r>
       <w:r>
-        <w:rPr/>
         <w:t xml:space="preserve"> : A → B è definita da f</w:t>
       </w:r>
       <w:r>
@@ -7831,7 +7620,6 @@
         <w:t>β</w:t>
       </w:r>
       <w:r>
-        <w:rPr/>
         <w:t>(a) = β per ogni a ∈ A: qualunque cosa si inserisca nella scatola, esce sempre β. Per le funzioni numeriche il grafico è una retta orizzontale.</w:t>
       </w:r>
     </w:p>
@@ -7849,7 +7637,6 @@
     </w:p>
     <w:p>
       <w:r>
-        <w:rPr/>
         <w:t>Dati A e B, sul prodotto cartesiano A × B si definiscono due funzioni:</w:t>
       </w:r>
     </w:p>
@@ -7861,7 +7648,6 @@
         </w:numPr>
       </w:pPr>
       <w:r>
-        <w:rPr/>
         <w:t xml:space="preserve">la </w:t>
       </w:r>
       <w:r>
@@ -7871,7 +7657,6 @@
         <w:t>prima proiezione</w:t>
       </w:r>
       <w:r>
-        <w:rPr/>
         <w:t xml:space="preserve"> p</w:t>
       </w:r>
       <w:r>
@@ -7881,7 +7666,6 @@
         <w:t>1</w:t>
       </w:r>
       <w:r>
-        <w:rPr/>
         <w:t xml:space="preserve"> : A × B → A, con p</w:t>
       </w:r>
       <w:r>
@@ -7891,7 +7675,6 @@
         <w:t>1</w:t>
       </w:r>
       <w:r>
-        <w:rPr/>
         <w:t>(a, b) = a (restituisce la prima componente della coppia);</w:t>
       </w:r>
     </w:p>
@@ -7903,7 +7686,6 @@
         </w:numPr>
       </w:pPr>
       <w:r>
-        <w:rPr/>
         <w:t xml:space="preserve">la </w:t>
       </w:r>
       <w:r>
@@ -7913,7 +7695,6 @@
         <w:t>seconda proiezione</w:t>
       </w:r>
       <w:r>
-        <w:rPr/>
         <w:t xml:space="preserve"> p</w:t>
       </w:r>
       <w:r>
@@ -7923,7 +7704,6 @@
         <w:t>2</w:t>
       </w:r>
       <w:r>
-        <w:rPr/>
         <w:t xml:space="preserve"> : A × B → B, con p</w:t>
       </w:r>
       <w:r>
@@ -7933,13 +7713,11 @@
         <w:t>2</w:t>
       </w:r>
       <w:r>
-        <w:rPr/>
         <w:t>(a, b) = b (restituisce la seconda componente).</w:t>
       </w:r>
     </w:p>
     <w:p>
       <w:r>
-        <w:rPr/>
         <w:t>Il nome viene dal piano cartesiano: p</w:t>
       </w:r>
       <w:r>
@@ -7949,7 +7727,6 @@
         <w:t>1</w:t>
       </w:r>
       <w:r>
-        <w:rPr/>
         <w:t xml:space="preserve"> proietta il punto di coordinate (a, b) sull'asse delle ascisse, p</w:t>
       </w:r>
       <w:r>
@@ -7959,7 +7736,6 @@
         <w:t>2</w:t>
       </w:r>
       <w:r>
-        <w:rPr/>
         <w:t xml:space="preserve"> sull'asse delle ordinate. Con un prodotto di più insiemi A × B × C si hanno anche la terza proiezione, la quarta e così via: in generale, per le n-uple, restituiscono una coordinata fissata, come le componenti di un vettore.</w:t>
       </w:r>
     </w:p>
@@ -7977,7 +7753,6 @@
     </w:p>
     <w:p>
       <w:r>
-        <w:rPr/>
         <w:t>Se S ⊆ A, l'</w:t>
       </w:r>
       <w:r>
@@ -7987,7 +7762,6 @@
         <w:t>inclusione canonica</w:t>
       </w:r>
       <w:r>
-        <w:rPr/>
         <w:t xml:space="preserve"> j : S → A è definita da j(s) = s per ogni s ∈ S. Manda ogni s in sé stesso; se S = A coincide con id</w:t>
       </w:r>
       <w:r>
@@ -7997,7 +7771,6 @@
         <w:t>A</w:t>
       </w:r>
       <w:r>
-        <w:rPr/>
         <w:t>.</w:t>
       </w:r>
     </w:p>
@@ -8015,7 +7788,6 @@
     </w:p>
     <w:p>
       <w:r>
-        <w:rPr/>
         <w:t xml:space="preserve">Una </w:t>
       </w:r>
       <w:r>
@@ -8025,7 +7797,6 @@
         <w:t>successione</w:t>
       </w:r>
       <w:r>
-        <w:rPr/>
         <w:t xml:space="preserve"> è una lista di numeri a</w:t>
       </w:r>
       <w:r>
@@ -8035,7 +7806,6 @@
         <w:t>0</w:t>
       </w:r>
       <w:r>
-        <w:rPr/>
         <w:t>, a</w:t>
       </w:r>
       <w:r>
@@ -8045,7 +7815,6 @@
         <w:t>1</w:t>
       </w:r>
       <w:r>
-        <w:rPr/>
         <w:t>, a</w:t>
       </w:r>
       <w:r>
@@ -8055,13 +7824,11 @@
         <w:t>2</w:t>
       </w:r>
       <w:r>
-        <w:rPr/>
         <w:t>, … (si può partire da 0 o da 1, è irrilevante). Assegnare una successione di numeri reali significa assegnare un valore reale a 0, uno a 1, uno a 2 e così via, cioè definire una funzione</w:t>
       </w:r>
     </w:p>
     <w:p>
       <w:r>
-        <w:rPr/>
         <w:t>a : ℕ → ℝ, n ↦ a</w:t>
       </w:r>
       <w:r>
@@ -8071,13 +7838,11 @@
         <w:t>n</w:t>
       </w:r>
       <w:r>
-        <w:rPr/>
         <w:t>.</w:t>
       </w:r>
     </w:p>
     <w:p>
       <w:r>
-        <w:rPr/>
         <w:t>Dunque una successione non è altro che una funzione con dominio ℕ e codominio ℝ. Un esempio di successione è quella di Fibonacci.</w:t>
       </w:r>
     </w:p>
@@ -8095,7 +7860,6 @@
     </w:p>
     <w:p>
       <w:r>
-        <w:rPr/>
         <w:t xml:space="preserve">Sia f : A → B una funzione e sia S ⊆ A un sottoinsieme del dominio. Poiché gli elementi di S sono particolari elementi di A, f assume un valore anche su di essi. Possiamo allora definire una </w:t>
       </w:r>
       <w:r>
@@ -8105,7 +7869,6 @@
         <w:t>nuova funzione</w:t>
       </w:r>
       <w:r>
-        <w:rPr/>
         <w:t xml:space="preserve"> f|</w:t>
       </w:r>
       <w:r>
@@ -8115,7 +7878,6 @@
         <w:t>S</w:t>
       </w:r>
       <w:r>
-        <w:rPr/>
         <w:t xml:space="preserve"> : S → B, la </w:t>
       </w:r>
       <w:r>
@@ -8125,7 +7887,6 @@
         <w:t>restrizione di f a S</w:t>
       </w:r>
       <w:r>
-        <w:rPr/>
         <w:t>, con la stessa regola di prima: f|</w:t>
       </w:r>
       <w:r>
@@ -8135,13 +7896,11 @@
         <w:t>S</w:t>
       </w:r>
       <w:r>
-        <w:rPr/>
         <w:t>(s) = f(s) per ogni s ∈ S.</w:t>
       </w:r>
     </w:p>
     <w:p>
       <w:r>
-        <w:rPr/>
         <w:t xml:space="preserve">Si sta restringendo il dominio, lasciando invariati i valori; ma dal punto di vista concettuale </w:t>
       </w:r>
       <w:r>
@@ -8164,7 +7923,6 @@
         <w:t xml:space="preserve"> è una funzione diversa da f</w:t>
       </w:r>
       <w:r>
-        <w:rPr/>
         <w:t>, perché ha un dominio diverso (si ricordi il criterio di uguaglianza del capitolo 10).</w:t>
       </w:r>
     </w:p>
@@ -8182,8 +7940,11 @@
     </w:p>
     <w:p>
       <w:r>
-        <w:rPr/>
-        <w:t>Non è vero che due funzioni diverse restano diverse dopo la restrizione. Riprendiamo l'esempio del capitolo 10: le espressioni f(x) = 3x² − 1 e g(x) = x³ + 2x − 1 sono definite per ogni numero reale e, come funzioni su ℝ, sono diverse (hanno grafici diversi). Se però le restringiamo a S = {0, 1, 2}, diventano uguali: f|</w:t>
+        <w:t xml:space="preserve">Non è vero che due funzioni diverse restano diverse dopo la restrizione. Riprendiamo l'esempio del capitolo 10: le espressioni f(x) = 3x² − 1 e g(x) = x³ + 2x − 1 sono definite per ogni numero reale e, come </w:t>
+      </w:r>
+      <w:r>
+        <w:lastRenderedPageBreak/>
+        <w:t>funzioni su ℝ, sono diverse (hanno grafici diversi). Se però le restringiamo a S = {0, 1, 2}, diventano uguali: f|</w:t>
       </w:r>
       <w:r>
         <w:rPr>
@@ -8192,7 +7953,6 @@
         <w:t>S</w:t>
       </w:r>
       <w:r>
-        <w:rPr/>
         <w:t xml:space="preserve"> = g|</w:t>
       </w:r>
       <w:r>
@@ -8202,19 +7962,16 @@
         <w:t>S</w:t>
       </w:r>
       <w:r>
-        <w:rPr/>
         <w:t>.</w:t>
       </w:r>
     </w:p>
     <w:p>
       <w:r>
-        <w:rPr/>
         <w:t>Lo stesso accade graficamente con due funzioni reali i cui grafici coincidono solo su un intervallo [a, b]: sono diverse su ℝ, ma se le restringiamo a S = [a, b] si ottengono due funzioni uguali. Non è detto che succeda: è una possibilità, e vedremo più avanti perché a volte conviene restringere il dominio apposta.</w:t>
       </w:r>
     </w:p>
     <w:p>
       <w:r>
-        <w:rPr/>
         <w:t>Il prossimo capitolo affronta una questione molto più delicata, che riguarda le funzioni definite su un insieme quoziente.</w:t>
       </w:r>
     </w:p>
@@ -8244,7 +8001,6 @@
     </w:p>
     <w:p>
       <w:r>
-        <w:rPr/>
         <w:t>Come visto nel capitolo 9, una relazione di equivalenza R su un insieme A divide A in classi di equivalenza e dà l'</w:t>
       </w:r>
       <w:r>
@@ -8254,7 +8010,6 @@
         <w:t>insieme quoziente</w:t>
       </w:r>
       <w:r>
-        <w:rPr/>
         <w:t xml:space="preserve"> Q, i cui elementi sono le classi. Un elemento x ∈ A individua la sua classe, che indichiamo con [x] oppure con x̄ (a volte anche C</w:t>
       </w:r>
       <w:r>
@@ -8264,13 +8019,11 @@
         <w:t>x</w:t>
       </w:r>
       <w:r>
-        <w:rPr/>
         <w:t>): sono modi alternativi di scrivere la stessa cosa, e le notazioni semplici contano, perché scegliere il simbolismo giusto aiuta a capire.</w:t>
       </w:r>
     </w:p>
     <w:p>
       <w:r>
-        <w:rPr/>
         <w:t>Questa situazione è molto frequente in matematica e porta a una questione delicata, che a lezione è stata indicata come forse il punto concettualmente più difficile del corso. Supponiamo di voler definire una funzione da Q in Q, cioè di associare a ogni classe un'altra classe, e di farlo dicendo "alla classe di x associo la classe di una certa espressione in x".</w:t>
       </w:r>
     </w:p>
@@ -8288,7 +8041,6 @@
     </w:p>
     <w:p>
       <w:r>
-        <w:rPr/>
         <w:t xml:space="preserve">Una classe si può scrivere in tanti modi, uno per ogni suo rappresentante, e nessuno è privilegiato: per esempio, nell'esempio qui sotto [3] = [5] = [7]. Ma una funzione deve assumere </w:t>
       </w:r>
       <w:r>
@@ -8298,7 +8050,6 @@
         <w:t>un solo valore ben specificato</w:t>
       </w:r>
       <w:r>
-        <w:rPr/>
         <w:t xml:space="preserve"> su ciascun elemento del dominio. Se la regola usa il rappresentante scelto, il risultato </w:t>
       </w:r>
       <w:r>
@@ -8308,7 +8059,6 @@
         <w:t>non deve dipendere dal modo in cui si scrive la classe</w:t>
       </w:r>
       <w:r>
-        <w:rPr/>
         <w:t>: altrimenti, scrivendo la stessa classe in due modi, si otterrebbero due valori diversi e non si avrebbe una funzione.</w:t>
       </w:r>
     </w:p>
@@ -8326,13 +8076,11 @@
     </w:p>
     <w:p>
       <w:r>
-        <w:rPr/>
         <w:t>Sia A = ℕ e dividiamolo in classi mettendo insieme i numeri che in notazione decimale hanno lo stesso numero di cifre: {0, …, 9} (una cifra), {10, …, 99} (due cifre), {100, …, 999} (tre cifre) e così via. Allora [3] = {0, …, 9} e [2026] è l'insieme dei numeri con quattro cifre, da 1000 a 9999. Due numeri sono equivalenti quando si scrivono con lo stesso numero di cifre.</w:t>
       </w:r>
     </w:p>
     <w:p>
       <w:r>
-        <w:rPr/>
         <w:t>Proviamo a definire F : Q → Q con la regola F([x]) = [2x]: alla classe di 2 associo quella di 4, alla classe di 15 quella di 30, e così via. Questa regola non definisce una funzione. Infatti 3 e 8 hanno una cifra, quindi [3] = [8], ma:</w:t>
       </w:r>
     </w:p>
@@ -8344,7 +8092,6 @@
         </w:numPr>
       </w:pPr>
       <w:r>
-        <w:rPr/>
         <w:t>F([3]) = [6] (una cifra);</w:t>
       </w:r>
     </w:p>
@@ -8356,13 +8103,11 @@
         </w:numPr>
       </w:pPr>
       <w:r>
-        <w:rPr/>
         <w:t>F([8]) = [16] (due cifre).</w:t>
       </w:r>
     </w:p>
     <w:p>
       <w:r>
-        <w:rPr/>
         <w:t>Dato che [6] ≠ [16], la stessa classe verrebbe mandata in due classi diverse. Il motivo è che 3 ∼ 8 non implica 2·3 ∼ 2·8: raddoppiare non rispetta l'equivalenza.</w:t>
       </w:r>
     </w:p>
@@ -8380,7 +8125,6 @@
     </w:p>
     <w:p>
       <w:r>
-        <w:rPr/>
         <w:t xml:space="preserve">Quando si definisce una funzione su un insieme quoziente tramite i rappresentanti bisogna sempre controllare che la regola sia </w:t>
       </w:r>
       <w:r>
@@ -8390,8 +8134,11 @@
         <w:t>ben definita</w:t>
       </w:r>
       <w:r>
-        <w:rPr/>
-        <w:t xml:space="preserve"> (termine usuale): se x ∼ y, la regola deve dare lo stesso risultato su x e su y, cioè la classe di arrivo non deve cambiare cambiando rappresentante. Il tema tornerà verso la fine del corso con casi concreti, dove la verifica diventa un vero problema da risolvere.</w:t>
+        <w:t xml:space="preserve"> (termine usuale): se x ∼ y, la regola deve dare lo stesso </w:t>
+      </w:r>
+      <w:r>
+        <w:lastRenderedPageBreak/>
+        <w:t>risultato su x e su y, cioè la classe di arrivo non deve cambiare cambiando rappresentante. Il tema tornerà verso la fine del corso con casi concreti, dove la verifica diventa un vero problema da risolvere.</w:t>
       </w:r>
     </w:p>
     <w:p>
@@ -8402,7 +8149,6 @@
         <w:t>Come sottolineato a lezione:</w:t>
       </w:r>
       <w:r>
-        <w:rPr/>
         <w:t xml:space="preserve"> quando una funzione è definita "sulla classe di x" tramite una formula in x, la prima domanda è sempre se il risultato dipende dal rappresentante.</w:t>
       </w:r>
     </w:p>
@@ -8432,7 +8178,6 @@
     </w:p>
     <w:p>
       <w:r>
-        <w:rPr/>
         <w:t xml:space="preserve">Sia f : A → B una funzione e a ∈ A. Il valore b = f(a) si chiama </w:t>
       </w:r>
       <w:r>
@@ -8442,25 +8187,29 @@
         <w:t>immagine di a</w:t>
       </w:r>
       <w:r>
-        <w:rPr/>
         <w:t>. Il termine non indica necessariamente un numero: è un elemento del codominio, qualunque sia la natura degli insiemi. Per la funzione "quadrato", per esempio, 4 è l'immagine di 2 e 9 è l'immagine di 3.</w:t>
       </w:r>
     </w:p>
     <w:p>
       <w:r>
-        <w:rPr/>
         <w:t>La nozione si estende ai sottoinsiemi. Se S ⊆ A, si calcola f su tutti gli elementi di S e si ottiene</w:t>
       </w:r>
     </w:p>
     <w:p>
-      <w:r>
-        <w:rPr/>
+      <w:pPr>
+        <w:rPr>
+          <w:lang w:val="en-US"/>
+        </w:rPr>
+      </w:pPr>
+      <w:r>
+        <w:rPr>
+          <w:lang w:val="en-US"/>
+        </w:rPr>
         <w:t>f(S) = {f(s) | s ∈ S} = {b ∈ B | ∃ s ∈ S tale che f(s) = b} ⊆ B,</w:t>
       </w:r>
     </w:p>
     <w:p>
       <w:r>
-        <w:rPr/>
         <w:t xml:space="preserve">cioè un sottoinsieme del </w:t>
       </w:r>
       <w:r>
@@ -8470,7 +8219,6 @@
         <w:t>codominio</w:t>
       </w:r>
       <w:r>
-        <w:rPr/>
         <w:t>, non di S. Questo insieme è l'</w:t>
       </w:r>
       <w:r>
@@ -8480,7 +8228,6 @@
         <w:t>immagine di S</w:t>
       </w:r>
       <w:r>
-        <w:rPr/>
         <w:t xml:space="preserve">. Nel caso S = A si ottiene f(A), detta </w:t>
       </w:r>
       <w:r>
@@ -8490,7 +8237,6 @@
         <w:t>immagine (totale)</w:t>
       </w:r>
       <w:r>
-        <w:rPr/>
         <w:t xml:space="preserve"> della funzione e indicata anche con Im(f).</w:t>
       </w:r>
     </w:p>
@@ -8508,7 +8254,6 @@
     </w:p>
     <w:p>
       <w:r>
-        <w:rPr/>
         <w:t xml:space="preserve">Si può percorrere la strada inversa: partire dal codominio e chiedersi quali elementi del dominio finiscono lì. Per un sottoinsieme T ⊆ B si definisce la </w:t>
       </w:r>
       <w:r>
@@ -8518,13 +8263,11 @@
         <w:t>controimmagine</w:t>
       </w:r>
       <w:r>
-        <w:rPr/>
         <w:t xml:space="preserve"> (o immagine inversa)</w:t>
       </w:r>
     </w:p>
     <w:p>
       <w:r>
-        <w:rPr/>
         <w:t>f</w:t>
       </w:r>
       <w:r>
@@ -8534,13 +8277,11 @@
         <w:t>-1</w:t>
       </w:r>
       <w:r>
-        <w:rPr/>
         <w:t>(T) = {a ∈ A | f(a) ∈ T} ⊆ A.</w:t>
       </w:r>
     </w:p>
     <w:p>
       <w:r>
-        <w:rPr/>
         <w:t>Se T = {b} ha un solo elemento si scrive f</w:t>
       </w:r>
       <w:r>
@@ -8550,7 +8291,6 @@
         <w:t>-1</w:t>
       </w:r>
       <w:r>
-        <w:rPr/>
         <w:t xml:space="preserve">(b) = {a ∈ A | f(a) = b}, detta </w:t>
       </w:r>
       <w:r>
@@ -8560,7 +8300,6 @@
         <w:t>fibra</w:t>
       </w:r>
       <w:r>
-        <w:rPr/>
         <w:t xml:space="preserve"> di b. Attenzione alla notazione: f</w:t>
       </w:r>
       <w:r>
@@ -8570,7 +8309,6 @@
         <w:t>-1</w:t>
       </w:r>
       <w:r>
-        <w:rPr/>
         <w:t xml:space="preserve">(T) esiste per qualunque funzione e </w:t>
       </w:r>
       <w:r>
@@ -8580,7 +8318,6 @@
         <w:t>non</w:t>
       </w:r>
       <w:r>
-        <w:rPr/>
         <w:t xml:space="preserve"> significa che f sia invertibile (l'inversa si vedrà nel capitolo 15).</w:t>
       </w:r>
     </w:p>
@@ -8598,7 +8335,6 @@
     </w:p>
     <w:p>
       <w:r>
-        <w:rPr/>
         <w:t xml:space="preserve">Un singolo elemento del dominio ha </w:t>
       </w:r>
       <w:r>
@@ -8608,7 +8344,6 @@
         <w:t>un'unica</w:t>
       </w:r>
       <w:r>
-        <w:rPr/>
         <w:t xml:space="preserve"> immagine, perché una funzione assume un valore e uno solo su ogni elemento. Un singolo elemento del codominio, invece, può avere </w:t>
       </w:r>
       <w:r>
@@ -8618,7 +8353,6 @@
         <w:t>tanti</w:t>
       </w:r>
       <w:r>
-        <w:rPr/>
         <w:t xml:space="preserve"> elementi che lo hanno per immagine. Per questo la controimmagine di un elemento è un </w:t>
       </w:r>
       <w:r>
@@ -8628,7 +8362,6 @@
         <w:t>sottoinsieme</w:t>
       </w:r>
       <w:r>
-        <w:rPr/>
         <w:t xml:space="preserve"> di A, non un elemento di A. La scrittura f</w:t>
       </w:r>
       <w:r>
@@ -8638,13 +8371,11 @@
         <w:t>-1</w:t>
       </w:r>
       <w:r>
-        <w:rPr/>
         <w:t>(b) va sempre letta come un insieme.</w:t>
       </w:r>
     </w:p>
     <w:p>
       <w:r>
-        <w:rPr/>
         <w:t>Due proprietà legate a questo fatto vanno ricordate bene:</w:t>
       </w:r>
     </w:p>
@@ -8656,7 +8387,6 @@
         </w:numPr>
       </w:pPr>
       <w:r>
-        <w:rPr/>
         <w:t>se S ≠ ∅, allora f(S) ≠ ∅: l'immagine di un insieme non vuoto non è mai vuota;</w:t>
       </w:r>
     </w:p>
@@ -8668,7 +8398,6 @@
         </w:numPr>
       </w:pPr>
       <w:r>
-        <w:rPr/>
         <w:t>al contrario, f</w:t>
       </w:r>
       <w:r>
@@ -8678,13 +8407,11 @@
         <w:t>-1</w:t>
       </w:r>
       <w:r>
-        <w:rPr/>
         <w:t>(T) può essere vuota anche se T ≠ ∅, se nessun elemento di A viene mandato in T.</w:t>
       </w:r>
     </w:p>
     <w:p>
       <w:r>
-        <w:rPr/>
         <w:t>Poter avere l'insieme vuoto come risultato evita casi particolari: la controimmagine è sempre definita.</w:t>
       </w:r>
     </w:p>
@@ -8702,7 +8429,6 @@
     </w:p>
     <w:p>
       <w:r>
-        <w:rPr/>
         <w:t>Sia f : ℝ → ℝ, f(x) = x². Il grafico è una parabola con vertice nell'origine. Per l'immagine si prende un punto sull'asse x, si guarda il grafico e si proietta sull'asse y. Per la controimmagine si fa il contrario: si parte da un punto b del codominio, si traccia la retta orizzontale e si proiettano sull'asse x i punti in cui incontra il grafico. Tre casi:</w:t>
       </w:r>
     </w:p>
@@ -8714,7 +8440,6 @@
         </w:numPr>
       </w:pPr>
       <w:r>
-        <w:rPr/>
         <w:t>se b &gt; 0: f</w:t>
       </w:r>
       <w:r>
@@ -8724,7 +8449,6 @@
         <w:t>-1</w:t>
       </w:r>
       <w:r>
-        <w:rPr/>
         <w:t>(b) = {−√b, √b}, due elementi;</w:t>
       </w:r>
     </w:p>
@@ -8736,7 +8460,6 @@
         </w:numPr>
       </w:pPr>
       <w:r>
-        <w:rPr/>
         <w:t>se b = 0: f</w:t>
       </w:r>
       <w:r>
@@ -8746,7 +8469,6 @@
         <w:t>-1</w:t>
       </w:r>
       <w:r>
-        <w:rPr/>
         <w:t>(0) = {0}, un solo elemento;</w:t>
       </w:r>
     </w:p>
@@ -8758,7 +8480,6 @@
         </w:numPr>
       </w:pPr>
       <w:r>
-        <w:rPr/>
         <w:t>se b &lt; 0: f</w:t>
       </w:r>
       <w:r>
@@ -8768,13 +8489,12 @@
         <w:t>-1</w:t>
       </w:r>
       <w:r>
-        <w:rPr/>
         <w:t>(b) = ∅, perché nessun numero reale ha quadrato negativo.</w:t>
       </w:r>
     </w:p>
     <w:p>
       <w:r>
-        <w:rPr/>
+        <w:lastRenderedPageBreak/>
         <w:t>Anche per i sottoinsiemi il ragionamento regge. Per T = [0, 4]: x² ∈ [0, 4] equivale a −2 ≤ x ≤ 2, quindi f</w:t>
       </w:r>
       <w:r>
@@ -8784,7 +8504,6 @@
         <w:t>-1</w:t>
       </w:r>
       <w:r>
-        <w:rPr/>
         <w:t>([0, 4]) = [−2, 2]. Per T = [−1, 4] il risultato è lo stesso, [−2, 2]: la parte [−1, 0) del sottoinsieme non viene mai raggiunta dalla funzione, perché i quadrati sono sempre non negativi, quindi non aggiunge nulla.</w:t>
       </w:r>
     </w:p>
@@ -8802,7 +8521,6 @@
     </w:p>
     <w:p>
       <w:r>
-        <w:rPr/>
         <w:t xml:space="preserve">Calcolare un'immagine, quando si ha un'espressione, significa sostituire il valore nell'espressione. Calcolare una controimmagine è più difficile: bisogna </w:t>
       </w:r>
       <w:r>
@@ -8812,13 +8530,11 @@
         <w:t>risolvere l'equazione</w:t>
       </w:r>
       <w:r>
-        <w:rPr/>
         <w:t xml:space="preserve"> f(x) = y nell'incognita x, e in certi casi risolverla può essere impossibile da fare esplicitamente. Il caso è concettualmente più difficile anche quando le funzioni non sono numeriche: se a ogni persona di un gruppo associamo la sua altezza in centimetri, la controimmagine di 170 è il sottoinsieme delle persone del gruppo alte esattamente 170 cm, che può avere molti elementi, uno solo o nessuno.</w:t>
       </w:r>
     </w:p>
     <w:p>
       <w:r>
-        <w:rPr/>
         <w:t>Con queste due nozioni possiamo classificare le funzioni in base a come "coprono" il codominio e a come si comportano su elementi distinti.</w:t>
       </w:r>
     </w:p>
@@ -8848,7 +8564,6 @@
     </w:p>
     <w:p>
       <w:r>
-        <w:rPr/>
         <w:t xml:space="preserve">Una funzione f : A → B è </w:t>
       </w:r>
       <w:r>
@@ -8858,7 +8573,6 @@
         <w:t>suriettiva</w:t>
       </w:r>
       <w:r>
-        <w:rPr/>
         <w:t xml:space="preserve"> se la sua immagine totale è tutto il codominio, cioè se f(A) = B: ogni elemento di B è raggiungibile dalla funzione partendo da qualche elemento del dominio. Si può scrivere in modi equivalenti:</w:t>
       </w:r>
     </w:p>
@@ -8870,7 +8584,6 @@
         </w:numPr>
       </w:pPr>
       <w:r>
-        <w:rPr/>
         <w:t>∀ b ∈ B, ∃ a ∈ A tale che f(a) = b;</w:t>
       </w:r>
     </w:p>
@@ -8882,7 +8595,6 @@
         </w:numPr>
       </w:pPr>
       <w:r>
-        <w:rPr/>
         <w:t>∀ b ∈ B, f</w:t>
       </w:r>
       <w:r>
@@ -8892,7 +8604,6 @@
         <w:t>-1</w:t>
       </w:r>
       <w:r>
-        <w:rPr/>
         <w:t>(b) ≠ ∅: ogni elemento del codominio ha almeno una controimmagine.</w:t>
       </w:r>
     </w:p>
@@ -8910,7 +8621,6 @@
     </w:p>
     <w:p>
       <w:r>
-        <w:rPr/>
         <w:t xml:space="preserve">Una funzione f è </w:t>
       </w:r>
       <w:r>
@@ -8920,19 +8630,16 @@
         <w:t>iniettiva</w:t>
       </w:r>
       <w:r>
-        <w:rPr/>
         <w:t xml:space="preserve"> se elementi distinti del dominio hanno immagini distinte:</w:t>
       </w:r>
     </w:p>
     <w:p>
       <w:r>
-        <w:rPr/>
         <w:t>∀ a₁, a₂ ∈ A, a₁ ≠ a₂ ⟹ f(a₁) ≠ f(a₂).</w:t>
       </w:r>
     </w:p>
     <w:p>
       <w:r>
-        <w:rPr/>
         <w:t>In termini di controimmagini: ∀ b ∈ B, |f</w:t>
       </w:r>
       <w:r>
@@ -8942,13 +8649,11 @@
         <w:t>-1</w:t>
       </w:r>
       <w:r>
-        <w:rPr/>
         <w:t>(b)| ≤ 1, cioè nessun elemento del codominio viene raggiunto da due elementi diversi del dominio. Nel disegno con le frecce, f non è iniettiva quando due frecce partenti da punti diversi arrivano nello stesso punto.</w:t>
       </w:r>
     </w:p>
     <w:p>
       <w:r>
-        <w:rPr/>
         <w:t xml:space="preserve">Per dimostrare che f </w:t>
       </w:r>
       <w:r>
@@ -8958,7 +8663,6 @@
         <w:t>non</w:t>
       </w:r>
       <w:r>
-        <w:rPr/>
         <w:t xml:space="preserve"> è iniettiva basta mostrare che esistono due elementi diversi del dominio con la stessa immagine: negando la proposizione, il suo contrario è "esistono a₁ ≠ a₂ con f(a₁) = f(a₂)". Un controesempio basta.</w:t>
       </w:r>
     </w:p>
@@ -8976,7 +8680,6 @@
     </w:p>
     <w:p>
       <w:r>
-        <w:rPr/>
         <w:t xml:space="preserve">f è </w:t>
       </w:r>
       <w:r>
@@ -8986,7 +8689,6 @@
         <w:t>biettiva</w:t>
       </w:r>
       <w:r>
-        <w:rPr/>
         <w:t xml:space="preserve"> (o corrispondenza biunivoca) se è sia iniettiva sia suriettiva, cioè ∀ b ∈ B, |f</w:t>
       </w:r>
       <w:r>
@@ -8996,7 +8698,6 @@
         <w:t>-1</w:t>
       </w:r>
       <w:r>
-        <w:rPr/>
         <w:t>(b)| = 1: ogni elemento del codominio ha esattamente una controimmagine. Equivalentemente, ∀ b ∈ B ∃! a ∈ A con f(a) = b.</w:t>
       </w:r>
     </w:p>
@@ -9014,7 +8715,6 @@
     </w:p>
     <w:p>
       <w:r>
-        <w:rPr/>
         <w:t>Prendiamo f(x) = x². Come funzione ℝ → ℝ:</w:t>
       </w:r>
     </w:p>
@@ -9026,7 +8726,6 @@
         </w:numPr>
       </w:pPr>
       <w:r>
-        <w:rPr/>
         <w:t>non è iniettiva, perché f(−1) = f(1) = 1 pur essendo −1 ≠ 1;</w:t>
       </w:r>
     </w:p>
@@ -9038,7 +8737,6 @@
         </w:numPr>
       </w:pPr>
       <w:r>
-        <w:rPr/>
         <w:t>non è suriettiva, perché i numeri negativi non hanno controimmagine (per esempio f</w:t>
       </w:r>
       <w:r>
@@ -9048,13 +8746,12 @@
         <w:t>-1</w:t>
       </w:r>
       <w:r>
-        <w:rPr/>
         <w:t>(−4) = ∅) e quindi Im(f) = [0, +∞) ≠ ℝ.</w:t>
       </w:r>
     </w:p>
     <w:p>
       <w:r>
-        <w:rPr/>
+        <w:lastRenderedPageBreak/>
         <w:t xml:space="preserve">Se cambiamo il codominio e consideriamo g : ℝ → [0, +∞), g(x) = x², la funzione </w:t>
       </w:r>
       <w:r>
@@ -9064,7 +8761,6 @@
         <w:t>diventa suriettiva</w:t>
       </w:r>
       <w:r>
-        <w:rPr/>
         <w:t>: i numeri negativi non sono più nel codominio e ogni numero non negativo è un quadrato. Se restringiamo anche il dominio a [0, +∞), cioè q : [0, +∞) → [0, +∞), q(x) = x², diventa biettiva. L'espressione è sempre la stessa, ma abbiamo cambiato uno dei tre ingredienti: la funzione è diversa, e infatti ha una proprietà che l'altra non ha.</w:t>
       </w:r>
     </w:p>
@@ -9088,7 +8784,6 @@
         </w:numPr>
       </w:pPr>
       <w:r>
-        <w:rPr/>
         <w:t xml:space="preserve">h : ℤ → ℤ, h(n) = 2n + 1 è </w:t>
       </w:r>
       <w:r>
@@ -9098,7 +8793,6 @@
         <w:t>iniettiva</w:t>
       </w:r>
       <w:r>
-        <w:rPr/>
         <w:t>: da 2n₁ + 1 = 2n₂ + 1 segue 2n₁ = 2n₂ e quindi n₁ = n₂. Non è suriettiva: l'immagine è l'insieme dei numeri dispari e i pari non hanno controimmagine in ℤ.</w:t>
       </w:r>
     </w:p>
@@ -9110,7 +8804,6 @@
         </w:numPr>
       </w:pPr>
       <w:r>
-        <w:rPr/>
         <w:t xml:space="preserve">k : ℝ → ℝ, k(x) = x³ è </w:t>
       </w:r>
       <w:r>
@@ -9120,7 +8813,6 @@
         <w:t>biettiva</w:t>
       </w:r>
       <w:r>
-        <w:rPr/>
         <w:t>: ogni numero reale ha un'unica radice cubica reale.</w:t>
       </w:r>
     </w:p>
@@ -9132,13 +8824,11 @@
         <w:t>Come sottolineato a lezione:</w:t>
       </w:r>
       <w:r>
-        <w:rPr/>
         <w:t xml:space="preserve"> prima di dire se una funzione è iniettiva o suriettiva bisogna leggere con cura dominio e codominio: la stessa espressione può essere suriettiva o no a seconda dell'insieme di arrivo, e iniettiva o no a seconda dell'insieme di partenza.</w:t>
       </w:r>
     </w:p>
     <w:p>
       <w:r>
-        <w:rPr/>
         <w:t>Con queste proprietà possiamo parlare di funzioni composte e di funzioni inverse.</w:t>
       </w:r>
     </w:p>
@@ -9168,7 +8858,6 @@
     </w:p>
     <w:p>
       <w:r>
-        <w:rPr/>
         <w:t xml:space="preserve">Siano f : A → B e g : B → C due funzioni, in modo che il codominio di f coincida con il dominio di g (in generale basta che il codominio di f sia contenuto nel dominio di g). La </w:t>
       </w:r>
       <w:r>
@@ -9178,25 +8867,21 @@
         <w:t>composizione</w:t>
       </w:r>
       <w:r>
-        <w:rPr/>
         <w:t xml:space="preserve"> è la funzione g ∘ f : A → C definita da</w:t>
       </w:r>
     </w:p>
     <w:p>
       <w:r>
-        <w:rPr/>
         <w:t>(g ∘ f)(a) = g(f(a)) per ogni a ∈ A.</w:t>
       </w:r>
     </w:p>
     <w:p>
       <w:r>
-        <w:rPr/>
         <w:t>Prima si applica f, poi g: la scrittura va letta da destra a sinistra.</w:t>
       </w:r>
     </w:p>
     <w:p>
       <w:r>
-        <w:rPr/>
         <w:t>Proprietà:</w:t>
       </w:r>
     </w:p>
@@ -9214,7 +8899,6 @@
         <w:t>associatività</w:t>
       </w:r>
       <w:r>
-        <w:rPr/>
         <w:t>: se h : C → D, allora h ∘ (g ∘ f) = (h ∘ g) ∘ f;</w:t>
       </w:r>
     </w:p>
@@ -9232,7 +8916,6 @@
         <w:t>elemento neutro</w:t>
       </w:r>
       <w:r>
-        <w:rPr/>
         <w:t>: f ∘ id</w:t>
       </w:r>
       <w:r>
@@ -9242,7 +8925,6 @@
         <w:t>A</w:t>
       </w:r>
       <w:r>
-        <w:rPr/>
         <w:t xml:space="preserve"> = f e id</w:t>
       </w:r>
       <w:r>
@@ -9252,7 +8934,6 @@
         <w:t>B</w:t>
       </w:r>
       <w:r>
-        <w:rPr/>
         <w:t xml:space="preserve"> ∘ f = f;</w:t>
       </w:r>
     </w:p>
@@ -9270,14 +8951,184 @@
         <w:t>non commutatività</w:t>
       </w:r>
       <w:r>
+        <w:t>: in generale g ∘ f ≠ f ∘ g, e spesso f ∘ g non è nemmeno definibile.</w:t>
+      </w:r>
+    </w:p>
+    <w:p>
+      <w:r>
+        <w:t>Un esempio: con f(x) = x² e g(x) = x + 1 da ℝ in ℝ si ha (g ∘ f)(x) = x² + 1, mentre (f ∘ g)(x) = (x + 1)² = x² + 2x + 1, che sono funzioni diverse.</w:t>
+      </w:r>
+    </w:p>
+    <w:p>
+      <w:pPr>
+        <w:pStyle w:val="Titolo2"/>
+      </w:pPr>
+      <w:r>
+        <w:rPr>
+          <w:b/>
+          <w:color w:val="E97132"/>
+        </w:rPr>
+        <w:t>Funzione invertibile</w:t>
+      </w:r>
+    </w:p>
+    <w:p>
+      <w:r>
+        <w:t xml:space="preserve">Una funzione f : A → B è </w:t>
+      </w:r>
+      <w:r>
+        <w:rPr>
+          <w:b/>
+        </w:rPr>
+        <w:t>invertibile</w:t>
+      </w:r>
+      <w:r>
+        <w:t xml:space="preserve"> se esiste g : B → A tale che g ∘ f = id</w:t>
+      </w:r>
+      <w:r>
+        <w:rPr>
+          <w:vertAlign w:val="subscript"/>
+        </w:rPr>
+        <w:t>A</w:t>
+      </w:r>
+      <w:r>
+        <w:t xml:space="preserve"> e f ∘ g = id</w:t>
+      </w:r>
+      <w:r>
+        <w:rPr>
+          <w:vertAlign w:val="subscript"/>
+        </w:rPr>
+        <w:t>B</w:t>
+      </w:r>
+      <w:r>
+        <w:t>. Vale il teorema fondamentale:</w:t>
+      </w:r>
+    </w:p>
+    <w:p>
+      <w:r>
+        <w:rPr>
+          <w:b/>
+        </w:rPr>
+        <w:t>f è invertibile se e solo se f è biettiva.</w:t>
+      </w:r>
+    </w:p>
+    <w:p>
+      <w:r>
+        <w:t xml:space="preserve">Se f è biettiva, la funzione g è unica; si chiama </w:t>
+      </w:r>
+      <w:r>
+        <w:rPr>
+          <w:b/>
+        </w:rPr>
+        <w:t>funzione inversa</w:t>
+      </w:r>
+      <w:r>
+        <w:t>, si indica con f</w:t>
+      </w:r>
+      <w:r>
+        <w:rPr>
+          <w:vertAlign w:val="superscript"/>
+        </w:rPr>
+        <w:t>-1</w:t>
+      </w:r>
+      <w:r>
+        <w:t xml:space="preserve"> : B → A ed è definita da f</w:t>
+      </w:r>
+      <w:r>
+        <w:rPr>
+          <w:vertAlign w:val="superscript"/>
+        </w:rPr>
+        <w:t>-1</w:t>
+      </w:r>
+      <w:r>
+        <w:t>(b) = a ⟺ f(a) = b. Per esempio k(x) = x³ da ℝ in ℝ è biettiva e la sua inversa è k</w:t>
+      </w:r>
+      <w:r>
+        <w:rPr>
+          <w:vertAlign w:val="superscript"/>
+        </w:rPr>
+        <w:t>-1</w:t>
+      </w:r>
+      <w:r>
+        <w:t>(x) = ∛x, mentre h(n) = 2n + 1 da ℤ in ℤ non è biettiva (non è suriettiva), quindi non è invertibile.</w:t>
+      </w:r>
+    </w:p>
+    <w:p>
+      <w:r>
+        <w:t>Non va confusa la funzione inversa f</w:t>
+      </w:r>
+      <w:r>
+        <w:rPr>
+          <w:vertAlign w:val="superscript"/>
+        </w:rPr>
+        <w:t>-1</w:t>
+      </w:r>
+      <w:r>
+        <w:t xml:space="preserve"> (che esiste solo se f è biettiva) con la controimmagine f</w:t>
+      </w:r>
+      <w:r>
+        <w:rPr>
+          <w:vertAlign w:val="superscript"/>
+        </w:rPr>
+        <w:t>-1</w:t>
+      </w:r>
+      <w:r>
+        <w:t>(T) del capitolo 13, che si può calcolare per qualunque funzione.</w:t>
+      </w:r>
+    </w:p>
+    <w:p>
+      <w:pPr>
+        <w:pStyle w:val="Titolo1"/>
+      </w:pPr>
+      <w:r>
+        <w:rPr>
+          <w:b/>
+          <w:color w:val="EE0000"/>
+        </w:rPr>
+        <w:t>16. Verificare Iniettività e Suriettività: Esempi</w:t>
+      </w:r>
+    </w:p>
+    <w:p>
+      <w:pPr>
+        <w:pStyle w:val="Titolo2"/>
+      </w:pPr>
+      <w:r>
+        <w:rPr>
+          <w:b/>
+          <w:color w:val="E97132"/>
+        </w:rPr>
+        <w:t>Due condizioni indipendenti</w:t>
+      </w:r>
+    </w:p>
+    <w:p>
+      <w:r>
         <w:rPr/>
-        <w:t>: in generale g ∘ f ≠ f ∘ g, e spesso f ∘ g non è nemmeno definibile.</w:t>
-      </w:r>
-    </w:p>
-    <w:p>
+        <w:t xml:space="preserve">Per le definizioni di funzione iniettiva, suriettiva e biettiva si veda il capitolo 14. Le due condizioni sono </w:t>
+      </w:r>
+      <w:r>
+        <w:rPr>
+          <w:b/>
+        </w:rPr>
+        <w:t>indipendenti</w:t>
+      </w:r>
       <w:r>
         <w:rPr/>
-        <w:t>Un esempio: con f(x) = x² e g(x) = x + 1 da ℝ in ℝ si ha (g ∘ f)(x) = x² + 1, mentre (f ∘ g)(x) = (x + 1)² = x² + 2x + 1, che sono funzioni diverse.</w:t>
+        <w:t xml:space="preserve">: una funzione può non essere né iniettiva né suriettiva, può essere solo suriettiva, solo iniettiva oppure entrambe. Nell'ultimo caso è </w:t>
+      </w:r>
+      <w:r>
+        <w:rPr>
+          <w:b/>
+        </w:rPr>
+        <w:t>biettiva</w:t>
+      </w:r>
+      <w:r>
+        <w:rPr/>
+        <w:t>.</w:t>
+      </w:r>
+    </w:p>
+    <w:p>
+      <w:r>
+        <w:rPr/>
+        <w:t>Vediamo alcuni esempi, dal più semplice al più istruttivo.</w:t>
       </w:r>
     </w:p>
     <w:p>
@@ -9289,23 +9140,1275 @@
           <w:b/>
           <w:color w:val="E97132"/>
         </w:rPr>
-        <w:t>Funzione invertibile</w:t>
+        <w:t>L'identità è biettiva</w:t>
       </w:r>
     </w:p>
     <w:p>
       <w:r>
         <w:rPr/>
-        <w:t xml:space="preserve">Una funzione f : A → B è </w:t>
-      </w:r>
-      <w:r>
-        <w:rPr>
-          <w:b/>
-        </w:rPr>
-        <w:t>invertibile</w:t>
+        <w:t>Per id</w:t>
+      </w:r>
+      <w:r>
+        <w:rPr>
+          <w:vertAlign w:val="subscript"/>
+        </w:rPr>
+        <w:t>A</w:t>
       </w:r>
       <w:r>
         <w:rPr/>
-        <w:t xml:space="preserve"> se esiste g : B → A tale che g ∘ f = id</w:t>
+        <w:t xml:space="preserve"> : A → A, id</w:t>
+      </w:r>
+      <w:r>
+        <w:rPr>
+          <w:vertAlign w:val="subscript"/>
+        </w:rPr>
+        <w:t>A</w:t>
+      </w:r>
+      <w:r>
+        <w:rPr/>
+        <w:t>(a) = a, l'iniettività è immediata: se a ≠ a′ allora id</w:t>
+      </w:r>
+      <w:r>
+        <w:rPr>
+          <w:vertAlign w:val="subscript"/>
+        </w:rPr>
+        <w:t>A</w:t>
+      </w:r>
+      <w:r>
+        <w:rPr/>
+        <w:t>(a) = a è diverso da id</w:t>
+      </w:r>
+      <w:r>
+        <w:rPr>
+          <w:vertAlign w:val="subscript"/>
+        </w:rPr>
+        <w:t>A</w:t>
+      </w:r>
+      <w:r>
+        <w:rPr/>
+        <w:t>(a′) = a′. La suriettività è altrettanto semplice: ogni elemento a del codominio è immagine di sé stesso. Le uguaglianze si leggono in entrambi i versi: da sinistra a destra è la definizione di identità, da destra a sinistra dice che ogni elemento si scrive come immagine di qualcosa, cioè di sé stesso.</w:t>
+      </w:r>
+    </w:p>
+    <w:p>
+      <w:pPr>
+        <w:pStyle w:val="Titolo2"/>
+      </w:pPr>
+      <w:r>
+        <w:rPr>
+          <w:b/>
+          <w:color w:val="E97132"/>
+        </w:rPr>
+        <w:t>La proiezione: suriettiva ma (in generale) non iniettiva</w:t>
+      </w:r>
+    </w:p>
+    <w:p>
+      <w:r>
+        <w:rPr/>
+        <w:t>Consideriamo la prima proiezione p</w:t>
+      </w:r>
+      <w:r>
+        <w:rPr>
+          <w:vertAlign w:val="subscript"/>
+        </w:rPr>
+        <w:t>1</w:t>
+      </w:r>
+      <w:r>
+        <w:rPr/>
+        <w:t xml:space="preserve"> : A × B → A, p</w:t>
+      </w:r>
+      <w:r>
+        <w:rPr>
+          <w:vertAlign w:val="subscript"/>
+        </w:rPr>
+        <w:t>1</w:t>
+      </w:r>
+      <w:r>
+        <w:rPr/>
+        <w:t>(a, b) = a, con B non vuoto.</w:t>
+      </w:r>
+    </w:p>
+    <w:p>
+      <w:r>
+        <w:rPr>
+          <w:b/>
+        </w:rPr>
+        <w:t>Non è iniettiva.</w:t>
+      </w:r>
+      <w:r>
+        <w:rPr/>
+        <w:t xml:space="preserve"> Iniettiva vorrebbe dire: se (a, b) ≠ (a′, b′) allora a ≠ a′. Ma due coppie sono uguali solo se coincidono </w:t>
+      </w:r>
+      <w:r>
+        <w:rPr>
+          <w:b/>
+        </w:rPr>
+        <w:t>entrambe</w:t>
+      </w:r>
+      <w:r>
+        <w:rPr/>
+        <w:t xml:space="preserve"> le componenti, quindi sono diverse anche quando ne differisce una sola. Per esempio (1, 2) ≠ (1, 5) come coppie, eppure hanno la stessa prima componente e quindi la stessa immagine. Nel piano cartesiano sono due punti sulla stessa retta verticale, che la proiezione manda nello stesso punto dell'asse delle ascisse.</w:t>
+      </w:r>
+    </w:p>
+    <w:p>
+      <w:r>
+        <w:rPr>
+          <w:b/>
+        </w:rPr>
+        <w:t>È suriettiva.</w:t>
+      </w:r>
+      <w:r>
+        <w:rPr/>
+        <w:t xml:space="preserve"> Dato a ∈ A basta scegliere un qualsiasi elemento b ∈ B: la coppia (a, b) ha immagine a. Qui serve che B non sia vuoto (precisazione); l'elemento scelto in B è irrilevante, perché la proiezione lo ignora. Tutta la retta verticale sopra a viene mandata in a.</w:t>
+      </w:r>
+    </w:p>
+    <w:p>
+      <w:r>
+        <w:rPr/>
+        <w:t>Esiste un solo caso in cui p</w:t>
+      </w:r>
+      <w:r>
+        <w:rPr>
+          <w:vertAlign w:val="subscript"/>
+        </w:rPr>
+        <w:t>1</w:t>
+      </w:r>
+      <w:r>
+        <w:rPr/>
+        <w:t xml:space="preserve"> diventa iniettiva: quando B ha </w:t>
+      </w:r>
+      <w:r>
+        <w:rPr>
+          <w:b/>
+        </w:rPr>
+        <w:t>un solo elemento</w:t>
+      </w:r>
+      <w:r>
+        <w:rPr/>
+        <w:t>. Allora non si possono scegliere due elementi diversi di B, quindi due coppie diverse differiscono necessariamente nella prima componente. A parte questo caso eccezionale, la proiezione è suriettiva ma non iniettiva.</w:t>
+      </w:r>
+    </w:p>
+    <w:p>
+      <w:pPr>
+        <w:pStyle w:val="Titolo2"/>
+      </w:pPr>
+      <w:r>
+        <w:rPr>
+          <w:b/>
+          <w:color w:val="E97132"/>
+        </w:rPr>
+        <w:t>La funzione affine f(x) = ax + b su ℝ</w:t>
+      </w:r>
+    </w:p>
+    <w:p>
+      <w:r>
+        <w:rPr/>
+        <w:t xml:space="preserve">Sia f : ℝ → ℝ, f(x) = ax + b, con a e b costanti e </w:t>
+      </w:r>
+      <w:r>
+        <w:rPr>
+          <w:b/>
+        </w:rPr>
+        <w:t>a ≠ 0</w:t>
+      </w:r>
+      <w:r>
+        <w:rPr/>
+        <w:t>. Graficamente è una retta, ma per esercizio la studiamo per via algebrica.</w:t>
+      </w:r>
+    </w:p>
+    <w:p>
+      <w:r>
+        <w:rPr>
+          <w:b/>
+        </w:rPr>
+        <w:t>Iniettività.</w:t>
+      </w:r>
+      <w:r>
+        <w:rPr/>
+        <w:t xml:space="preserve"> Si prendono due numeri x e y e si suppone che abbiano la stessa immagine, cioè ax + b = ay + b. Sottraendo b da entrambi i membri resta ax = ay; poiché a ≠ 0 si può dividere per a e si ottiene x = y. Dunque se due numeri hanno la stessa immagine sono lo stesso numero, e di conseguenza due numeri diversi hanno immagini diverse: f è iniettiva.</w:t>
+      </w:r>
+    </w:p>
+    <w:p>
+      <w:r>
+        <w:rPr>
+          <w:b/>
+        </w:rPr>
+        <w:t>Suriettività.</w:t>
+      </w:r>
+      <w:r>
+        <w:rPr/>
+        <w:t xml:space="preserve"> La verifica si traduce sempre nel risolvere un'equazione. Dato y ∈ ℝ ci chiediamo se esiste x ∈ ℝ con f(x) = y, cioè con ax + b = y. L'incognita è x, e isolandola si ottiene x = (1/a)(y − b). Qualunque sia y questa espressione dà un x tale che f(x) = y, quindi f è suriettiva, e quindi biettiva.</w:t>
+      </w:r>
+    </w:p>
+    <w:p>
+      <w:pPr>
+        <w:pStyle w:val="Titolo2"/>
+      </w:pPr>
+      <w:r>
+        <w:rPr>
+          <w:b/>
+          <w:color w:val="E97132"/>
+        </w:rPr>
+        <w:t>Gli stessi calcoli su ℤ: la suriettività cade</w:t>
+      </w:r>
+    </w:p>
+    <w:p>
+      <w:r>
+        <w:rPr/>
+        <w:t xml:space="preserve">Se a e b sono interi, la stessa espressione definisce una funzione f : ℤ → ℤ. È un'altra funzione, perché cambiano dominio e codominio. Che cosa resta valido? L'iniettività sì: le semplificazioni usate (sottrarre b, dividere per a ≠ 0) sono ancora lecite. La suriettività invece </w:t>
+      </w:r>
+      <w:r>
+        <w:rPr>
+          <w:b/>
+        </w:rPr>
+        <w:t>no</w:t>
+      </w:r>
+      <w:r>
+        <w:rPr/>
+        <w:t>: nella formula x = (1/a)(y − b) la divisione per a può portare fuori dagli interi.</w:t>
+      </w:r>
+    </w:p>
+    <w:p>
+      <w:r>
+        <w:rPr/>
+        <w:t xml:space="preserve">Esempio: f(x) = 2x + 1. Esiste un x intero con f(x) = 2? Dalla formula x = (1/2)(2 − 1) = 1/2, che non è un intero, quindi 2 non è nell'immagine. In realtà un intero moltiplicato per 2 è pari e sommando 1 si ottiene sempre un </w:t>
+      </w:r>
+      <w:r>
+        <w:rPr>
+          <w:b/>
+        </w:rPr>
+        <w:t>numero dispari</w:t>
+      </w:r>
+      <w:r>
+        <w:rPr/>
+        <w:t>: i numeri pari non compaiono mai nell'immagine, e la funzione non è suriettiva. (Precisazione: per a = ±1 la divisione per a non porta fuori dagli interi e la funzione resta biettiva.)</w:t>
+      </w:r>
+    </w:p>
+    <w:p>
+      <w:r>
+        <w:rPr/>
+        <w:t>Il prossimo capitolo mostra come si rimedia a questa situazione cambiando dominio e codominio.</w:t>
+      </w:r>
+    </w:p>
+    <w:p>
+      <w:pPr>
+        <w:pStyle w:val="Titolo1"/>
+      </w:pPr>
+      <w:r>
+        <w:rPr>
+          <w:b/>
+          <w:color w:val="EE0000"/>
+        </w:rPr>
+        <w:t>17. Rendere Biettiva una Funzione: Cambiare Codominio e Dominio</w:t>
+      </w:r>
+    </w:p>
+    <w:p>
+      <w:pPr>
+        <w:pStyle w:val="Titolo2"/>
+      </w:pPr>
+      <w:r>
+        <w:rPr>
+          <w:b/>
+          <w:color w:val="E97132"/>
+        </w:rPr>
+        <w:t>L'idea generale</w:t>
+      </w:r>
+    </w:p>
+    <w:p>
+      <w:r>
+        <w:rPr/>
+        <w:t xml:space="preserve">Una funzione definita da un'espressione può non essere né iniettiva né suriettiva, ma spesso si può </w:t>
+      </w:r>
+      <w:r>
+        <w:rPr>
+          <w:b/>
+        </w:rPr>
+        <w:t>ritoccare</w:t>
+      </w:r>
+      <w:r>
+        <w:rPr/>
+        <w:t xml:space="preserve"> la funzione, cambiando l'insieme di arrivo e quello di partenza, fino a ottenerne una biettiva. Si procede in due passi: prima si </w:t>
+      </w:r>
+      <w:r>
+        <w:rPr>
+          <w:b/>
+        </w:rPr>
+        <w:t>riduce il codominio</w:t>
+      </w:r>
+      <w:r>
+        <w:rPr/>
+        <w:t xml:space="preserve"> a ciò che la funzione raggiunge davvero, e la funzione diventa suriettiva; poi si </w:t>
+      </w:r>
+      <w:r>
+        <w:rPr>
+          <w:b/>
+        </w:rPr>
+        <w:t>restringe il dominio</w:t>
+      </w:r>
+      <w:r>
+        <w:rPr/>
+        <w:t>, scartando alcuni elementi in modo consistente, fino a rendere la funzione iniettiva.</w:t>
+      </w:r>
+    </w:p>
+    <w:p>
+      <w:r>
+        <w:rPr/>
+        <w:t>In linea di principio questo si può fare per qualsiasi funzione. Il prezzo è che a ogni passo si ottiene una funzione diversa da quella di partenza (capitolo 10), con le stesse regole di calcolo ma con proprietà diverse.</w:t>
+      </w:r>
+    </w:p>
+    <w:p>
+      <w:pPr>
+        <w:pStyle w:val="Titolo2"/>
+      </w:pPr>
+      <w:r>
+        <w:rPr>
+          <w:b/>
+          <w:color w:val="E97132"/>
+        </w:rPr>
+        <w:t>Esempio: f(x) = x²</w:t>
+      </w:r>
+    </w:p>
+    <w:p>
+      <w:r>
+        <w:rPr/>
+        <w:t xml:space="preserve">Come già visto nel capitolo 14, f : ℝ → ℝ, f(x) = x² non è suriettiva: l'equazione x² = −1 non ha soluzioni, quindi i numeri negativi non sono mai immagine di nulla. Basta trovare </w:t>
+      </w:r>
+      <w:r>
+        <w:rPr>
+          <w:b/>
+        </w:rPr>
+        <w:t>un solo</w:t>
+      </w:r>
+      <w:r>
+        <w:rPr/>
+        <w:t xml:space="preserve"> elemento fuori dall'immagine per concludere che una funzione non è suriettiva.</w:t>
+      </w:r>
+    </w:p>
+    <w:p>
+      <w:r>
+        <w:rPr>
+          <w:b/>
+        </w:rPr>
+        <w:t>Passo 1: ridurre il codominio.</w:t>
+      </w:r>
+      <w:r>
+        <w:rPr/>
+        <w:t xml:space="preserve"> Poiché i quadrati sono sempre maggiori o uguali a zero, possiamo pensare f come funzione da ℝ in ℝ</w:t>
+      </w:r>
+      <w:r>
+        <w:rPr>
+          <w:vertAlign w:val="superscript"/>
+        </w:rPr>
+        <w:t>≥0</w:t>
+      </w:r>
+      <w:r>
+        <w:rPr/>
+        <w:t xml:space="preserve"> = [0, +∞). Ora è suriettiva: se y ≥ 0, l'equazione x² = y ha soluzione, per esempio x = √y (la radice quadrata esiste sempre per y ≥ 0).</w:t>
+      </w:r>
+    </w:p>
+    <w:p>
+      <w:r>
+        <w:rPr>
+          <w:b/>
+        </w:rPr>
+        <w:t>Non è ancora iniettiva:</w:t>
+      </w:r>
+      <w:r>
+        <w:rPr/>
+        <w:t xml:space="preserve"> (−1)² = 1² = 1, quindi due numeri diversi come −1 e 1 hanno la stessa immagine, in contrasto con la definizione.</w:t>
+      </w:r>
+    </w:p>
+    <w:p>
+      <w:r>
+        <w:rPr>
+          <w:b/>
+        </w:rPr>
+        <w:t>Passo 2: restringere il dominio.</w:t>
+      </w:r>
+      <w:r>
+        <w:rPr/>
+        <w:t xml:space="preserve"> Graficamente la mancanza di iniettività si vede dal fatto che ogni valore positivo ha due soluzioni, una positiva e una negativa. Per ottenere l'iniettività bisogna sceglierne una e scartare l'altra; il modo di scegliere deve essere </w:t>
+      </w:r>
+      <w:r>
+        <w:rPr>
+          <w:b/>
+        </w:rPr>
+        <w:t>consistente</w:t>
+      </w:r>
+      <w:r>
+        <w:rPr/>
+        <w:t>, non a caso. Come sottolineato a lezione, la scelta è convenzionale ma va fatta in modo consistente, non scartando elementi a caso. Una scelta possibile è eliminare tutte le soluzioni negative: S = ℝ</w:t>
+      </w:r>
+      <w:r>
+        <w:rPr>
+          <w:vertAlign w:val="superscript"/>
+        </w:rPr>
+        <w:t>≥0</w:t>
+      </w:r>
+      <w:r>
+        <w:rPr/>
+        <w:t>, e si considera la restrizione f|</w:t>
+      </w:r>
+      <w:r>
+        <w:rPr>
+          <w:vertAlign w:val="subscript"/>
+        </w:rPr>
+        <w:t>S</w:t>
+      </w:r>
+      <w:r>
+        <w:rPr/>
+        <w:t xml:space="preserve"> : ℝ</w:t>
+      </w:r>
+      <w:r>
+        <w:rPr>
+          <w:vertAlign w:val="superscript"/>
+        </w:rPr>
+        <w:t>≥0</w:t>
+      </w:r>
+      <w:r>
+        <w:rPr/>
+        <w:t xml:space="preserve"> → ℝ</w:t>
+      </w:r>
+      <w:r>
+        <w:rPr>
+          <w:vertAlign w:val="superscript"/>
+        </w:rPr>
+        <w:t>≥0</w:t>
+      </w:r>
+      <w:r>
+        <w:rPr/>
+        <w:t xml:space="preserve">. Resta suriettiva (per ogni y ≥ 0 c'è una radice non negativa) e ora è anche iniettiva: è quindi </w:t>
+      </w:r>
+      <w:r>
+        <w:rPr>
+          <w:b/>
+        </w:rPr>
+        <w:t>biettiva</w:t>
+      </w:r>
+      <w:r>
+        <w:rPr/>
+        <w:t>.</w:t>
+      </w:r>
+    </w:p>
+    <w:p>
+      <w:pPr>
+        <w:pStyle w:val="Titolo2"/>
+      </w:pPr>
+      <w:r>
+        <w:rPr>
+          <w:b/>
+          <w:color w:val="E97132"/>
+        </w:rPr>
+        <w:t>Esempio: la funzione seno</w:t>
+      </w:r>
+    </w:p>
+    <w:p>
+      <w:r>
+        <w:rPr/>
+        <w:t>Il grafico del seno è un'onda periodica.</w:t>
+      </w:r>
+    </w:p>
+    <w:p>
+      <w:pPr>
+        <w:numPr>
+          <w:ilvl w:val="0"/>
+          <w:numId w:val="1"/>
+        </w:numPr>
+      </w:pPr>
+      <w:r>
+        <w:rPr/>
+        <w:t>sen : ℝ → ℝ non è suriettiva (il grafico è tutto contenuto tra −1 e 1, quindi un valore come 2 non viene mai raggiunto) e non è iniettiva (una retta orizzontale a quota tra −1 e 1 incontra la curva in tanti punti: tanti valori di x danno lo stesso valore del seno).</w:t>
+      </w:r>
+    </w:p>
+    <w:p>
+      <w:pPr>
+        <w:numPr>
+          <w:ilvl w:val="0"/>
+          <w:numId w:val="1"/>
+        </w:numPr>
+      </w:pPr>
+      <w:r>
+        <w:rPr/>
+        <w:t>Primo passo, come per x²: il seno assume solo valori in [−1, 1], quindi lo si considera come sen : ℝ → [−1, 1], che è suriettiva.</w:t>
+      </w:r>
+    </w:p>
+    <w:p>
+      <w:pPr>
+        <w:numPr>
+          <w:ilvl w:val="0"/>
+          <w:numId w:val="1"/>
+        </w:numPr>
+      </w:pPr>
+      <w:r>
+        <w:rPr/>
+        <w:t xml:space="preserve">Secondo passo: serve una scelta, e la più comune è l'intervallo [−π/2, π/2], dove il seno va da −1 a 1. Sulla porzione centrale del grafico una retta orizzontale incontra la curva al più in un punto: sen : [−π/2, π/2] → [−1, 1] è </w:t>
+      </w:r>
+      <w:r>
+        <w:rPr>
+          <w:b/>
+        </w:rPr>
+        <w:t>biettiva</w:t>
+      </w:r>
+      <w:r>
+        <w:rPr/>
+        <w:t>.</w:t>
+      </w:r>
+    </w:p>
+    <w:p>
+      <w:r>
+        <w:rPr/>
+        <w:t>Un discorso analogo si fa per il coseno (che ha lo stesso grafico traslato) e per la tangente. Nella tangente, che ha asintoti, non si prende un intervallo chiuso ma l'intervallo aperto (−π/2, π/2) come dominio e tutta la retta come codominio: la funzione risulta biettiva.</w:t>
+      </w:r>
+    </w:p>
+    <w:p>
+      <w:r>
+        <w:rPr/>
+        <w:t>Sono costruzioni che si conoscono già, anche se non in questa forma. Funzioni iniettive e suriettive le incontreremo man mano nel corso.</w:t>
+      </w:r>
+    </w:p>
+    <w:p>
+      <w:pPr>
+        <w:pStyle w:val="Titolo1"/>
+      </w:pPr>
+      <w:r>
+        <w:rPr>
+          <w:b/>
+          <w:color w:val="EE0000"/>
+        </w:rPr>
+        <w:t>18. La Composizione di Funzioni: Ordine, Associatività e Identità</w:t>
+      </w:r>
+    </w:p>
+    <w:p>
+      <w:pPr>
+        <w:pStyle w:val="Titolo2"/>
+      </w:pPr>
+      <w:r>
+        <w:rPr>
+          <w:b/>
+          <w:color w:val="E97132"/>
+        </w:rPr>
+        <w:t>Costruire una nuova funzione</w:t>
+      </w:r>
+    </w:p>
+    <w:p>
+      <w:r>
+        <w:rPr/>
+        <w:t xml:space="preserve">Siano f : A → B e g : B → C due funzioni. Dato un elemento a ∈ A possiamo calcolare la sua immagine f(a) ∈ B; questo elemento sta nel dominio di g, quindi possiamo calcolare g(f(a)) ∈ C. Dimenticando il passaggio intermedio abbiamo costruito una funzione con dominio A e codominio C: è la </w:t>
+      </w:r>
+      <w:r>
+        <w:rPr>
+          <w:b/>
+        </w:rPr>
+        <w:t>composizione</w:t>
+      </w:r>
+      <w:r>
+        <w:rPr/>
+        <w:t xml:space="preserve"> di f e g, indicata con g ∘ f, e vale</w:t>
+      </w:r>
+    </w:p>
+    <w:p>
+      <w:r>
+        <w:rPr/>
+        <w:t>(g ∘ f)(a) = g(f(a)).</w:t>
+      </w:r>
+    </w:p>
+    <w:p>
+      <w:r>
+        <w:rPr/>
+        <w:t>Gli insiemi A, B, C possono essere diversi, ma nulla esclude che alcuni di essi, o tutti, coincidano. La definizione è già nel capitolo 15; qui si vedono le proprietà con le dimostrazioni.</w:t>
+      </w:r>
+    </w:p>
+    <w:p>
+      <w:pPr>
+        <w:pStyle w:val="Titolo2"/>
+      </w:pPr>
+      <w:r>
+        <w:rPr>
+          <w:b/>
+          <w:color w:val="E97132"/>
+        </w:rPr>
+        <w:t>L'ordine di scrittura</w:t>
+      </w:r>
+    </w:p>
+    <w:p>
+      <w:r>
+        <w:rPr/>
+        <w:t xml:space="preserve">Questo è un punto che all'inizio confonde: </w:t>
+      </w:r>
+      <w:r>
+        <w:rPr>
+          <w:b/>
+        </w:rPr>
+        <w:t>la funzione che si applica per prima si scrive per seconda</w:t>
+      </w:r>
+      <w:r>
+        <w:rPr/>
+        <w:t>. In g ∘ f si calcola prima f e poi g, perché nell'espressione g(f(a)) la funzione più vicina all'elemento a è f. Si legge "g composto f", oppure "g tondino f".</w:t>
+      </w:r>
+    </w:p>
+    <w:p>
+      <w:r>
+        <w:rPr/>
+        <w:t xml:space="preserve">La composizione si può fare solo se c'è </w:t>
+      </w:r>
+      <w:r>
+        <w:rPr>
+          <w:b/>
+        </w:rPr>
+        <w:t>concordanza</w:t>
+      </w:r>
+      <w:r>
+        <w:rPr/>
+        <w:t xml:space="preserve"> tra il codominio della prima funzione e il dominio della seconda (a lezione si prende il caso in cui coincidono): l'elemento f(a) deve appartenere al dominio di g, altrimenti non sappiamo dove calcolare g.</w:t>
+      </w:r>
+    </w:p>
+    <w:p>
+      <w:pPr>
+        <w:pStyle w:val="Titolo2"/>
+      </w:pPr>
+      <w:r>
+        <w:rPr>
+          <w:b/>
+          <w:color w:val="E97132"/>
+        </w:rPr>
+        <w:t>Più di due funzioni e associatività</w:t>
+      </w:r>
+    </w:p>
+    <w:p>
+      <w:r>
+        <w:rPr/>
+        <w:t xml:space="preserve">Se la situazione lo permette si possono concatenare più funzioni, per esempio f : A → B, g : B → C, h : C → D: si porta a in f(a), poi in g(f(a)), poi in h(g(f(a))). Ma l'operazione di base è sempre tra due funzioni, quindi per scrivere h ∘ g ∘ f senza parentesi bisogna verificare la </w:t>
+      </w:r>
+      <w:r>
+        <w:rPr>
+          <w:b/>
+        </w:rPr>
+        <w:t>proprietà associativa</w:t>
+      </w:r>
+      <w:r>
+        <w:rPr/>
+        <w:t>:</w:t>
+      </w:r>
+    </w:p>
+    <w:p>
+      <w:r>
+        <w:rPr/>
+        <w:t>h ∘ (g ∘ f) = (h ∘ g) ∘ f.</w:t>
+      </w:r>
+    </w:p>
+    <w:p>
+      <w:r>
+        <w:rPr/>
+        <w:t>È la stessa esigenza che si ha sommando tre numeri: si sommano due alla volta, e perché la somma sia ben posta il risultato non deve dipendere da quali due si sommano per primi. Due funzioni sono uguali quando hanno stesso dominio, stesso codominio e stesso grafico (capitolo 10). Qui il dominio è A e il codominio è D per entrambe le scritture; resta da controllare che su ogni a ∈ A diano lo stesso valore.</w:t>
+      </w:r>
+    </w:p>
+    <w:p>
+      <w:r>
+        <w:rPr>
+          <w:b/>
+        </w:rPr>
+        <w:t>Dimostrazione</w:t>
+      </w:r>
+      <w:r>
+        <w:rPr/>
+        <w:t xml:space="preserve"> (passaggi ricostruiti dalla spiegazione a voce). Sia a ∈ A.</w:t>
+      </w:r>
+    </w:p>
+    <w:p>
+      <w:r>
+        <w:rPr/>
+        <w:t>1. (h ∘ (g ∘ f))(a) = h((g ∘ f)(a)), perché h ∘ (g ∘ f) è la composizione di g ∘ f (prima funzione) e h (seconda).</w:t>
+      </w:r>
+    </w:p>
+    <w:p>
+      <w:r>
+        <w:rPr/>
+        <w:t>2. (g ∘ f)(a) = g(f(a)), quindi il risultato è h(g(f(a))).</w:t>
+      </w:r>
+    </w:p>
+    <w:p>
+      <w:r>
+        <w:rPr/>
+        <w:t>3. ((h ∘ g) ∘ f)(a) = (h ∘ g)(f(a)), perché si compone f (prima funzione) con h ∘ g (seconda), calcolata sull'immagine di a tramite f.</w:t>
+      </w:r>
+    </w:p>
+    <w:p>
+      <w:r>
+        <w:rPr/>
+        <w:t>4. (h ∘ g)(f(a)) = h(g(f(a))).</w:t>
+      </w:r>
+    </w:p>
+    <w:p>
+      <w:r>
+        <w:rPr/>
+        <w:t xml:space="preserve">I due risultati coincidono per ogni a, quindi le due funzioni sono uguali. L'associatività permette di comporre a coppie come si preferisce, purché si </w:t>
+      </w:r>
+      <w:r>
+        <w:rPr>
+          <w:b/>
+        </w:rPr>
+        <w:t>rispetti l'ordine</w:t>
+      </w:r>
+      <w:r>
+        <w:rPr/>
+        <w:t>: in generale scambiando l'ordine viene a mancare la concordanza tra codominio della prima e dominio della seconda.</w:t>
+      </w:r>
+    </w:p>
+    <w:p>
+      <w:pPr>
+        <w:pStyle w:val="Titolo2"/>
+      </w:pPr>
+      <w:r>
+        <w:rPr>
+          <w:b/>
+          <w:color w:val="E97132"/>
+        </w:rPr>
+        <w:t>Quando alcuni insiemi coincidono</w:t>
+      </w:r>
+    </w:p>
+    <w:p>
+      <w:r>
+        <w:rPr/>
+        <w:t>I casi più interessanti sono quelli in cui gli insiemi coincidono.</w:t>
+      </w:r>
+    </w:p>
+    <w:p>
+      <w:pPr>
+        <w:numPr>
+          <w:ilvl w:val="0"/>
+          <w:numId w:val="1"/>
+        </w:numPr>
+      </w:pPr>
+      <w:r>
+        <w:rPr/>
+        <w:t xml:space="preserve">Se f : A → B e g : B → A (cioè C = A), la composizione g ∘ f è una funzione da A in A, mentre f ∘ g, che si può fare lo stesso, è una funzione da B in B. Se A ≠ B sono funzioni </w:t>
+      </w:r>
+      <w:r>
+        <w:rPr>
+          <w:b/>
+        </w:rPr>
+        <w:t>diverse</w:t>
+      </w:r>
+      <w:r>
+        <w:rPr/>
+        <w:t>, perché hanno dominio e codominio diversi.</w:t>
+      </w:r>
+    </w:p>
+    <w:p>
+      <w:pPr>
+        <w:numPr>
+          <w:ilvl w:val="0"/>
+          <w:numId w:val="1"/>
+        </w:numPr>
+      </w:pPr>
+      <w:r>
+        <w:rPr/>
+        <w:t>Se A = B = C, cioè f e g vanno entrambe da A in A, si possono fare sia g ∘ f sia f ∘ g, e sono entrambe funzioni da A in A. Sono la stessa funzione?</w:t>
+      </w:r>
+    </w:p>
+    <w:p>
+      <w:pPr>
+        <w:pStyle w:val="Titolo2"/>
+      </w:pPr>
+      <w:r>
+        <w:rPr>
+          <w:b/>
+          <w:color w:val="E97132"/>
+        </w:rPr>
+        <w:t>La composizione non è commutativa</w:t>
+      </w:r>
+    </w:p>
+    <w:p>
+      <w:r>
+        <w:rPr/>
+        <w:t xml:space="preserve">In generale </w:t>
+      </w:r>
+      <w:r>
+        <w:rPr>
+          <w:b/>
+        </w:rPr>
+        <w:t>no</w:t>
+      </w:r>
+      <w:r>
+        <w:rPr/>
+        <w:t>. Su ℝ prendiamo f(x) = x² e g(x) = x + 1, entrambe da ℝ in ℝ:</w:t>
+      </w:r>
+    </w:p>
+    <w:p>
+      <w:pPr>
+        <w:numPr>
+          <w:ilvl w:val="0"/>
+          <w:numId w:val="1"/>
+        </w:numPr>
+      </w:pPr>
+      <w:r>
+        <w:rPr/>
+        <w:t>(g ∘ f)(x) = g(f(x)) = x² + 1: prima si eleva al quadrato, poi si somma 1;</w:t>
+      </w:r>
+    </w:p>
+    <w:p>
+      <w:pPr>
+        <w:numPr>
+          <w:ilvl w:val="0"/>
+          <w:numId w:val="1"/>
+        </w:numPr>
+      </w:pPr>
+      <w:r>
+        <w:rPr/>
+        <w:t>(f ∘ g)(x) = f(g(x)) = (x + 1)²: prima si somma 1, poi si eleva al quadrato.</w:t>
+      </w:r>
+    </w:p>
+    <w:p>
+      <w:r>
+        <w:rPr/>
+        <w:t xml:space="preserve">Sono funzioni diverse: per x = 1 la prima dà 2, la seconda dà 4. Anche se la composizione si può fare in entrambi i modi, e le due funzioni hanno stesso dominio e codominio, il risultato </w:t>
+      </w:r>
+      <w:r>
+        <w:rPr>
+          <w:b/>
+        </w:rPr>
+        <w:t>dipende dall'ordine</w:t>
+      </w:r>
+      <w:r>
+        <w:rPr/>
+        <w:t>.</w:t>
+      </w:r>
+    </w:p>
+    <w:p>
+      <w:r>
+        <w:rPr/>
+        <w:t>Questo è forse il primo esempio di operazione non commutativa che si incontra: il vecchio detto "l'ordine dei fattori non cambia il prodotto" vale per i numeri, ma non per oggetti di natura diversa come le funzioni. Nel corso di Algebra e Geometria compariranno altri oggetti che si possono moltiplicare ma con un'operazione non commutativa.</w:t>
+      </w:r>
+    </w:p>
+    <w:p>
+      <w:pPr>
+        <w:pStyle w:val="Titolo2"/>
+      </w:pPr>
+      <w:r>
+        <w:rPr>
+          <w:b/>
+          <w:color w:val="E97132"/>
+        </w:rPr>
+        <w:t>L'identità è l'elemento neutro</w:t>
+      </w:r>
+    </w:p>
+    <w:p>
+      <w:r>
+        <w:rPr/>
+        <w:t>Sia f : A → B e consideriamo le due composizioni con le identità: f ∘ id</w:t>
+      </w:r>
+      <w:r>
+        <w:rPr>
+          <w:vertAlign w:val="subscript"/>
+        </w:rPr>
+        <w:t>A</w:t>
+      </w:r>
+      <w:r>
+        <w:rPr/>
+        <w:t xml:space="preserve"> e id</w:t>
+      </w:r>
+      <w:r>
+        <w:rPr>
+          <w:vertAlign w:val="subscript"/>
+        </w:rPr>
+        <w:t>B</w:t>
+      </w:r>
+      <w:r>
+        <w:rPr/>
+        <w:t xml:space="preserve"> ∘ f. Entrambe hanno dominio A e codominio B, come f. Calcoliamole su a ∈ A:</w:t>
+      </w:r>
+    </w:p>
+    <w:p>
+      <w:pPr>
+        <w:numPr>
+          <w:ilvl w:val="0"/>
+          <w:numId w:val="1"/>
+        </w:numPr>
+      </w:pPr>
+      <w:r>
+        <w:rPr/>
+        <w:t>(f ∘ id</w:t>
+      </w:r>
+      <w:r>
+        <w:rPr>
+          <w:vertAlign w:val="subscript"/>
+        </w:rPr>
+        <w:t>A</w:t>
+      </w:r>
+      <w:r>
+        <w:rPr/>
+        <w:t>)(a) = f(id</w:t>
+      </w:r>
+      <w:r>
+        <w:rPr>
+          <w:vertAlign w:val="subscript"/>
+        </w:rPr>
+        <w:t>A</w:t>
+      </w:r>
+      <w:r>
+        <w:rPr/>
+        <w:t>(a)) = f(a), perché l'identità non cambia l'elemento;</w:t>
+      </w:r>
+    </w:p>
+    <w:p>
+      <w:pPr>
+        <w:numPr>
+          <w:ilvl w:val="0"/>
+          <w:numId w:val="1"/>
+        </w:numPr>
+      </w:pPr>
+      <w:r>
+        <w:rPr/>
+        <w:t>(id</w:t>
+      </w:r>
+      <w:r>
+        <w:rPr>
+          <w:vertAlign w:val="subscript"/>
+        </w:rPr>
+        <w:t>B</w:t>
+      </w:r>
+      <w:r>
+        <w:rPr/>
+        <w:t xml:space="preserve"> ∘ f)(a) = id</w:t>
+      </w:r>
+      <w:r>
+        <w:rPr>
+          <w:vertAlign w:val="subscript"/>
+        </w:rPr>
+        <w:t>B</w:t>
+      </w:r>
+      <w:r>
+        <w:rPr/>
+        <w:t>(f(a)) = f(a), per lo stesso motivo.</w:t>
+      </w:r>
+    </w:p>
+    <w:p>
+      <w:r>
+        <w:rPr/>
+        <w:t>Dunque f ∘ id</w:t>
+      </w:r>
+      <w:r>
+        <w:rPr>
+          <w:vertAlign w:val="subscript"/>
+        </w:rPr>
+        <w:t>A</w:t>
+      </w:r>
+      <w:r>
+        <w:rPr/>
+        <w:t xml:space="preserve"> = f e id</w:t>
+      </w:r>
+      <w:r>
+        <w:rPr>
+          <w:vertAlign w:val="subscript"/>
+        </w:rPr>
+        <w:t>B</w:t>
+      </w:r>
+      <w:r>
+        <w:rPr/>
+        <w:t xml:space="preserve"> ∘ f = f: le identità si possono cancellare da una composizione, esattamente come 1 è neutro per la moltiplicazione e 0 per l'addizione. Le funzioni identità sono </w:t>
+      </w:r>
+      <w:r>
+        <w:rPr>
+          <w:b/>
+        </w:rPr>
+        <w:t>neutre</w:t>
+      </w:r>
+      <w:r>
+        <w:rPr/>
+        <w:t xml:space="preserve"> rispetto alla composizione.</w:t>
+      </w:r>
+    </w:p>
+    <w:p>
+      <w:r>
+        <w:rPr/>
+        <w:t>Resta da capire come si comportano iniettività e suriettività quando si compongono funzioni.</w:t>
+      </w:r>
+    </w:p>
+    <w:p>
+      <w:pPr>
+        <w:pStyle w:val="Titolo1"/>
+      </w:pPr>
+      <w:r>
+        <w:rPr>
+          <w:b/>
+          <w:color w:val="EE0000"/>
+        </w:rPr>
+        <w:t>19. Composizione, Iniettività e Suriettività: le Funzioni Inverse</w:t>
+      </w:r>
+    </w:p>
+    <w:p>
+      <w:pPr>
+        <w:pStyle w:val="Titolo2"/>
+      </w:pPr>
+      <w:r>
+        <w:rPr>
+          <w:b/>
+          <w:color w:val="E97132"/>
+        </w:rPr>
+        <w:t>Che cosa si conserva componendo</w:t>
+      </w:r>
+    </w:p>
+    <w:p>
+      <w:r>
+        <w:rPr/>
+        <w:t>Se si compongono funzioni di un certo tipo, si ottiene ancora una funzione dello stesso tipo? Per iniettività e suriettività la risposta è sì.</w:t>
+      </w:r>
+    </w:p>
+    <w:p>
+      <w:r>
+        <w:rPr>
+          <w:b/>
+        </w:rPr>
+        <w:t>Proposizione 1.</w:t>
+      </w:r>
+      <w:r>
+        <w:rPr/>
+        <w:t xml:space="preserve"> Siano f : A → B e g : B → C due funzioni.</w:t>
+      </w:r>
+    </w:p>
+    <w:p>
+      <w:pPr>
+        <w:numPr>
+          <w:ilvl w:val="0"/>
+          <w:numId w:val="1"/>
+        </w:numPr>
+      </w:pPr>
+      <w:r>
+        <w:rPr/>
+        <w:t>Se f e g sono iniettive, allora g ∘ f è iniettiva.</w:t>
+      </w:r>
+    </w:p>
+    <w:p>
+      <w:pPr>
+        <w:numPr>
+          <w:ilvl w:val="0"/>
+          <w:numId w:val="1"/>
+        </w:numPr>
+      </w:pPr>
+      <w:r>
+        <w:rPr/>
+        <w:t>Se f e g sono suriettive, allora g ∘ f è suriettiva.</w:t>
+      </w:r>
+    </w:p>
+    <w:p>
+      <w:r>
+        <w:rPr>
+          <w:b/>
+        </w:rPr>
+        <w:t>Dimostrazione (iniettività).</w:t>
+      </w:r>
+      <w:r>
+        <w:rPr/>
+        <w:t xml:space="preserve"> Siano a₁ ≠ a₂ in A.</w:t>
+      </w:r>
+    </w:p>
+    <w:p>
+      <w:r>
+        <w:rPr/>
+        <w:t>1. Poiché f è iniettiva, f(a₁) ≠ f(a₂).</w:t>
+      </w:r>
+    </w:p>
+    <w:p>
+      <w:r>
+        <w:rPr/>
+        <w:t>2. Poiché g è iniettiva e f(a₁), f(a₂) sono due elementi diversi di B, g(f(a₁)) ≠ g(f(a₂)).</w:t>
+      </w:r>
+    </w:p>
+    <w:p>
+      <w:r>
+        <w:rPr/>
+        <w:t>3. Quindi (g ∘ f)(a₁) ≠ (g ∘ f)(a₂).</w:t>
+      </w:r>
+    </w:p>
+    <w:p>
+      <w:r>
+        <w:rPr>
+          <w:b/>
+        </w:rPr>
+        <w:t>Dimostrazione (suriettività).</w:t>
+      </w:r>
+      <w:r>
+        <w:rPr/>
+        <w:t xml:space="preserve"> Bisogna controllare che per ogni y ∈ C esista x ∈ A con (g ∘ f)(x) = g(f(x)) = y.</w:t>
+      </w:r>
+    </w:p>
+    <w:p>
+      <w:r>
+        <w:rPr/>
+        <w:t>1. Poiché g è suriettiva, esiste b ∈ B con g(b) = y.</w:t>
+      </w:r>
+    </w:p>
+    <w:p>
+      <w:r>
+        <w:rPr/>
+        <w:t>2. Poiché f è suriettiva, esiste x ∈ A con f(x) = b.</w:t>
+      </w:r>
+    </w:p>
+    <w:p>
+      <w:r>
+        <w:rPr/>
+        <w:t>3. Allora (g ∘ f)(x) = g(f(x)) = g(b) = y.</w:t>
+      </w:r>
+    </w:p>
+    <w:p>
+      <w:pPr>
+        <w:pStyle w:val="Titolo2"/>
+      </w:pPr>
+      <w:r>
+        <w:rPr>
+          <w:b/>
+          <w:color w:val="E97132"/>
+        </w:rPr>
+        <w:t>Il viceversa: che cosa si deduce da g ∘ f</w:t>
+      </w:r>
+    </w:p>
+    <w:p>
+      <w:r>
+        <w:rPr/>
+        <w:t>Se invece si sa qualcosa della composta, si può dedurre qualcosa su una delle due funzioni: l'iniettività sulla prima, la suriettività sulla seconda.</w:t>
+      </w:r>
+    </w:p>
+    <w:p>
+      <w:r>
+        <w:rPr>
+          <w:b/>
+        </w:rPr>
+        <w:t>Proposizione 2.</w:t>
+      </w:r>
+      <w:r>
+        <w:rPr/>
+        <w:t xml:space="preserve"> Siano f : A → B e g : B → C due funzioni.</w:t>
+      </w:r>
+    </w:p>
+    <w:p>
+      <w:pPr>
+        <w:numPr>
+          <w:ilvl w:val="0"/>
+          <w:numId w:val="1"/>
+        </w:numPr>
+      </w:pPr>
+      <w:r>
+        <w:rPr/>
+        <w:t>Se g ∘ f è iniettiva, allora f è iniettiva.</w:t>
+      </w:r>
+    </w:p>
+    <w:p>
+      <w:pPr>
+        <w:numPr>
+          <w:ilvl w:val="0"/>
+          <w:numId w:val="1"/>
+        </w:numPr>
+      </w:pPr>
+      <w:r>
+        <w:rPr/>
+        <w:t>Se g ∘ f è suriettiva, allora g è suriettiva.</w:t>
+      </w:r>
+    </w:p>
+    <w:p>
+      <w:r>
+        <w:rPr>
+          <w:b/>
+        </w:rPr>
+        <w:t>Dimostrazione (iniettività).</w:t>
+      </w:r>
+      <w:r>
+        <w:rPr/>
+        <w:t xml:space="preserve"> Si dimostra che se f </w:t>
+      </w:r>
+      <w:r>
+        <w:rPr>
+          <w:b/>
+        </w:rPr>
+        <w:t>non</w:t>
+      </w:r>
+      <w:r>
+        <w:rPr/>
+        <w:t xml:space="preserve"> è iniettiva allora g ∘ f non può essere iniettiva.</w:t>
+      </w:r>
+    </w:p>
+    <w:p>
+      <w:r>
+        <w:rPr/>
+        <w:t>1. Se f non è iniettiva esistono a₁ ≠ a₂ in A con f(a₁) = f(a₂).</w:t>
+      </w:r>
+    </w:p>
+    <w:p>
+      <w:r>
+        <w:rPr/>
+        <w:t>2. Applicando g si ottiene g(f(a₁)) = g(f(a₂)), cioè (g ∘ f)(a₁) = (g ∘ f)(a₂).</w:t>
+      </w:r>
+    </w:p>
+    <w:p>
+      <w:r>
+        <w:rPr/>
+        <w:t>3. Quindi g ∘ f non è iniettiva.</w:t>
+      </w:r>
+    </w:p>
+    <w:p>
+      <w:r>
+        <w:rPr>
+          <w:b/>
+        </w:rPr>
+        <w:t>Dimostrazione (suriettività).</w:t>
+      </w:r>
+    </w:p>
+    <w:p>
+      <w:r>
+        <w:rPr/>
+        <w:t>1. Poiché g ∘ f è suriettiva, per ogni y ∈ C esiste x ∈ A con (g ∘ f)(x) = g(f(x)) = y.</w:t>
+      </w:r>
+    </w:p>
+    <w:p>
+      <w:r>
+        <w:rPr/>
+        <w:t>2. Posto b = f(x) ∈ B, si ha g(b) = y.</w:t>
+      </w:r>
+    </w:p>
+    <w:p>
+      <w:r>
+        <w:rPr/>
+        <w:t>3. Quindi ogni y ∈ C è immagine tramite g di un elemento di B: g è suriettiva.</w:t>
+      </w:r>
+    </w:p>
+    <w:p>
+      <w:r>
+        <w:rPr>
+          <w:b/>
+        </w:rPr>
+        <w:t>Conseguenza (∗).</w:t>
+      </w:r>
+      <w:r>
+        <w:rPr/>
+        <w:t xml:space="preserve"> Se g ∘ f è biettiva, allora f è iniettiva e g è suriettiva.</w:t>
+      </w:r>
+    </w:p>
+    <w:p>
+      <w:r>
+        <w:rPr/>
+        <w:t>Non si può dire di più: con f : {0} → {0, 1}, f(0) = 0 e g : {0, 1} → {0} costante, g ∘ f è biettiva ma g non è iniettiva e f non è suriettiva.</w:t>
+      </w:r>
+    </w:p>
+    <w:p>
+      <w:pPr>
+        <w:pStyle w:val="Titolo2"/>
+      </w:pPr>
+      <w:r>
+        <w:rPr>
+          <w:b/>
+          <w:color w:val="E97132"/>
+        </w:rPr>
+        <w:t>Le funzioni inverse</w:t>
+      </w:r>
+    </w:p>
+    <w:p>
+      <w:r>
+        <w:rPr/>
+        <w:t>Supponiamo di avere due funzioni f : A → B e g : B → A tali che</w:t>
+      </w:r>
+    </w:p>
+    <w:p>
+      <w:r>
+        <w:rPr/>
+        <w:t>g ∘ f = id</w:t>
       </w:r>
       <w:r>
         <w:rPr>
@@ -9325,87 +10428,89 @@
       </w:r>
       <w:r>
         <w:rPr/>
-        <w:t>. Vale il teorema fondamentale:</w:t>
-      </w:r>
-    </w:p>
-    <w:p>
-      <w:r>
-        <w:rPr>
-          <w:b/>
-        </w:rPr>
-        <w:t>f è invertibile se e solo se f è biettiva.</w:t>
+        <w:t>.</w:t>
       </w:r>
     </w:p>
     <w:p>
       <w:r>
         <w:rPr/>
-        <w:t xml:space="preserve">Se f è biettiva, la funzione g è unica; si chiama </w:t>
-      </w:r>
-      <w:r>
-        <w:rPr>
-          <w:b/>
-        </w:rPr>
-        <w:t>funzione inversa</w:t>
-      </w:r>
+        <w:t>Applichiamo (∗) a ciascuna delle due uguaglianze:</w:t>
+      </w:r>
+    </w:p>
+    <w:p>
+      <w:pPr>
+        <w:numPr>
+          <w:ilvl w:val="0"/>
+          <w:numId w:val="1"/>
+        </w:numPr>
+      </w:pPr>
       <w:r>
         <w:rPr/>
-        <w:t>, si indica con f</w:t>
-      </w:r>
-      <w:r>
-        <w:rPr>
-          <w:vertAlign w:val="superscript"/>
-        </w:rPr>
-        <w:t>-1</w:t>
+        <w:t>id</w:t>
+      </w:r>
+      <w:r>
+        <w:rPr>
+          <w:vertAlign w:val="subscript"/>
+        </w:rPr>
+        <w:t>A</w:t>
       </w:r>
       <w:r>
         <w:rPr/>
-        <w:t xml:space="preserve"> : B → A ed è definita da f</w:t>
-      </w:r>
-      <w:r>
-        <w:rPr>
-          <w:vertAlign w:val="superscript"/>
-        </w:rPr>
-        <w:t>-1</w:t>
-      </w:r>
+        <w:t xml:space="preserve"> è biettiva, quindi (∗) dà: f è iniettiva e g è suriettiva;</w:t>
+      </w:r>
+    </w:p>
+    <w:p>
+      <w:pPr>
+        <w:numPr>
+          <w:ilvl w:val="0"/>
+          <w:numId w:val="1"/>
+        </w:numPr>
+      </w:pPr>
       <w:r>
         <w:rPr/>
-        <w:t>(b) = a ⟺ f(a) = b. Per esempio k(x) = x³ da ℝ in ℝ è biettiva e la sua inversa è k</w:t>
-      </w:r>
-      <w:r>
-        <w:rPr>
-          <w:vertAlign w:val="superscript"/>
-        </w:rPr>
-        <w:t>-1</w:t>
+        <w:t>id</w:t>
+      </w:r>
+      <w:r>
+        <w:rPr>
+          <w:vertAlign w:val="subscript"/>
+        </w:rPr>
+        <w:t>B</w:t>
       </w:r>
       <w:r>
         <w:rPr/>
-        <w:t>(x) = ∛x, mentre h(n) = 2n + 1 da ℤ in ℤ non è biettiva (non è suriettiva), quindi non è invertibile.</w:t>
+        <w:t xml:space="preserve"> è biettiva, quindi (∗) applicata a f ∘ g dà: g è iniettiva (è la funzione che si applica per prima) e f è suriettiva.</w:t>
       </w:r>
     </w:p>
     <w:p>
       <w:r>
         <w:rPr/>
-        <w:t>Non va confusa la funzione inversa f</w:t>
-      </w:r>
-      <w:r>
-        <w:rPr>
-          <w:vertAlign w:val="superscript"/>
-        </w:rPr>
-        <w:t>-1</w:t>
+        <w:t xml:space="preserve">Dunque f e g sono entrambe iniettive e suriettive: </w:t>
+      </w:r>
+      <w:r>
+        <w:rPr>
+          <w:b/>
+        </w:rPr>
+        <w:t>questa situazione può capitare solo se f e g sono entrambe biettive</w:t>
       </w:r>
       <w:r>
         <w:rPr/>
-        <w:t xml:space="preserve"> (che esiste solo se f è biettiva) con la controimmagine f</w:t>
-      </w:r>
-      <w:r>
-        <w:rPr>
-          <w:vertAlign w:val="superscript"/>
-        </w:rPr>
-        <w:t>-1</w:t>
+        <w:t xml:space="preserve">. Quando capita si dice che f e g sono </w:t>
+      </w:r>
+      <w:r>
+        <w:rPr>
+          <w:b/>
+        </w:rPr>
+        <w:t>funzioni inverse</w:t>
       </w:r>
       <w:r>
         <w:rPr/>
-        <w:t>(T) del capitolo 13, che si può calcolare per qualunque funzione.</w:t>
+        <w:t xml:space="preserve"> l'una dell'altra.</w:t>
+      </w:r>
+    </w:p>
+    <w:p>
+      <w:r>
+        <w:rPr/>
+        <w:t>Questo spiega il teorema del capitolo 15: una funzione invertibile è necessariamente biettiva. Il verso opposto (una funzione biettiva è sempre invertibile) è enunciato nel capitolo 15; qui sopra è dimostrata solo la necessità della biettività.</w:t>
       </w:r>
     </w:p>
     <w:sectPr>
@@ -16814,6 +17919,7 @@
   <w:style w:type="character" w:default="1" w:styleId="Carpredefinitoparagrafo">
     <w:name w:val="Default Paragraph Font"/>
     <w:uiPriority w:val="1"/>
+    <w:semiHidden/>
     <w:unhideWhenUsed/>
   </w:style>
   <w:style w:type="table" w:default="1" w:styleId="Tabellanormale">
